--- a/services/template_document.docx
+++ b/services/template_document.docx
@@ -70,6 +70,7 @@
         <w:rPr>
           <w:color w:val="000080"/>
           <w:sz w:val="20"/>
+          <w:szCs w:val="20"/>
         </w:rPr>
         <w:t xml:space="preserve">126, </w:t>
       </w:r>
@@ -77,6 +78,7 @@
         <w:rPr>
           <w:color w:val="17127E"/>
           <w:sz w:val="20"/>
+          <w:szCs w:val="20"/>
         </w:rPr>
         <w:t>Top Syringe Compound, W. E. Highway, B/H. Samrat Hotel, Pandurang</w:t>
       </w:r>
@@ -85,6 +87,7 @@
           <w:color w:val="17127E"/>
           <w:spacing w:val="-8"/>
           <w:sz w:val="20"/>
+          <w:szCs w:val="20"/>
         </w:rPr>
         <w:t xml:space="preserve"> </w:t>
       </w:r>
@@ -92,6 +95,7 @@
         <w:rPr>
           <w:color w:val="17127E"/>
           <w:sz w:val="20"/>
+          <w:szCs w:val="20"/>
         </w:rPr>
         <w:t>Wadi,</w:t>
       </w:r>
@@ -100,13 +104,16 @@
           <w:color w:val="17127E"/>
           <w:spacing w:val="-4"/>
           <w:sz w:val="20"/>
-        </w:rPr>
-        <w:t xml:space="preserve"> </w:t>
-      </w:r>
+          <w:szCs w:val="20"/>
+        </w:rPr>
+        <w:t xml:space="preserve"> </w:t>
+      </w:r>
+      <w:proofErr w:type="gramStart"/>
       <w:r>
         <w:rPr>
           <w:color w:val="17127E"/>
           <w:sz w:val="20"/>
+          <w:szCs w:val="20"/>
         </w:rPr>
         <w:t>PO</w:t>
       </w:r>
@@ -115,6 +122,7 @@
           <w:color w:val="17127E"/>
           <w:spacing w:val="-4"/>
           <w:sz w:val="20"/>
+          <w:szCs w:val="20"/>
         </w:rPr>
         <w:t xml:space="preserve"> </w:t>
       </w:r>
@@ -122,14 +130,17 @@
         <w:rPr>
           <w:color w:val="17127E"/>
           <w:sz w:val="20"/>
+          <w:szCs w:val="20"/>
         </w:rPr>
         <w:t>:</w:t>
       </w:r>
+      <w:proofErr w:type="gramEnd"/>
       <w:r>
         <w:rPr>
           <w:color w:val="17127E"/>
           <w:spacing w:val="-5"/>
           <w:sz w:val="20"/>
+          <w:szCs w:val="20"/>
         </w:rPr>
         <w:t xml:space="preserve"> </w:t>
       </w:r>
@@ -137,6 +148,7 @@
         <w:rPr>
           <w:color w:val="17127E"/>
           <w:sz w:val="20"/>
+          <w:szCs w:val="20"/>
         </w:rPr>
         <w:t>Mira</w:t>
       </w:r>
@@ -145,6 +157,7 @@
           <w:color w:val="17127E"/>
           <w:spacing w:val="-4"/>
           <w:sz w:val="20"/>
+          <w:szCs w:val="20"/>
         </w:rPr>
         <w:t xml:space="preserve"> </w:t>
       </w:r>
@@ -152,6 +165,7 @@
         <w:rPr>
           <w:color w:val="17127E"/>
           <w:sz w:val="20"/>
+          <w:szCs w:val="20"/>
         </w:rPr>
         <w:t>(Mira</w:t>
       </w:r>
@@ -160,6 +174,7 @@
           <w:color w:val="17127E"/>
           <w:spacing w:val="-4"/>
           <w:sz w:val="20"/>
+          <w:szCs w:val="20"/>
         </w:rPr>
         <w:t xml:space="preserve"> </w:t>
       </w:r>
@@ -167,6 +182,7 @@
         <w:rPr>
           <w:color w:val="17127E"/>
           <w:sz w:val="20"/>
+          <w:szCs w:val="20"/>
         </w:rPr>
         <w:t>Road –</w:t>
       </w:r>
@@ -175,6 +191,7 @@
           <w:color w:val="17127E"/>
           <w:spacing w:val="-5"/>
           <w:sz w:val="20"/>
+          <w:szCs w:val="20"/>
         </w:rPr>
         <w:t xml:space="preserve"> </w:t>
       </w:r>
@@ -182,6 +199,7 @@
         <w:rPr>
           <w:color w:val="17127E"/>
           <w:sz w:val="20"/>
+          <w:szCs w:val="20"/>
         </w:rPr>
         <w:t>East),</w:t>
       </w:r>
@@ -190,13 +208,16 @@
           <w:color w:val="17127E"/>
           <w:spacing w:val="-3"/>
           <w:sz w:val="20"/>
-        </w:rPr>
-        <w:t xml:space="preserve"> </w:t>
-      </w:r>
+          <w:szCs w:val="20"/>
+        </w:rPr>
+        <w:t xml:space="preserve"> </w:t>
+      </w:r>
+      <w:proofErr w:type="gramStart"/>
       <w:r>
         <w:rPr>
           <w:color w:val="17127E"/>
           <w:sz w:val="20"/>
+          <w:szCs w:val="20"/>
         </w:rPr>
         <w:t>Dist.</w:t>
       </w:r>
@@ -205,6 +226,7 @@
           <w:color w:val="17127E"/>
           <w:spacing w:val="-4"/>
           <w:sz w:val="20"/>
+          <w:szCs w:val="20"/>
         </w:rPr>
         <w:t xml:space="preserve"> </w:t>
       </w:r>
@@ -212,14 +234,17 @@
         <w:rPr>
           <w:color w:val="17127E"/>
           <w:sz w:val="20"/>
+          <w:szCs w:val="20"/>
         </w:rPr>
         <w:t>:</w:t>
       </w:r>
+      <w:proofErr w:type="gramEnd"/>
       <w:r>
         <w:rPr>
           <w:color w:val="17127E"/>
           <w:spacing w:val="-7"/>
           <w:sz w:val="20"/>
+          <w:szCs w:val="20"/>
         </w:rPr>
         <w:t xml:space="preserve"> </w:t>
       </w:r>
@@ -227,6 +252,7 @@
         <w:rPr>
           <w:color w:val="17127E"/>
           <w:sz w:val="20"/>
+          <w:szCs w:val="20"/>
         </w:rPr>
         <w:t>Thane</w:t>
       </w:r>
@@ -235,6 +261,7 @@
           <w:color w:val="17127E"/>
           <w:spacing w:val="-2"/>
           <w:sz w:val="20"/>
+          <w:szCs w:val="20"/>
         </w:rPr>
         <w:t xml:space="preserve"> </w:t>
       </w:r>
@@ -242,6 +269,7 @@
         <w:rPr>
           <w:color w:val="17127E"/>
           <w:sz w:val="20"/>
+          <w:szCs w:val="20"/>
         </w:rPr>
         <w:t>–</w:t>
       </w:r>
@@ -250,6 +278,7 @@
           <w:color w:val="17127E"/>
           <w:spacing w:val="-3"/>
           <w:sz w:val="20"/>
+          <w:szCs w:val="20"/>
         </w:rPr>
         <w:t xml:space="preserve"> </w:t>
       </w:r>
@@ -257,6 +286,7 @@
         <w:rPr>
           <w:color w:val="17127E"/>
           <w:sz w:val="20"/>
+          <w:szCs w:val="20"/>
         </w:rPr>
         <w:t>401</w:t>
       </w:r>
@@ -265,6 +295,7 @@
           <w:color w:val="17127E"/>
           <w:spacing w:val="-3"/>
           <w:sz w:val="20"/>
+          <w:szCs w:val="20"/>
         </w:rPr>
         <w:t xml:space="preserve"> </w:t>
       </w:r>
@@ -272,6 +303,7 @@
         <w:rPr>
           <w:color w:val="17127E"/>
           <w:sz w:val="20"/>
+          <w:szCs w:val="20"/>
         </w:rPr>
         <w:t xml:space="preserve">104. </w:t>
       </w:r>
@@ -280,6 +312,7 @@
           <w:color w:val="17127E"/>
           <w:spacing w:val="-4"/>
           <w:sz w:val="20"/>
+          <w:szCs w:val="20"/>
         </w:rPr>
         <w:t>Mob</w:t>
       </w:r>
@@ -289,6 +322,13 @@
           <w:sz w:val="20"/>
         </w:rPr>
         <w:tab/>
+      </w:r>
+      <w:r>
+        <w:rPr>
+          <w:color w:val="17127E"/>
+          <w:sz w:val="20"/>
+          <w:szCs w:val="20"/>
+        </w:rPr>
         <w:t>:</w:t>
       </w:r>
       <w:r>
@@ -296,6 +336,7 @@
           <w:color w:val="17127E"/>
           <w:spacing w:val="40"/>
           <w:sz w:val="20"/>
+          <w:szCs w:val="20"/>
         </w:rPr>
         <w:t xml:space="preserve"> </w:t>
       </w:r>
@@ -303,6 +344,7 @@
         <w:rPr>
           <w:color w:val="17127E"/>
           <w:sz w:val="20"/>
+          <w:szCs w:val="20"/>
         </w:rPr>
         <w:t>+91</w:t>
       </w:r>
@@ -311,6 +353,7 @@
           <w:color w:val="17127E"/>
           <w:spacing w:val="40"/>
           <w:sz w:val="20"/>
+          <w:szCs w:val="20"/>
         </w:rPr>
         <w:t xml:space="preserve"> </w:t>
       </w:r>
@@ -318,6 +361,7 @@
         <w:rPr>
           <w:color w:val="17127E"/>
           <w:sz w:val="20"/>
+          <w:szCs w:val="20"/>
         </w:rPr>
         <w:t>8657537516 /</w:t>
       </w:r>
@@ -326,6 +370,7 @@
           <w:color w:val="17127E"/>
           <w:spacing w:val="40"/>
           <w:sz w:val="20"/>
+          <w:szCs w:val="20"/>
         </w:rPr>
         <w:t xml:space="preserve"> </w:t>
       </w:r>
@@ -333,6 +378,7 @@
         <w:rPr>
           <w:color w:val="17127E"/>
           <w:sz w:val="20"/>
+          <w:szCs w:val="20"/>
         </w:rPr>
         <w:t>9619741622</w:t>
       </w:r>
@@ -342,6 +388,7 @@
         <w:pStyle w:val="Heading2"/>
         <w:spacing w:before="5"/>
       </w:pPr>
+      <w:proofErr w:type="gramStart"/>
       <w:r>
         <w:rPr>
           <w:color w:val="20409A"/>
@@ -361,6 +408,7 @@
         </w:rPr>
         <w:t>:</w:t>
       </w:r>
+      <w:proofErr w:type="gramEnd"/>
       <w:r>
         <w:rPr>
           <w:color w:val="20409A"/>
@@ -368,9 +416,10 @@
         </w:rPr>
         <w:t xml:space="preserve"> </w:t>
       </w:r>
-      <w:hyperlink r:id="rId7">
+      <w:hyperlink r:id="rId7" w:history="1">
         <w:r>
           <w:rPr>
+            <w:rStyle w:val="Hyperlink"/>
             <w:color w:val="20409A"/>
           </w:rPr>
           <w:t>sales@tempo.net.in,</w:t>
@@ -383,6 +432,7 @@
         </w:rPr>
         <w:t xml:space="preserve"> </w:t>
       </w:r>
+      <w:proofErr w:type="gramStart"/>
       <w:r>
         <w:rPr>
           <w:color w:val="20409A"/>
@@ -402,6 +452,7 @@
         </w:rPr>
         <w:t>:</w:t>
       </w:r>
+      <w:proofErr w:type="gramEnd"/>
       <w:r>
         <w:rPr>
           <w:color w:val="20409A"/>
@@ -409,9 +460,10 @@
         </w:rPr>
         <w:t xml:space="preserve"> </w:t>
       </w:r>
-      <w:hyperlink r:id="rId8">
+      <w:hyperlink r:id="rId8" w:history="1">
         <w:r>
           <w:rPr>
+            <w:rStyle w:val="Hyperlink"/>
             <w:color w:val="20409A"/>
             <w:spacing w:val="-2"/>
           </w:rPr>
@@ -450,7 +502,7 @@
         </w:rPr>
         <w:drawing>
           <wp:inline distT="0" distB="0" distL="0" distR="0" wp14:anchorId="394A6483" wp14:editId="75FED7D1">
-            <wp:extent cx="682388" cy="731139"/>
+            <wp:extent cx="685800" cy="733425"/>
             <wp:effectExtent l="0" t="0" r="0" b="0"/>
             <wp:docPr id="3" name="Image 3"/>
             <wp:cNvGraphicFramePr>
@@ -499,7 +551,7 @@
         </w:rPr>
         <w:drawing>
           <wp:inline distT="0" distB="0" distL="0" distR="0" wp14:anchorId="4CAA7226" wp14:editId="41E9F425">
-            <wp:extent cx="1544687" cy="563499"/>
+            <wp:extent cx="1543050" cy="561975"/>
             <wp:effectExtent l="0" t="0" r="0" b="0"/>
             <wp:docPr id="4" name="Image 4"/>
             <wp:cNvGraphicFramePr>
@@ -547,6 +599,7 @@
         <w:rPr>
           <w:b/>
           <w:sz w:val="15"/>
+          <w:szCs w:val="15"/>
         </w:rPr>
         <w:t>ISO</w:t>
       </w:r>
@@ -555,6 +608,7 @@
           <w:b/>
           <w:spacing w:val="-6"/>
           <w:sz w:val="15"/>
+          <w:szCs w:val="15"/>
         </w:rPr>
         <w:t xml:space="preserve"> </w:t>
       </w:r>
@@ -563,6 +617,7 @@
           <w:b/>
           <w:spacing w:val="-2"/>
           <w:sz w:val="15"/>
+          <w:szCs w:val="15"/>
         </w:rPr>
         <w:t>9001:2015</w:t>
       </w:r>
@@ -610,6 +665,7 @@
           <w:b/>
           <w:color w:val="000000"/>
           <w:sz w:val="24"/>
+          <w:szCs w:val="24"/>
           <w:highlight w:val="yellow"/>
         </w:rPr>
         <w:t>GST</w:t>
@@ -620,6 +676,7 @@
           <w:color w:val="000000"/>
           <w:spacing w:val="-7"/>
           <w:sz w:val="24"/>
+          <w:szCs w:val="24"/>
           <w:highlight w:val="yellow"/>
         </w:rPr>
         <w:t xml:space="preserve"> </w:t>
@@ -629,6 +686,7 @@
           <w:b/>
           <w:color w:val="000000"/>
           <w:sz w:val="24"/>
+          <w:szCs w:val="24"/>
           <w:highlight w:val="yellow"/>
         </w:rPr>
         <w:t>No</w:t>
@@ -638,6 +696,7 @@
           <w:b/>
           <w:color w:val="000000"/>
           <w:sz w:val="24"/>
+          <w:szCs w:val="24"/>
         </w:rPr>
         <w:t>.:</w:t>
       </w:r>
@@ -647,6 +706,7 @@
           <w:color w:val="000000"/>
           <w:spacing w:val="-2"/>
           <w:sz w:val="24"/>
+          <w:szCs w:val="24"/>
         </w:rPr>
         <w:t xml:space="preserve"> </w:t>
       </w:r>
@@ -656,6 +716,7 @@
           <w:color w:val="000000"/>
           <w:spacing w:val="-2"/>
           <w:sz w:val="24"/>
+          <w:szCs w:val="24"/>
         </w:rPr>
         <w:t>27AAMCS6280R1ZB</w:t>
       </w:r>
@@ -673,14 +734,26 @@
         <w:rPr>
           <w:b/>
           <w:sz w:val="24"/>
-        </w:rPr>
-        <w:t>Ref. No. :</w:t>
-      </w:r>
+          <w:szCs w:val="24"/>
+        </w:rPr>
+        <w:t xml:space="preserve">Ref. </w:t>
+      </w:r>
+      <w:proofErr w:type="gramStart"/>
+      <w:r>
+        <w:rPr>
+          <w:b/>
+          <w:sz w:val="24"/>
+          <w:szCs w:val="24"/>
+        </w:rPr>
+        <w:t>No. :</w:t>
+      </w:r>
+      <w:proofErr w:type="gramEnd"/>
       <w:r>
         <w:rPr>
           <w:b/>
           <w:spacing w:val="40"/>
           <w:sz w:val="24"/>
+          <w:szCs w:val="24"/>
         </w:rPr>
         <w:t xml:space="preserve"> </w:t>
       </w:r>
@@ -688,6 +761,7 @@
         <w:rPr>
           <w:b/>
           <w:sz w:val="24"/>
+          <w:szCs w:val="24"/>
         </w:rPr>
         <w:t>Tempo/Quote/</w:t>
       </w:r>
@@ -696,30 +770,54 @@
           <w:b/>
           <w:color w:val="000000"/>
           <w:sz w:val="28"/>
-        </w:rPr>
-        <w:t>{quote_num}</w:t>
-      </w:r>
+          <w:szCs w:val="28"/>
+        </w:rPr>
+        <w:t>{</w:t>
+      </w:r>
+      <w:proofErr w:type="spellStart"/>
       <w:r>
         <w:rPr>
           <w:b/>
           <w:color w:val="000000"/>
           <w:sz w:val="28"/>
-        </w:rPr>
-        <w:tab/>
-      </w:r>
+          <w:szCs w:val="28"/>
+        </w:rPr>
+        <w:t>quote_num</w:t>
+      </w:r>
+      <w:proofErr w:type="spellEnd"/>
       <w:r>
         <w:rPr>
           <w:b/>
           <w:color w:val="000000"/>
           <w:sz w:val="28"/>
+          <w:szCs w:val="28"/>
+        </w:rPr>
+        <w:t>}</w:t>
+      </w:r>
+      <w:r>
+        <w:rPr>
+          <w:b/>
+          <w:color w:val="000000"/>
+          <w:sz w:val="28"/>
+        </w:rPr>
+        <w:tab/>
+      </w:r>
+      <w:r>
+        <w:rPr>
+          <w:b/>
+          <w:color w:val="000000"/>
+          <w:sz w:val="28"/>
+          <w:szCs w:val="28"/>
         </w:rPr>
         <w:t xml:space="preserve">                                                               </w:t>
       </w:r>
+      <w:proofErr w:type="gramStart"/>
       <w:r>
         <w:rPr>
           <w:b/>
           <w:color w:val="000000"/>
           <w:sz w:val="24"/>
+          <w:szCs w:val="24"/>
         </w:rPr>
         <w:t>Date:</w:t>
       </w:r>
@@ -728,15 +826,37 @@
           <w:b/>
           <w:color w:val="000000"/>
           <w:sz w:val="18"/>
-          <w:szCs w:val="16"/>
-        </w:rPr>
-        <w:t>{current_date}</w:t>
+          <w:szCs w:val="18"/>
+        </w:rPr>
+        <w:t>{</w:t>
+      </w:r>
+      <w:proofErr w:type="spellStart"/>
+      <w:proofErr w:type="gramEnd"/>
+      <w:r>
+        <w:rPr>
+          <w:b/>
+          <w:color w:val="000000"/>
+          <w:sz w:val="18"/>
+          <w:szCs w:val="18"/>
+        </w:rPr>
+        <w:t>current_date</w:t>
+      </w:r>
+      <w:proofErr w:type="spellEnd"/>
+      <w:r>
+        <w:rPr>
+          <w:b/>
+          <w:color w:val="000000"/>
+          <w:sz w:val="18"/>
+          <w:szCs w:val="18"/>
+        </w:rPr>
+        <w:t>}</w:t>
       </w:r>
       <w:r>
         <w:rPr>
           <w:b/>
           <w:color w:val="000000"/>
           <w:sz w:val="24"/>
+          <w:szCs w:val="24"/>
         </w:rPr>
         <w:t xml:space="preserve"> </w:t>
       </w:r>
@@ -754,8 +874,29 @@
           <w:b/>
           <w:color w:val="000000"/>
           <w:sz w:val="24"/>
-        </w:rPr>
-        <w:t>{client_company}</w:t>
+          <w:szCs w:val="24"/>
+        </w:rPr>
+        <w:t>{</w:t>
+      </w:r>
+      <w:proofErr w:type="spellStart"/>
+      <w:r>
+        <w:rPr>
+          <w:b/>
+          <w:color w:val="000000"/>
+          <w:sz w:val="24"/>
+          <w:szCs w:val="24"/>
+        </w:rPr>
+        <w:t>client_company</w:t>
+      </w:r>
+      <w:proofErr w:type="spellEnd"/>
+      <w:r>
+        <w:rPr>
+          <w:b/>
+          <w:color w:val="000000"/>
+          <w:sz w:val="24"/>
+          <w:szCs w:val="24"/>
+        </w:rPr>
+        <w:t>}</w:t>
       </w:r>
     </w:p>
     <w:p>
@@ -773,16 +914,25 @@
         <w:ind w:left="141" w:right="7020"/>
       </w:pPr>
       <w:r>
-        <w:t>{client_city-client_postal_code}</w:t>
+        <w:t>{</w:t>
+      </w:r>
+      <w:proofErr w:type="spellStart"/>
+      <w:r>
+        <w:t>client_city-client_postal_code</w:t>
+      </w:r>
+      <w:proofErr w:type="spellEnd"/>
+      <w:r>
+        <w:t>}</w:t>
       </w:r>
     </w:p>
     <w:p>
       <w:pPr>
         <w:ind w:left="196"/>
       </w:pPr>
-      <w:r>
-        <w:rPr>
-          <w:rFonts w:ascii="Wingdings" w:hAnsi="Wingdings"/>
+      <w:proofErr w:type="gramStart"/>
+      <w:r>
+        <w:rPr>
+          <w:rFonts w:ascii="Wingdings" w:eastAsia="Wingdings" w:hAnsi="Wingdings" w:cs="Wingdings"/>
         </w:rPr>
         <w:t></w:t>
       </w:r>
@@ -795,20 +945,48 @@
       <w:r>
         <w:t>:</w:t>
       </w:r>
+      <w:proofErr w:type="gramEnd"/>
       <w:r>
         <w:rPr>
           <w:spacing w:val="-2"/>
         </w:rPr>
         <w:t xml:space="preserve"> </w:t>
       </w:r>
-      <w:hyperlink r:id="rId12">
+      <w:hyperlink r:id="rId12" w:history="1">
         <w:r>
           <w:rPr>
+            <w:rStyle w:val="Hyperlink"/>
             <w:rFonts w:ascii="Arial MT" w:hAnsi="Arial MT"/>
+            <w:color w:val="467886"/>
             <w:spacing w:val="-2"/>
             <w:sz w:val="20"/>
+            <w:szCs w:val="20"/>
           </w:rPr>
-          <w:t>{client_email}</w:t>
+          <w:t>{</w:t>
+        </w:r>
+        <w:proofErr w:type="spellStart"/>
+        <w:r>
+          <w:rPr>
+            <w:rStyle w:val="Hyperlink"/>
+            <w:rFonts w:ascii="Arial MT" w:hAnsi="Arial MT"/>
+            <w:color w:val="467886"/>
+            <w:spacing w:val="-2"/>
+            <w:sz w:val="20"/>
+            <w:szCs w:val="20"/>
+          </w:rPr>
+          <w:t>client_email</w:t>
+        </w:r>
+        <w:proofErr w:type="spellEnd"/>
+        <w:r>
+          <w:rPr>
+            <w:rStyle w:val="Hyperlink"/>
+            <w:rFonts w:ascii="Arial MT" w:hAnsi="Arial MT"/>
+            <w:color w:val="467886"/>
+            <w:spacing w:val="-2"/>
+            <w:sz w:val="20"/>
+            <w:szCs w:val="20"/>
+          </w:rPr>
+          <w:t>}</w:t>
         </w:r>
       </w:hyperlink>
     </w:p>
@@ -839,14 +1017,22 @@
         <w:t xml:space="preserve">Attn.: </w:t>
       </w:r>
       <w:r>
-        <w:t>{buyer_name}</w:t>
+        <w:t>{</w:t>
+      </w:r>
+      <w:proofErr w:type="spellStart"/>
+      <w:r>
+        <w:t>buyer_name</w:t>
+      </w:r>
+      <w:proofErr w:type="spellEnd"/>
+      <w:r>
+        <w:t>}</w:t>
       </w:r>
       <w:r>
         <w:t xml:space="preserve"> (</w:t>
       </w:r>
       <w:r>
         <w:rPr>
-          <w:rFonts w:ascii="Webdings" w:hAnsi="Webdings"/>
+          <w:rFonts w:ascii="Webdings" w:eastAsia="Webdings" w:hAnsi="Webdings" w:cs="Webdings"/>
           <w:b w:val="0"/>
         </w:rPr>
         <w:t></w:t>
@@ -860,27 +1046,32 @@
       <w:r>
         <w:t>{</w:t>
       </w:r>
-      <w:r>
-        <w:rPr>
-          <w:rFonts w:ascii="Arial MT" w:hAnsi="Arial MT"/>
+      <w:proofErr w:type="spellStart"/>
+      <w:r>
+        <w:rPr>
+          <w:rFonts w:ascii="Arial MT" w:eastAsia="Arial MT" w:hAnsi="Arial MT" w:cs="Arial MT"/>
           <w:b w:val="0"/>
           <w:sz w:val="24"/>
+          <w:szCs w:val="24"/>
         </w:rPr>
         <w:t>buyer_phone_num</w:t>
       </w:r>
       <w:r>
         <w:rPr>
-          <w:rFonts w:ascii="Arial MT" w:hAnsi="Arial MT"/>
+          <w:rFonts w:ascii="Arial MT" w:eastAsia="Arial MT" w:hAnsi="Arial MT" w:cs="Arial MT"/>
           <w:b w:val="0"/>
           <w:sz w:val="24"/>
+          <w:szCs w:val="24"/>
         </w:rPr>
         <w:t>ber</w:t>
       </w:r>
-      <w:r>
-        <w:rPr>
-          <w:rFonts w:ascii="Arial MT" w:hAnsi="Arial MT"/>
+      <w:proofErr w:type="spellEnd"/>
+      <w:r>
+        <w:rPr>
+          <w:rFonts w:ascii="Arial MT" w:eastAsia="Arial MT" w:hAnsi="Arial MT" w:cs="Arial MT"/>
           <w:b w:val="0"/>
           <w:sz w:val="24"/>
+          <w:szCs w:val="24"/>
         </w:rPr>
         <w:t>}</w:t>
       </w:r>
@@ -921,9 +1112,11 @@
         </w:rPr>
         <w:t xml:space="preserve"> </w:t>
       </w:r>
+      <w:proofErr w:type="spellStart"/>
       <w:r>
         <w:t>Whatsapp</w:t>
       </w:r>
+      <w:proofErr w:type="spellEnd"/>
       <w:r>
         <w:rPr>
           <w:spacing w:val="19"/>
@@ -949,7 +1142,15 @@
         <w:t xml:space="preserve"> </w:t>
       </w:r>
       <w:r>
-        <w:t>{date_input}</w:t>
+        <w:t>{</w:t>
+      </w:r>
+      <w:proofErr w:type="spellStart"/>
+      <w:r>
+        <w:t>date_input</w:t>
+      </w:r>
+      <w:proofErr w:type="spellEnd"/>
+      <w:r>
+        <w:t>}</w:t>
       </w:r>
     </w:p>
     <w:p>
@@ -963,6 +1164,7 @@
       <w:r>
         <w:rPr>
           <w:sz w:val="21"/>
+          <w:szCs w:val="21"/>
         </w:rPr>
         <w:t>Dear</w:t>
       </w:r>
@@ -970,6 +1172,7 @@
         <w:rPr>
           <w:spacing w:val="-1"/>
           <w:sz w:val="21"/>
+          <w:szCs w:val="21"/>
         </w:rPr>
         <w:t xml:space="preserve"> </w:t>
       </w:r>
@@ -977,6 +1180,7 @@
         <w:rPr>
           <w:spacing w:val="-2"/>
           <w:sz w:val="21"/>
+          <w:szCs w:val="21"/>
         </w:rPr>
         <w:t>Sir/Madam,</w:t>
       </w:r>
@@ -1087,7 +1291,7 @@
           </mc:Choice>
           <mc:Fallback>
             <w:pict>
-              <v:shape w14:anchorId="6CBDC116" id="Graphic 5" o:spid="_x0000_s1026" style="position:absolute;margin-left:55.2pt;margin-top:15.4pt;width:507.6pt;height:2.2pt;z-index:-15728640;visibility:visible;mso-wrap-style:square;mso-wrap-distance-left:0;mso-wrap-distance-top:0;mso-wrap-distance-right:0;mso-wrap-distance-bottom:0;mso-position-horizontal:absolute;mso-position-horizontal-relative:page;mso-position-vertical:absolute;mso-position-vertical-relative:text;v-text-anchor:top" coordsize="6446520,27940" o:gfxdata="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" path="m6446266,18288l,18288r,9144l6446266,27432r,-9144xem6446266,l,,,9144r6446266,l6446266,xe" fillcolor="black" stroked="f">
+              <v:shape w14:anchorId="109F0063" id="Graphic 5" o:spid="_x0000_s1026" style="position:absolute;margin-left:55.2pt;margin-top:15.4pt;width:507.6pt;height:2.2pt;z-index:-15728640;visibility:visible;mso-wrap-style:square;mso-wrap-distance-left:0;mso-wrap-distance-top:0;mso-wrap-distance-right:0;mso-wrap-distance-bottom:0;mso-position-horizontal:absolute;mso-position-horizontal-relative:page;mso-position-vertical:absolute;mso-position-vertical-relative:text;v-text-anchor:top" coordsize="6446520,27940" o:gfxdata="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" path="m6446266,18288l,18288r,9144l6446266,27432r,-9144xem6446266,l,,,9144r6446266,l6446266,xe" fillcolor="black" stroked="f">
                 <v:path arrowok="t"/>
                 <w10:wrap type="topAndBottom" anchorx="page"/>
               </v:shape>
@@ -1098,6 +1302,7 @@
       <w:r>
         <w:rPr>
           <w:sz w:val="21"/>
+          <w:szCs w:val="21"/>
         </w:rPr>
         <w:t>We</w:t>
       </w:r>
@@ -1105,12 +1310,14 @@
         <w:rPr>
           <w:spacing w:val="-7"/>
           <w:sz w:val="21"/>
+          <w:szCs w:val="21"/>
         </w:rPr>
         <w:t xml:space="preserve"> </w:t>
       </w:r>
       <w:r>
         <w:rPr>
           <w:sz w:val="21"/>
+          <w:szCs w:val="21"/>
         </w:rPr>
         <w:t>thank</w:t>
       </w:r>
@@ -1118,12 +1325,14 @@
         <w:rPr>
           <w:spacing w:val="-5"/>
           <w:sz w:val="21"/>
+          <w:szCs w:val="21"/>
         </w:rPr>
         <w:t xml:space="preserve"> </w:t>
       </w:r>
       <w:r>
         <w:rPr>
           <w:sz w:val="21"/>
+          <w:szCs w:val="21"/>
         </w:rPr>
         <w:t>you</w:t>
       </w:r>
@@ -1131,12 +1340,14 @@
         <w:rPr>
           <w:spacing w:val="-5"/>
           <w:sz w:val="21"/>
+          <w:szCs w:val="21"/>
         </w:rPr>
         <w:t xml:space="preserve"> </w:t>
       </w:r>
       <w:r>
         <w:rPr>
           <w:sz w:val="21"/>
+          <w:szCs w:val="21"/>
         </w:rPr>
         <w:t>for</w:t>
       </w:r>
@@ -1144,12 +1355,14 @@
         <w:rPr>
           <w:spacing w:val="-6"/>
           <w:sz w:val="21"/>
+          <w:szCs w:val="21"/>
         </w:rPr>
         <w:t xml:space="preserve"> </w:t>
       </w:r>
       <w:r>
         <w:rPr>
           <w:sz w:val="21"/>
+          <w:szCs w:val="21"/>
         </w:rPr>
         <w:t>the</w:t>
       </w:r>
@@ -1157,12 +1370,14 @@
         <w:rPr>
           <w:spacing w:val="-4"/>
           <w:sz w:val="21"/>
+          <w:szCs w:val="21"/>
         </w:rPr>
         <w:t xml:space="preserve"> </w:t>
       </w:r>
       <w:r>
         <w:rPr>
           <w:sz w:val="21"/>
+          <w:szCs w:val="21"/>
         </w:rPr>
         <w:t>above</w:t>
       </w:r>
@@ -1170,12 +1385,14 @@
         <w:rPr>
           <w:spacing w:val="-5"/>
           <w:sz w:val="21"/>
+          <w:szCs w:val="21"/>
         </w:rPr>
         <w:t xml:space="preserve"> </w:t>
       </w:r>
       <w:r>
         <w:rPr>
           <w:sz w:val="21"/>
+          <w:szCs w:val="21"/>
         </w:rPr>
         <w:t>reference</w:t>
       </w:r>
@@ -1183,12 +1400,14 @@
         <w:rPr>
           <w:spacing w:val="-5"/>
           <w:sz w:val="21"/>
+          <w:szCs w:val="21"/>
         </w:rPr>
         <w:t xml:space="preserve"> </w:t>
       </w:r>
       <w:r>
         <w:rPr>
           <w:sz w:val="21"/>
+          <w:szCs w:val="21"/>
         </w:rPr>
         <w:t>&amp;</w:t>
       </w:r>
@@ -1196,12 +1415,14 @@
         <w:rPr>
           <w:spacing w:val="-7"/>
           <w:sz w:val="21"/>
+          <w:szCs w:val="21"/>
         </w:rPr>
         <w:t xml:space="preserve"> </w:t>
       </w:r>
       <w:r>
         <w:rPr>
           <w:sz w:val="21"/>
+          <w:szCs w:val="21"/>
         </w:rPr>
         <w:t>are</w:t>
       </w:r>
@@ -1209,12 +1430,14 @@
         <w:rPr>
           <w:spacing w:val="-4"/>
           <w:sz w:val="21"/>
+          <w:szCs w:val="21"/>
         </w:rPr>
         <w:t xml:space="preserve"> </w:t>
       </w:r>
       <w:r>
         <w:rPr>
           <w:sz w:val="21"/>
+          <w:szCs w:val="21"/>
         </w:rPr>
         <w:t>pleased</w:t>
       </w:r>
@@ -1222,12 +1445,14 @@
         <w:rPr>
           <w:spacing w:val="-5"/>
           <w:sz w:val="21"/>
+          <w:szCs w:val="21"/>
         </w:rPr>
         <w:t xml:space="preserve"> </w:t>
       </w:r>
       <w:r>
         <w:rPr>
           <w:sz w:val="21"/>
+          <w:szCs w:val="21"/>
         </w:rPr>
         <w:t>to</w:t>
       </w:r>
@@ -1235,12 +1460,14 @@
         <w:rPr>
           <w:spacing w:val="-5"/>
           <w:sz w:val="21"/>
+          <w:szCs w:val="21"/>
         </w:rPr>
         <w:t xml:space="preserve"> </w:t>
       </w:r>
       <w:r>
         <w:rPr>
           <w:sz w:val="21"/>
+          <w:szCs w:val="21"/>
         </w:rPr>
         <w:t>quote</w:t>
       </w:r>
@@ -1248,12 +1475,14 @@
         <w:rPr>
           <w:spacing w:val="-5"/>
           <w:sz w:val="21"/>
+          <w:szCs w:val="21"/>
         </w:rPr>
         <w:t xml:space="preserve"> </w:t>
       </w:r>
       <w:r>
         <w:rPr>
           <w:sz w:val="21"/>
+          <w:szCs w:val="21"/>
         </w:rPr>
         <w:t>as</w:t>
       </w:r>
@@ -1261,12 +1490,14 @@
         <w:rPr>
           <w:spacing w:val="-5"/>
           <w:sz w:val="21"/>
+          <w:szCs w:val="21"/>
         </w:rPr>
         <w:t xml:space="preserve"> </w:t>
       </w:r>
       <w:r>
         <w:rPr>
           <w:sz w:val="21"/>
+          <w:szCs w:val="21"/>
         </w:rPr>
         <w:t>under,</w:t>
       </w:r>
@@ -1274,12 +1505,14 @@
         <w:rPr>
           <w:spacing w:val="-5"/>
           <w:sz w:val="21"/>
+          <w:szCs w:val="21"/>
         </w:rPr>
         <w:t xml:space="preserve"> </w:t>
       </w:r>
       <w:r>
         <w:rPr>
           <w:sz w:val="21"/>
+          <w:szCs w:val="21"/>
         </w:rPr>
         <w:t>subject</w:t>
       </w:r>
@@ -1287,12 +1520,14 @@
         <w:rPr>
           <w:spacing w:val="-7"/>
           <w:sz w:val="21"/>
+          <w:szCs w:val="21"/>
         </w:rPr>
         <w:t xml:space="preserve"> </w:t>
       </w:r>
       <w:r>
         <w:rPr>
           <w:sz w:val="21"/>
+          <w:szCs w:val="21"/>
         </w:rPr>
         <w:t>to</w:t>
       </w:r>
@@ -1300,12 +1535,14 @@
         <w:rPr>
           <w:spacing w:val="-5"/>
           <w:sz w:val="21"/>
+          <w:szCs w:val="21"/>
         </w:rPr>
         <w:t xml:space="preserve"> </w:t>
       </w:r>
       <w:r>
         <w:rPr>
           <w:sz w:val="21"/>
+          <w:szCs w:val="21"/>
         </w:rPr>
         <w:t>the</w:t>
       </w:r>
@@ -1313,12 +1550,14 @@
         <w:rPr>
           <w:spacing w:val="-7"/>
           <w:sz w:val="21"/>
+          <w:szCs w:val="21"/>
         </w:rPr>
         <w:t xml:space="preserve"> </w:t>
       </w:r>
       <w:r>
         <w:rPr>
           <w:sz w:val="21"/>
+          <w:szCs w:val="21"/>
         </w:rPr>
         <w:t>conditions</w:t>
       </w:r>
@@ -1326,12 +1565,14 @@
         <w:rPr>
           <w:spacing w:val="-5"/>
           <w:sz w:val="21"/>
+          <w:szCs w:val="21"/>
         </w:rPr>
         <w:t xml:space="preserve"> </w:t>
       </w:r>
       <w:r>
         <w:rPr>
           <w:sz w:val="21"/>
+          <w:szCs w:val="21"/>
         </w:rPr>
         <w:t>mentioned</w:t>
       </w:r>
@@ -1339,12 +1580,14 @@
         <w:rPr>
           <w:spacing w:val="-5"/>
           <w:sz w:val="21"/>
+          <w:szCs w:val="21"/>
         </w:rPr>
         <w:t xml:space="preserve"> </w:t>
       </w:r>
       <w:r>
         <w:rPr>
           <w:sz w:val="21"/>
+          <w:szCs w:val="21"/>
         </w:rPr>
         <w:t>below</w:t>
       </w:r>
@@ -1352,6 +1595,7 @@
         <w:rPr>
           <w:spacing w:val="-5"/>
           <w:sz w:val="21"/>
+          <w:szCs w:val="21"/>
         </w:rPr>
         <w:t xml:space="preserve"> </w:t>
       </w:r>
@@ -1359,6 +1603,7 @@
         <w:rPr>
           <w:spacing w:val="-10"/>
           <w:sz w:val="21"/>
+          <w:szCs w:val="21"/>
         </w:rPr>
         <w:t>-</w:t>
       </w:r>
@@ -1371,20 +1616,55 @@
         <w:spacing w:before="137"/>
         <w:ind w:left="141"/>
         <w:rPr>
-          <w:b/>
+          <w:bCs/>
+          <w:spacing w:val="-2"/>
+          <w:sz w:val="28"/>
+          <w:szCs w:val="28"/>
+        </w:rPr>
+      </w:pPr>
+      <w:r>
+        <w:rPr>
+          <w:bCs/>
+          <w:spacing w:val="-2"/>
+          <w:sz w:val="28"/>
+          <w:szCs w:val="28"/>
+        </w:rPr>
+        <w:t>{</w:t>
+      </w:r>
+      <w:proofErr w:type="spellStart"/>
+      <w:r>
+        <w:rPr>
+          <w:bCs/>
+          <w:spacing w:val="-2"/>
+          <w:sz w:val="28"/>
+          <w:szCs w:val="28"/>
+        </w:rPr>
+        <w:t>product_group</w:t>
+      </w:r>
+      <w:proofErr w:type="spellEnd"/>
+      <w:r>
+        <w:rPr>
+          <w:bCs/>
+          <w:spacing w:val="-2"/>
+          <w:sz w:val="28"/>
+          <w:szCs w:val="28"/>
+        </w:rPr>
+        <w:t>}</w:t>
+      </w:r>
+    </w:p>
+    <w:p>
+      <w:pPr>
+        <w:tabs>
+          <w:tab w:val="left" w:pos="5052"/>
+        </w:tabs>
+        <w:spacing w:before="137"/>
+        <w:ind w:left="141"/>
+        <w:rPr>
+          <w:bCs/>
           <w:i/>
           <w:sz w:val="24"/>
         </w:rPr>
       </w:pPr>
-      <w:r>
-        <w:rPr>
-          <w:b/>
-          <w:spacing w:val="-2"/>
-          <w:sz w:val="28"/>
-          <w:u w:val="single"/>
-        </w:rPr>
-        <w:t>{product_group}</w:t>
-      </w:r>
     </w:p>
     <w:p>
       <w:pPr>
@@ -1393,22 +1673,48 @@
         <w:rPr>
           <w:b/>
           <w:i/>
-          <w:sz w:val="20"/>
+          <w:sz w:val="28"/>
+          <w:szCs w:val="28"/>
         </w:rPr>
       </w:pPr>
+      <w:r>
+        <w:rPr>
+          <w:sz w:val="28"/>
+          <w:szCs w:val="28"/>
+        </w:rPr>
+        <w:t xml:space="preserve">    Product Details: {</w:t>
+      </w:r>
+      <w:proofErr w:type="spellStart"/>
+      <w:r>
+        <w:rPr>
+          <w:sz w:val="28"/>
+          <w:szCs w:val="28"/>
+        </w:rPr>
+        <w:t>product_details</w:t>
+      </w:r>
+      <w:proofErr w:type="spellEnd"/>
+      <w:r>
+        <w:rPr>
+          <w:sz w:val="28"/>
+          <w:szCs w:val="28"/>
+        </w:rPr>
+        <w:t>}</w:t>
+      </w:r>
     </w:p>
     <w:p>
       <w:pPr>
         <w:pStyle w:val="TableParagraph"/>
         <w:spacing w:line="217" w:lineRule="exact"/>
         <w:rPr>
-          <w:sz w:val="20"/>
+          <w:sz w:val="28"/>
+          <w:szCs w:val="28"/>
         </w:rPr>
         <w:sectPr>
           <w:type w:val="continuous"/>
-          <w:pgSz w:w="11910" w:h="16840"/>
+          <w:pgSz w:w="11910" w:h="16840" w:code="9"/>
           <w:pgMar w:top="440" w:right="425" w:bottom="1460" w:left="992" w:header="0" w:footer="1270" w:gutter="0"/>
           <w:cols w:space="720"/>
+          <w:docGrid w:linePitch="299"/>
         </w:sectPr>
       </w:pPr>
     </w:p>
@@ -1416,12 +1722,37 @@
       <w:pPr>
         <w:pStyle w:val="BodyText"/>
         <w:spacing w:before="15"/>
+        <w:ind w:firstLine="141"/>
         <w:rPr>
           <w:b/>
           <w:i/>
-          <w:sz w:val="20"/>
+          <w:sz w:val="28"/>
+          <w:szCs w:val="28"/>
         </w:rPr>
       </w:pPr>
+      <w:r>
+        <w:rPr>
+          <w:sz w:val="28"/>
+          <w:szCs w:val="28"/>
+        </w:rPr>
+        <w:t>{</w:t>
+      </w:r>
+      <w:proofErr w:type="spellStart"/>
+      <w:r>
+        <w:rPr>
+          <w:sz w:val="28"/>
+          <w:szCs w:val="28"/>
+        </w:rPr>
+        <w:t>special_model_table</w:t>
+      </w:r>
+      <w:proofErr w:type="spellEnd"/>
+      <w:r>
+        <w:rPr>
+          <w:sz w:val="28"/>
+          <w:szCs w:val="28"/>
+        </w:rPr>
+        <w:t>}</w:t>
+      </w:r>
     </w:p>
     <w:p>
       <w:pPr>
@@ -1645,6 +1976,7 @@
               <w:rPr>
                 <w:b/>
                 <w:sz w:val="28"/>
+                <w:szCs w:val="28"/>
                 <w:u w:val="single"/>
               </w:rPr>
               <w:lastRenderedPageBreak/>
@@ -1655,6 +1987,7 @@
                 <w:b/>
                 <w:spacing w:val="-4"/>
                 <w:sz w:val="28"/>
+                <w:szCs w:val="28"/>
                 <w:u w:val="single"/>
               </w:rPr>
               <w:t xml:space="preserve"> </w:t>
@@ -1663,6 +1996,7 @@
               <w:rPr>
                 <w:b/>
                 <w:sz w:val="28"/>
+                <w:szCs w:val="28"/>
                 <w:u w:val="single"/>
               </w:rPr>
               <w:t>&amp;</w:t>
@@ -1672,6 +2006,7 @@
                 <w:b/>
                 <w:spacing w:val="-4"/>
                 <w:sz w:val="28"/>
+                <w:szCs w:val="28"/>
                 <w:u w:val="single"/>
               </w:rPr>
               <w:t xml:space="preserve"> </w:t>
@@ -1681,6 +2016,7 @@
                 <w:b/>
                 <w:spacing w:val="-2"/>
                 <w:sz w:val="28"/>
+                <w:szCs w:val="28"/>
                 <w:u w:val="single"/>
               </w:rPr>
               <w:t>CONDITIONS</w:t>
@@ -1711,6 +2047,7 @@
                 <w:b/>
                 <w:spacing w:val="-2"/>
                 <w:sz w:val="20"/>
+                <w:szCs w:val="20"/>
               </w:rPr>
               <w:t>PRICE</w:t>
             </w:r>
@@ -1734,6 +2071,7 @@
             <w:r>
               <w:rPr>
                 <w:sz w:val="20"/>
+                <w:szCs w:val="20"/>
               </w:rPr>
               <w:t>All</w:t>
             </w:r>
@@ -1741,12 +2079,14 @@
               <w:rPr>
                 <w:spacing w:val="-5"/>
                 <w:sz w:val="20"/>
-              </w:rPr>
-              <w:t xml:space="preserve"> </w:t>
-            </w:r>
-            <w:r>
-              <w:rPr>
-                <w:sz w:val="20"/>
+                <w:szCs w:val="20"/>
+              </w:rPr>
+              <w:t xml:space="preserve"> </w:t>
+            </w:r>
+            <w:r>
+              <w:rPr>
+                <w:sz w:val="20"/>
+                <w:szCs w:val="20"/>
               </w:rPr>
               <w:t>prices</w:t>
             </w:r>
@@ -1754,12 +2094,14 @@
               <w:rPr>
                 <w:spacing w:val="-2"/>
                 <w:sz w:val="20"/>
-              </w:rPr>
-              <w:t xml:space="preserve"> </w:t>
-            </w:r>
-            <w:r>
-              <w:rPr>
-                <w:sz w:val="20"/>
+                <w:szCs w:val="20"/>
+              </w:rPr>
+              <w:t xml:space="preserve"> </w:t>
+            </w:r>
+            <w:r>
+              <w:rPr>
+                <w:sz w:val="20"/>
+                <w:szCs w:val="20"/>
               </w:rPr>
               <w:t>given</w:t>
             </w:r>
@@ -1767,12 +2109,14 @@
               <w:rPr>
                 <w:spacing w:val="-4"/>
                 <w:sz w:val="20"/>
-              </w:rPr>
-              <w:t xml:space="preserve"> </w:t>
-            </w:r>
-            <w:r>
-              <w:rPr>
-                <w:sz w:val="20"/>
+                <w:szCs w:val="20"/>
+              </w:rPr>
+              <w:t xml:space="preserve"> </w:t>
+            </w:r>
+            <w:r>
+              <w:rPr>
+                <w:sz w:val="20"/>
+                <w:szCs w:val="20"/>
               </w:rPr>
               <w:t>in</w:t>
             </w:r>
@@ -1780,12 +2124,14 @@
               <w:rPr>
                 <w:spacing w:val="-5"/>
                 <w:sz w:val="20"/>
-              </w:rPr>
-              <w:t xml:space="preserve"> </w:t>
-            </w:r>
-            <w:r>
-              <w:rPr>
-                <w:sz w:val="20"/>
+                <w:szCs w:val="20"/>
+              </w:rPr>
+              <w:t xml:space="preserve"> </w:t>
+            </w:r>
+            <w:r>
+              <w:rPr>
+                <w:sz w:val="20"/>
+                <w:szCs w:val="20"/>
               </w:rPr>
               <w:t>quotation</w:t>
             </w:r>
@@ -1793,12 +2139,14 @@
               <w:rPr>
                 <w:spacing w:val="-5"/>
                 <w:sz w:val="20"/>
-              </w:rPr>
-              <w:t xml:space="preserve"> </w:t>
-            </w:r>
-            <w:r>
-              <w:rPr>
-                <w:sz w:val="20"/>
+                <w:szCs w:val="20"/>
+              </w:rPr>
+              <w:t xml:space="preserve"> </w:t>
+            </w:r>
+            <w:r>
+              <w:rPr>
+                <w:sz w:val="20"/>
+                <w:szCs w:val="20"/>
               </w:rPr>
               <w:t xml:space="preserve">are </w:t>
             </w:r>
@@ -1806,6 +2154,7 @@
               <w:rPr>
                 <w:color w:val="000000"/>
                 <w:sz w:val="20"/>
+                <w:szCs w:val="20"/>
                 <w:highlight w:val="yellow"/>
               </w:rPr>
               <w:t>our</w:t>
@@ -1815,6 +2164,7 @@
                 <w:color w:val="000000"/>
                 <w:spacing w:val="-2"/>
                 <w:sz w:val="20"/>
+                <w:szCs w:val="20"/>
                 <w:highlight w:val="yellow"/>
               </w:rPr>
               <w:t xml:space="preserve"> </w:t>
@@ -1824,6 +2174,7 @@
                 <w:b/>
                 <w:color w:val="000000"/>
                 <w:sz w:val="24"/>
+                <w:szCs w:val="24"/>
                 <w:highlight w:val="yellow"/>
               </w:rPr>
               <w:t>Ex-works</w:t>
@@ -1834,6 +2185,7 @@
                 <w:color w:val="000000"/>
                 <w:spacing w:val="-7"/>
                 <w:sz w:val="24"/>
+                <w:szCs w:val="24"/>
                 <w:highlight w:val="yellow"/>
               </w:rPr>
               <w:t xml:space="preserve"> </w:t>
@@ -1844,6 +2196,7 @@
                 <w:color w:val="000000"/>
                 <w:spacing w:val="-2"/>
                 <w:sz w:val="24"/>
+                <w:szCs w:val="24"/>
                 <w:highlight w:val="yellow"/>
               </w:rPr>
               <w:t>prices</w:t>
@@ -1854,6 +2207,7 @@
                 <w:color w:val="000000"/>
                 <w:spacing w:val="-2"/>
                 <w:sz w:val="20"/>
+                <w:szCs w:val="20"/>
               </w:rPr>
               <w:t>.</w:t>
             </w:r>
@@ -1870,6 +2224,7 @@
             <w:r>
               <w:rPr>
                 <w:sz w:val="20"/>
+                <w:szCs w:val="20"/>
               </w:rPr>
               <w:t>All</w:t>
             </w:r>
@@ -1877,12 +2232,14 @@
               <w:rPr>
                 <w:spacing w:val="23"/>
                 <w:sz w:val="20"/>
-              </w:rPr>
-              <w:t xml:space="preserve"> </w:t>
-            </w:r>
-            <w:r>
-              <w:rPr>
-                <w:sz w:val="20"/>
+                <w:szCs w:val="20"/>
+              </w:rPr>
+              <w:t xml:space="preserve"> </w:t>
+            </w:r>
+            <w:r>
+              <w:rPr>
+                <w:sz w:val="20"/>
+                <w:szCs w:val="20"/>
               </w:rPr>
               <w:t>incidental</w:t>
             </w:r>
@@ -1890,12 +2247,14 @@
               <w:rPr>
                 <w:spacing w:val="24"/>
                 <w:sz w:val="20"/>
-              </w:rPr>
-              <w:t xml:space="preserve"> </w:t>
-            </w:r>
-            <w:r>
-              <w:rPr>
-                <w:sz w:val="20"/>
+                <w:szCs w:val="20"/>
+              </w:rPr>
+              <w:t xml:space="preserve"> </w:t>
+            </w:r>
+            <w:r>
+              <w:rPr>
+                <w:sz w:val="20"/>
+                <w:szCs w:val="20"/>
               </w:rPr>
               <w:t>expenses</w:t>
             </w:r>
@@ -1903,12 +2262,14 @@
               <w:rPr>
                 <w:spacing w:val="23"/>
                 <w:sz w:val="20"/>
-              </w:rPr>
-              <w:t xml:space="preserve"> </w:t>
-            </w:r>
-            <w:r>
-              <w:rPr>
-                <w:sz w:val="20"/>
+                <w:szCs w:val="20"/>
+              </w:rPr>
+              <w:t xml:space="preserve"> </w:t>
+            </w:r>
+            <w:r>
+              <w:rPr>
+                <w:sz w:val="20"/>
+                <w:szCs w:val="20"/>
               </w:rPr>
               <w:t>such</w:t>
             </w:r>
@@ -1916,12 +2277,14 @@
               <w:rPr>
                 <w:spacing w:val="22"/>
                 <w:sz w:val="20"/>
-              </w:rPr>
-              <w:t xml:space="preserve"> </w:t>
-            </w:r>
-            <w:r>
-              <w:rPr>
-                <w:sz w:val="20"/>
+                <w:szCs w:val="20"/>
+              </w:rPr>
+              <w:t xml:space="preserve"> </w:t>
+            </w:r>
+            <w:r>
+              <w:rPr>
+                <w:sz w:val="20"/>
+                <w:szCs w:val="20"/>
               </w:rPr>
               <w:t>as,</w:t>
             </w:r>
@@ -1929,12 +2292,14 @@
               <w:rPr>
                 <w:spacing w:val="24"/>
                 <w:sz w:val="20"/>
-              </w:rPr>
-              <w:t xml:space="preserve"> </w:t>
-            </w:r>
-            <w:r>
-              <w:rPr>
-                <w:sz w:val="20"/>
+                <w:szCs w:val="20"/>
+              </w:rPr>
+              <w:t xml:space="preserve"> </w:t>
+            </w:r>
+            <w:r>
+              <w:rPr>
+                <w:sz w:val="20"/>
+                <w:szCs w:val="20"/>
               </w:rPr>
               <w:t>Forwarding,</w:t>
             </w:r>
@@ -1942,12 +2307,14 @@
               <w:rPr>
                 <w:spacing w:val="24"/>
                 <w:sz w:val="20"/>
-              </w:rPr>
-              <w:t xml:space="preserve"> </w:t>
-            </w:r>
-            <w:r>
-              <w:rPr>
-                <w:sz w:val="20"/>
+                <w:szCs w:val="20"/>
+              </w:rPr>
+              <w:t xml:space="preserve"> </w:t>
+            </w:r>
+            <w:r>
+              <w:rPr>
+                <w:sz w:val="20"/>
+                <w:szCs w:val="20"/>
               </w:rPr>
               <w:t>freight,</w:t>
             </w:r>
@@ -1955,12 +2322,14 @@
               <w:rPr>
                 <w:spacing w:val="24"/>
                 <w:sz w:val="20"/>
-              </w:rPr>
-              <w:t xml:space="preserve"> </w:t>
-            </w:r>
-            <w:r>
-              <w:rPr>
-                <w:sz w:val="20"/>
+                <w:szCs w:val="20"/>
+              </w:rPr>
+              <w:t xml:space="preserve"> </w:t>
+            </w:r>
+            <w:r>
+              <w:rPr>
+                <w:sz w:val="20"/>
+                <w:szCs w:val="20"/>
               </w:rPr>
               <w:t>unloading</w:t>
             </w:r>
@@ -1968,12 +2337,14 @@
               <w:rPr>
                 <w:spacing w:val="22"/>
                 <w:sz w:val="20"/>
-              </w:rPr>
-              <w:t xml:space="preserve"> </w:t>
-            </w:r>
-            <w:r>
-              <w:rPr>
-                <w:sz w:val="20"/>
+                <w:szCs w:val="20"/>
+              </w:rPr>
+              <w:t xml:space="preserve"> </w:t>
+            </w:r>
+            <w:r>
+              <w:rPr>
+                <w:sz w:val="20"/>
+                <w:szCs w:val="20"/>
               </w:rPr>
               <w:t>of</w:t>
             </w:r>
@@ -1981,12 +2352,14 @@
               <w:rPr>
                 <w:spacing w:val="22"/>
                 <w:sz w:val="20"/>
-              </w:rPr>
-              <w:t xml:space="preserve"> </w:t>
-            </w:r>
-            <w:r>
-              <w:rPr>
-                <w:sz w:val="20"/>
+                <w:szCs w:val="20"/>
+              </w:rPr>
+              <w:t xml:space="preserve"> </w:t>
+            </w:r>
+            <w:r>
+              <w:rPr>
+                <w:sz w:val="20"/>
+                <w:szCs w:val="20"/>
               </w:rPr>
               <w:t>Material</w:t>
             </w:r>
@@ -1994,12 +2367,14 @@
               <w:rPr>
                 <w:spacing w:val="24"/>
                 <w:sz w:val="20"/>
-              </w:rPr>
-              <w:t xml:space="preserve"> </w:t>
-            </w:r>
-            <w:r>
-              <w:rPr>
-                <w:sz w:val="20"/>
+                <w:szCs w:val="20"/>
+              </w:rPr>
+              <w:t xml:space="preserve"> </w:t>
+            </w:r>
+            <w:r>
+              <w:rPr>
+                <w:sz w:val="20"/>
+                <w:szCs w:val="20"/>
               </w:rPr>
               <w:t>etc.</w:t>
             </w:r>
@@ -2007,12 +2382,14 @@
               <w:rPr>
                 <w:spacing w:val="25"/>
                 <w:sz w:val="20"/>
-              </w:rPr>
-              <w:t xml:space="preserve"> </w:t>
-            </w:r>
-            <w:r>
-              <w:rPr>
-                <w:sz w:val="20"/>
+                <w:szCs w:val="20"/>
+              </w:rPr>
+              <w:t xml:space="preserve"> </w:t>
+            </w:r>
+            <w:r>
+              <w:rPr>
+                <w:sz w:val="20"/>
+                <w:szCs w:val="20"/>
               </w:rPr>
               <w:t>at</w:t>
             </w:r>
@@ -2020,12 +2397,14 @@
               <w:rPr>
                 <w:spacing w:val="24"/>
                 <w:sz w:val="20"/>
-              </w:rPr>
-              <w:t xml:space="preserve"> </w:t>
-            </w:r>
-            <w:r>
-              <w:rPr>
-                <w:sz w:val="20"/>
+                <w:szCs w:val="20"/>
+              </w:rPr>
+              <w:t xml:space="preserve"> </w:t>
+            </w:r>
+            <w:r>
+              <w:rPr>
+                <w:sz w:val="20"/>
+                <w:szCs w:val="20"/>
               </w:rPr>
               <w:t>/</w:t>
             </w:r>
@@ -2033,14 +2412,25 @@
               <w:rPr>
                 <w:spacing w:val="23"/>
                 <w:sz w:val="20"/>
-              </w:rPr>
-              <w:t xml:space="preserve"> </w:t>
-            </w:r>
-            <w:r>
-              <w:rPr>
-                <w:sz w:val="20"/>
-              </w:rPr>
-              <w:t>upto customer destination will be borne by customer.</w:t>
+                <w:szCs w:val="20"/>
+              </w:rPr>
+              <w:t xml:space="preserve"> </w:t>
+            </w:r>
+            <w:proofErr w:type="spellStart"/>
+            <w:r>
+              <w:rPr>
+                <w:sz w:val="20"/>
+                <w:szCs w:val="20"/>
+              </w:rPr>
+              <w:t>upto</w:t>
+            </w:r>
+            <w:proofErr w:type="spellEnd"/>
+            <w:r>
+              <w:rPr>
+                <w:sz w:val="20"/>
+                <w:szCs w:val="20"/>
+              </w:rPr>
+              <w:t xml:space="preserve"> customer destination will be borne by customer.</w:t>
             </w:r>
           </w:p>
         </w:tc>
@@ -2068,6 +2458,7 @@
                 <w:b/>
                 <w:spacing w:val="-2"/>
                 <w:sz w:val="20"/>
+                <w:szCs w:val="20"/>
               </w:rPr>
               <w:t>INSURANCE</w:t>
             </w:r>
@@ -2092,6 +2483,7 @@
               <w:rPr>
                 <w:b/>
                 <w:sz w:val="20"/>
+                <w:szCs w:val="20"/>
               </w:rPr>
               <w:t>WILL</w:t>
             </w:r>
@@ -2100,13 +2492,15 @@
                 <w:b/>
                 <w:spacing w:val="-13"/>
                 <w:sz w:val="20"/>
-              </w:rPr>
-              <w:t xml:space="preserve"> </w:t>
-            </w:r>
-            <w:r>
-              <w:rPr>
-                <w:b/>
-                <w:sz w:val="20"/>
+                <w:szCs w:val="20"/>
+              </w:rPr>
+              <w:t xml:space="preserve"> </w:t>
+            </w:r>
+            <w:r>
+              <w:rPr>
+                <w:b/>
+                <w:sz w:val="20"/>
+                <w:szCs w:val="20"/>
               </w:rPr>
               <w:t>BE</w:t>
             </w:r>
@@ -2115,13 +2509,15 @@
                 <w:b/>
                 <w:spacing w:val="-12"/>
                 <w:sz w:val="20"/>
-              </w:rPr>
-              <w:t xml:space="preserve"> </w:t>
-            </w:r>
-            <w:r>
-              <w:rPr>
-                <w:b/>
-                <w:sz w:val="20"/>
+                <w:szCs w:val="20"/>
+              </w:rPr>
+              <w:t xml:space="preserve"> </w:t>
+            </w:r>
+            <w:r>
+              <w:rPr>
+                <w:b/>
+                <w:sz w:val="20"/>
+                <w:szCs w:val="20"/>
               </w:rPr>
               <w:t>IN</w:t>
             </w:r>
@@ -2130,13 +2526,15 @@
                 <w:b/>
                 <w:spacing w:val="-7"/>
                 <w:sz w:val="20"/>
-              </w:rPr>
-              <w:t xml:space="preserve"> </w:t>
-            </w:r>
-            <w:r>
-              <w:rPr>
-                <w:b/>
-                <w:sz w:val="20"/>
+                <w:szCs w:val="20"/>
+              </w:rPr>
+              <w:t xml:space="preserve"> </w:t>
+            </w:r>
+            <w:r>
+              <w:rPr>
+                <w:b/>
+                <w:sz w:val="20"/>
+                <w:szCs w:val="20"/>
               </w:rPr>
               <w:t>CUSTOMER’S</w:t>
             </w:r>
@@ -2145,6 +2543,7 @@
                 <w:b/>
                 <w:spacing w:val="-8"/>
                 <w:sz w:val="20"/>
+                <w:szCs w:val="20"/>
               </w:rPr>
               <w:t xml:space="preserve"> </w:t>
             </w:r>
@@ -2153,6 +2552,7 @@
                 <w:b/>
                 <w:spacing w:val="-2"/>
                 <w:sz w:val="20"/>
+                <w:szCs w:val="20"/>
               </w:rPr>
               <w:t>SCOPE</w:t>
             </w:r>
@@ -2182,6 +2582,7 @@
                 <w:b/>
                 <w:spacing w:val="-6"/>
                 <w:sz w:val="20"/>
+                <w:szCs w:val="20"/>
               </w:rPr>
               <w:t>PAYMENT</w:t>
             </w:r>
@@ -2190,6 +2591,7 @@
                 <w:b/>
                 <w:spacing w:val="-5"/>
                 <w:sz w:val="20"/>
+                <w:szCs w:val="20"/>
               </w:rPr>
               <w:t xml:space="preserve"> </w:t>
             </w:r>
@@ -2198,6 +2600,7 @@
                 <w:b/>
                 <w:spacing w:val="-4"/>
                 <w:sz w:val="20"/>
+                <w:szCs w:val="20"/>
               </w:rPr>
               <w:t>TERMS</w:t>
             </w:r>
@@ -2222,6 +2625,7 @@
               <w:rPr>
                 <w:b/>
                 <w:sz w:val="21"/>
+                <w:szCs w:val="21"/>
               </w:rPr>
               <w:t>40%</w:t>
             </w:r>
@@ -2230,6 +2634,7 @@
                 <w:b/>
                 <w:spacing w:val="-15"/>
                 <w:sz w:val="21"/>
+                <w:szCs w:val="21"/>
               </w:rPr>
               <w:t xml:space="preserve"> </w:t>
             </w:r>
@@ -2237,6 +2642,7 @@
               <w:rPr>
                 <w:b/>
                 <w:sz w:val="21"/>
+                <w:szCs w:val="21"/>
               </w:rPr>
               <w:t>Advance</w:t>
             </w:r>
@@ -2245,6 +2651,7 @@
                 <w:b/>
                 <w:spacing w:val="-9"/>
                 <w:sz w:val="21"/>
+                <w:szCs w:val="21"/>
               </w:rPr>
               <w:t xml:space="preserve"> </w:t>
             </w:r>
@@ -2252,6 +2659,7 @@
               <w:rPr>
                 <w:b/>
                 <w:sz w:val="21"/>
+                <w:szCs w:val="21"/>
               </w:rPr>
               <w:t>with</w:t>
             </w:r>
@@ -2260,6 +2668,7 @@
                 <w:b/>
                 <w:spacing w:val="-6"/>
                 <w:sz w:val="21"/>
+                <w:szCs w:val="21"/>
               </w:rPr>
               <w:t xml:space="preserve"> </w:t>
             </w:r>
@@ -2267,6 +2676,7 @@
               <w:rPr>
                 <w:b/>
                 <w:sz w:val="21"/>
+                <w:szCs w:val="21"/>
               </w:rPr>
               <w:t>PO</w:t>
             </w:r>
@@ -2275,6 +2685,7 @@
                 <w:b/>
                 <w:spacing w:val="-3"/>
                 <w:sz w:val="21"/>
+                <w:szCs w:val="21"/>
               </w:rPr>
               <w:t xml:space="preserve"> </w:t>
             </w:r>
@@ -2282,6 +2693,7 @@
               <w:rPr>
                 <w:b/>
                 <w:sz w:val="21"/>
+                <w:szCs w:val="21"/>
               </w:rPr>
               <w:t>and</w:t>
             </w:r>
@@ -2290,6 +2702,7 @@
                 <w:b/>
                 <w:spacing w:val="-6"/>
                 <w:sz w:val="21"/>
+                <w:szCs w:val="21"/>
               </w:rPr>
               <w:t xml:space="preserve"> </w:t>
             </w:r>
@@ -2297,6 +2710,7 @@
               <w:rPr>
                 <w:b/>
                 <w:sz w:val="21"/>
+                <w:szCs w:val="21"/>
               </w:rPr>
               <w:t>balance</w:t>
             </w:r>
@@ -2305,6 +2719,7 @@
                 <w:b/>
                 <w:spacing w:val="-6"/>
                 <w:sz w:val="21"/>
+                <w:szCs w:val="21"/>
               </w:rPr>
               <w:t xml:space="preserve"> </w:t>
             </w:r>
@@ -2312,6 +2727,7 @@
               <w:rPr>
                 <w:b/>
                 <w:sz w:val="21"/>
+                <w:szCs w:val="21"/>
               </w:rPr>
               <w:t>60%</w:t>
             </w:r>
@@ -2320,6 +2736,7 @@
                 <w:b/>
                 <w:spacing w:val="-6"/>
                 <w:sz w:val="21"/>
+                <w:szCs w:val="21"/>
               </w:rPr>
               <w:t xml:space="preserve"> </w:t>
             </w:r>
@@ -2327,6 +2744,7 @@
               <w:rPr>
                 <w:b/>
                 <w:sz w:val="21"/>
+                <w:szCs w:val="21"/>
               </w:rPr>
               <w:t>against</w:t>
             </w:r>
@@ -2335,6 +2753,7 @@
                 <w:b/>
                 <w:spacing w:val="-6"/>
                 <w:sz w:val="21"/>
+                <w:szCs w:val="21"/>
               </w:rPr>
               <w:t xml:space="preserve"> </w:t>
             </w:r>
@@ -2342,6 +2761,7 @@
               <w:rPr>
                 <w:b/>
                 <w:sz w:val="21"/>
+                <w:szCs w:val="21"/>
               </w:rPr>
               <w:t>Proforma</w:t>
             </w:r>
@@ -2350,6 +2770,7 @@
                 <w:b/>
                 <w:spacing w:val="-3"/>
                 <w:sz w:val="21"/>
+                <w:szCs w:val="21"/>
               </w:rPr>
               <w:t xml:space="preserve"> </w:t>
             </w:r>
@@ -2358,6 +2779,7 @@
                 <w:b/>
                 <w:spacing w:val="-2"/>
                 <w:sz w:val="21"/>
+                <w:szCs w:val="21"/>
               </w:rPr>
               <w:t>Invoice.</w:t>
             </w:r>
@@ -2374,6 +2796,7 @@
             <w:r>
               <w:rPr>
                 <w:sz w:val="20"/>
+                <w:szCs w:val="20"/>
               </w:rPr>
               <w:t>At par Cheques / D.D. should be drawn in favor of “</w:t>
             </w:r>
@@ -2387,12 +2810,14 @@
               <w:rPr>
                 <w:b/>
                 <w:sz w:val="20"/>
+                <w:szCs w:val="20"/>
               </w:rPr>
               <w:t xml:space="preserve">.” </w:t>
             </w:r>
             <w:r>
               <w:rPr>
                 <w:sz w:val="20"/>
+                <w:szCs w:val="20"/>
               </w:rPr>
               <w:t>which is payable at Mumbai.</w:t>
             </w:r>
@@ -2423,6 +2848,7 @@
                 <w:b/>
                 <w:color w:val="000000"/>
                 <w:sz w:val="20"/>
+                <w:szCs w:val="20"/>
                 <w:highlight w:val="yellow"/>
               </w:rPr>
               <w:t>HSN</w:t>
@@ -2433,6 +2859,7 @@
                 <w:color w:val="000000"/>
                 <w:spacing w:val="-7"/>
                 <w:sz w:val="20"/>
+                <w:szCs w:val="20"/>
                 <w:highlight w:val="yellow"/>
               </w:rPr>
               <w:t xml:space="preserve"> </w:t>
@@ -2442,6 +2869,7 @@
                 <w:b/>
                 <w:color w:val="000000"/>
                 <w:sz w:val="20"/>
+                <w:szCs w:val="20"/>
                 <w:highlight w:val="yellow"/>
               </w:rPr>
               <w:t>CODE</w:t>
@@ -2452,6 +2880,7 @@
                 <w:color w:val="000000"/>
                 <w:spacing w:val="-6"/>
                 <w:sz w:val="20"/>
+                <w:szCs w:val="20"/>
                 <w:highlight w:val="yellow"/>
               </w:rPr>
               <w:t xml:space="preserve"> </w:t>
@@ -2462,6 +2891,7 @@
                 <w:color w:val="000000"/>
                 <w:spacing w:val="-10"/>
                 <w:sz w:val="20"/>
+                <w:szCs w:val="20"/>
                 <w:highlight w:val="yellow"/>
               </w:rPr>
               <w:t>&amp;</w:t>
@@ -2482,6 +2912,7 @@
                 <w:b/>
                 <w:color w:val="000000"/>
                 <w:sz w:val="20"/>
+                <w:szCs w:val="20"/>
                 <w:highlight w:val="yellow"/>
               </w:rPr>
               <w:t>APPLICABLE</w:t>
@@ -2492,6 +2923,7 @@
                 <w:color w:val="000000"/>
                 <w:spacing w:val="43"/>
                 <w:sz w:val="20"/>
+                <w:szCs w:val="20"/>
                 <w:highlight w:val="yellow"/>
               </w:rPr>
               <w:t xml:space="preserve"> </w:t>
@@ -2501,6 +2933,7 @@
                 <w:b/>
                 <w:color w:val="000000"/>
                 <w:sz w:val="20"/>
+                <w:szCs w:val="20"/>
                 <w:highlight w:val="yellow"/>
               </w:rPr>
               <w:t>GST</w:t>
@@ -2511,6 +2944,7 @@
                 <w:color w:val="000000"/>
                 <w:spacing w:val="42"/>
                 <w:sz w:val="20"/>
+                <w:szCs w:val="20"/>
                 <w:highlight w:val="yellow"/>
               </w:rPr>
               <w:t xml:space="preserve"> </w:t>
@@ -2521,6 +2955,7 @@
                 <w:color w:val="000000"/>
                 <w:spacing w:val="-10"/>
                 <w:sz w:val="20"/>
+                <w:szCs w:val="20"/>
                 <w:highlight w:val="yellow"/>
               </w:rPr>
               <w:t>%</w:t>
@@ -2547,6 +2982,7 @@
                 <w:b/>
                 <w:color w:val="000000"/>
                 <w:sz w:val="20"/>
+                <w:szCs w:val="20"/>
                 <w:highlight w:val="yellow"/>
               </w:rPr>
               <w:t>HSN</w:t>
@@ -2557,6 +2993,7 @@
                 <w:color w:val="000000"/>
                 <w:spacing w:val="-6"/>
                 <w:sz w:val="20"/>
+                <w:szCs w:val="20"/>
                 <w:highlight w:val="yellow"/>
               </w:rPr>
               <w:t xml:space="preserve"> </w:t>
@@ -2567,6 +3004,7 @@
                 <w:color w:val="000000"/>
                 <w:spacing w:val="-4"/>
                 <w:sz w:val="20"/>
+                <w:szCs w:val="20"/>
               </w:rPr>
               <w:t>CODE</w:t>
             </w:r>
@@ -2591,6 +3029,7 @@
               <w:rPr>
                 <w:b/>
                 <w:sz w:val="20"/>
+                <w:szCs w:val="20"/>
               </w:rPr>
               <w:t>SGST</w:t>
             </w:r>
@@ -2599,13 +3038,15 @@
                 <w:b/>
                 <w:spacing w:val="-7"/>
                 <w:sz w:val="20"/>
-              </w:rPr>
-              <w:t xml:space="preserve"> </w:t>
-            </w:r>
-            <w:r>
-              <w:rPr>
-                <w:b/>
-                <w:sz w:val="20"/>
+                <w:szCs w:val="20"/>
+              </w:rPr>
+              <w:t xml:space="preserve"> </w:t>
+            </w:r>
+            <w:r>
+              <w:rPr>
+                <w:b/>
+                <w:sz w:val="20"/>
+                <w:szCs w:val="20"/>
               </w:rPr>
               <w:t>&amp;</w:t>
             </w:r>
@@ -2614,13 +3055,15 @@
                 <w:b/>
                 <w:spacing w:val="43"/>
                 <w:sz w:val="20"/>
-              </w:rPr>
-              <w:t xml:space="preserve"> </w:t>
-            </w:r>
-            <w:r>
-              <w:rPr>
-                <w:b/>
-                <w:sz w:val="20"/>
+                <w:szCs w:val="20"/>
+              </w:rPr>
+              <w:t xml:space="preserve"> </w:t>
+            </w:r>
+            <w:r>
+              <w:rPr>
+                <w:b/>
+                <w:sz w:val="20"/>
+                <w:szCs w:val="20"/>
               </w:rPr>
               <w:t>CGST</w:t>
             </w:r>
@@ -2629,13 +3072,15 @@
                 <w:b/>
                 <w:spacing w:val="-7"/>
                 <w:sz w:val="20"/>
-              </w:rPr>
-              <w:t xml:space="preserve"> </w:t>
-            </w:r>
-            <w:r>
-              <w:rPr>
-                <w:b/>
-                <w:sz w:val="20"/>
+                <w:szCs w:val="20"/>
+              </w:rPr>
+              <w:t xml:space="preserve"> </w:t>
+            </w:r>
+            <w:r>
+              <w:rPr>
+                <w:b/>
+                <w:sz w:val="20"/>
+                <w:szCs w:val="20"/>
               </w:rPr>
               <w:t>/</w:t>
             </w:r>
@@ -2644,13 +3089,15 @@
                 <w:b/>
                 <w:spacing w:val="-4"/>
                 <w:sz w:val="20"/>
-              </w:rPr>
-              <w:t xml:space="preserve"> </w:t>
-            </w:r>
-            <w:r>
-              <w:rPr>
-                <w:b/>
-                <w:sz w:val="20"/>
+                <w:szCs w:val="20"/>
+              </w:rPr>
+              <w:t xml:space="preserve"> </w:t>
+            </w:r>
+            <w:r>
+              <w:rPr>
+                <w:b/>
+                <w:sz w:val="20"/>
+                <w:szCs w:val="20"/>
               </w:rPr>
               <w:t>UTGST</w:t>
             </w:r>
@@ -2659,13 +3106,15 @@
                 <w:b/>
                 <w:spacing w:val="-7"/>
                 <w:sz w:val="20"/>
-              </w:rPr>
-              <w:t xml:space="preserve"> </w:t>
-            </w:r>
-            <w:r>
-              <w:rPr>
-                <w:b/>
-                <w:sz w:val="20"/>
+                <w:szCs w:val="20"/>
+              </w:rPr>
+              <w:t xml:space="preserve"> </w:t>
+            </w:r>
+            <w:r>
+              <w:rPr>
+                <w:b/>
+                <w:sz w:val="20"/>
+                <w:szCs w:val="20"/>
               </w:rPr>
               <w:t>/</w:t>
             </w:r>
@@ -2674,13 +3123,15 @@
                 <w:b/>
                 <w:spacing w:val="-4"/>
                 <w:sz w:val="20"/>
-              </w:rPr>
-              <w:t xml:space="preserve"> </w:t>
-            </w:r>
-            <w:r>
-              <w:rPr>
-                <w:b/>
-                <w:sz w:val="20"/>
+                <w:szCs w:val="20"/>
+              </w:rPr>
+              <w:t xml:space="preserve"> </w:t>
+            </w:r>
+            <w:r>
+              <w:rPr>
+                <w:b/>
+                <w:sz w:val="20"/>
+                <w:szCs w:val="20"/>
               </w:rPr>
               <w:t>IGST</w:t>
             </w:r>
@@ -2689,6 +3140,7 @@
                 <w:b/>
                 <w:spacing w:val="-4"/>
                 <w:sz w:val="20"/>
+                <w:szCs w:val="20"/>
               </w:rPr>
               <w:t xml:space="preserve"> </w:t>
             </w:r>
@@ -2698,6 +3150,7 @@
                 <w:color w:val="000000"/>
                 <w:spacing w:val="-10"/>
                 <w:sz w:val="20"/>
+                <w:szCs w:val="20"/>
                 <w:highlight w:val="yellow"/>
               </w:rPr>
               <w:t>%</w:t>
@@ -2725,6 +3178,7 @@
                 <w:color w:val="000000"/>
                 <w:spacing w:val="-2"/>
                 <w:sz w:val="20"/>
+                <w:szCs w:val="20"/>
                 <w:highlight w:val="yellow"/>
               </w:rPr>
               <w:t>Description</w:t>
@@ -2740,18 +3194,8 @@
           <w:tcPr>
             <w:tcW w:w="2689" w:type="dxa"/>
             <w:vMerge/>
-            <w:tcBorders>
-              <w:top w:val="nil"/>
-            </w:tcBorders>
           </w:tcPr>
-          <w:p>
-            <w:pPr>
-              <w:rPr>
-                <w:sz w:val="2"/>
-                <w:szCs w:val="2"/>
-              </w:rPr>
-            </w:pPr>
-          </w:p>
+          <w:p/>
         </w:tc>
         <w:tc>
           <w:tcPr>
@@ -2769,6 +3213,7 @@
             <w:r>
               <w:rPr>
                 <w:sz w:val="20"/>
+                <w:szCs w:val="20"/>
               </w:rPr>
               <w:t>8418,</w:t>
             </w:r>
@@ -2776,6 +3221,7 @@
               <w:rPr>
                 <w:spacing w:val="-3"/>
                 <w:sz w:val="20"/>
+                <w:szCs w:val="20"/>
               </w:rPr>
               <w:t xml:space="preserve"> </w:t>
             </w:r>
@@ -2783,6 +3229,7 @@
               <w:rPr>
                 <w:spacing w:val="-2"/>
                 <w:sz w:val="20"/>
+                <w:szCs w:val="20"/>
               </w:rPr>
               <w:t>8514,</w:t>
             </w:r>
@@ -2800,6 +3247,7 @@
               <w:rPr>
                 <w:spacing w:val="-2"/>
                 <w:sz w:val="20"/>
+                <w:szCs w:val="20"/>
               </w:rPr>
               <w:t>8419,8479</w:t>
             </w:r>
@@ -2822,6 +3270,7 @@
             <w:r>
               <w:rPr>
                 <w:sz w:val="20"/>
+                <w:szCs w:val="20"/>
               </w:rPr>
               <w:t>@</w:t>
             </w:r>
@@ -2829,6 +3278,7 @@
               <w:rPr>
                 <w:spacing w:val="-3"/>
                 <w:sz w:val="20"/>
+                <w:szCs w:val="20"/>
               </w:rPr>
               <w:t xml:space="preserve"> </w:t>
             </w:r>
@@ -2836,6 +3286,7 @@
               <w:rPr>
                 <w:spacing w:val="-5"/>
                 <w:sz w:val="20"/>
+                <w:szCs w:val="20"/>
               </w:rPr>
               <w:t>18%</w:t>
             </w:r>
@@ -2859,6 +3310,7 @@
               <w:rPr>
                 <w:spacing w:val="-2"/>
                 <w:sz w:val="20"/>
+                <w:szCs w:val="20"/>
               </w:rPr>
               <w:t>Products</w:t>
             </w:r>
@@ -2873,18 +3325,8 @@
           <w:tcPr>
             <w:tcW w:w="2689" w:type="dxa"/>
             <w:vMerge/>
-            <w:tcBorders>
-              <w:top w:val="nil"/>
-            </w:tcBorders>
           </w:tcPr>
-          <w:p>
-            <w:pPr>
-              <w:rPr>
-                <w:sz w:val="2"/>
-                <w:szCs w:val="2"/>
-              </w:rPr>
-            </w:pPr>
-          </w:p>
+          <w:p/>
         </w:tc>
         <w:tc>
           <w:tcPr>
@@ -2904,6 +3346,7 @@
               <w:rPr>
                 <w:spacing w:val="-4"/>
                 <w:sz w:val="20"/>
+                <w:szCs w:val="20"/>
               </w:rPr>
               <w:t>9987</w:t>
             </w:r>
@@ -2926,6 +3369,7 @@
             <w:r>
               <w:rPr>
                 <w:sz w:val="20"/>
+                <w:szCs w:val="20"/>
               </w:rPr>
               <w:t>@</w:t>
             </w:r>
@@ -2933,6 +3377,7 @@
               <w:rPr>
                 <w:spacing w:val="-3"/>
                 <w:sz w:val="20"/>
+                <w:szCs w:val="20"/>
               </w:rPr>
               <w:t xml:space="preserve"> </w:t>
             </w:r>
@@ -2940,6 +3385,7 @@
               <w:rPr>
                 <w:spacing w:val="-5"/>
                 <w:sz w:val="20"/>
+                <w:szCs w:val="20"/>
               </w:rPr>
               <w:t>18%</w:t>
             </w:r>
@@ -2961,6 +3407,7 @@
             <w:r>
               <w:rPr>
                 <w:sz w:val="20"/>
+                <w:szCs w:val="20"/>
               </w:rPr>
               <w:t>Maintenance,</w:t>
             </w:r>
@@ -2968,6 +3415,7 @@
               <w:rPr>
                 <w:spacing w:val="-12"/>
                 <w:sz w:val="20"/>
+                <w:szCs w:val="20"/>
               </w:rPr>
               <w:t xml:space="preserve"> </w:t>
             </w:r>
@@ -2975,6 +3423,7 @@
               <w:rPr>
                 <w:spacing w:val="-2"/>
                 <w:sz w:val="20"/>
+                <w:szCs w:val="20"/>
               </w:rPr>
               <w:t>Repair,</w:t>
             </w:r>
@@ -2992,6 +3441,7 @@
               <w:rPr>
                 <w:spacing w:val="-2"/>
                 <w:sz w:val="20"/>
+                <w:szCs w:val="20"/>
               </w:rPr>
               <w:t>Installation,</w:t>
             </w:r>
@@ -2999,6 +3449,7 @@
               <w:rPr>
                 <w:spacing w:val="11"/>
                 <w:sz w:val="20"/>
+                <w:szCs w:val="20"/>
               </w:rPr>
               <w:t xml:space="preserve"> </w:t>
             </w:r>
@@ -3006,6 +3457,7 @@
               <w:rPr>
                 <w:spacing w:val="-2"/>
                 <w:sz w:val="20"/>
+                <w:szCs w:val="20"/>
               </w:rPr>
               <w:t>Validation</w:t>
             </w:r>
@@ -3035,6 +3487,7 @@
                 <w:b/>
                 <w:spacing w:val="-2"/>
                 <w:sz w:val="20"/>
+                <w:szCs w:val="20"/>
               </w:rPr>
               <w:t>INSTALLATION</w:t>
             </w:r>
@@ -3059,6 +3512,7 @@
               <w:rPr>
                 <w:b/>
                 <w:sz w:val="21"/>
+                <w:szCs w:val="21"/>
               </w:rPr>
               <w:t>{installation}</w:t>
             </w:r>
@@ -3088,6 +3542,7 @@
                 <w:b/>
                 <w:spacing w:val="-2"/>
                 <w:sz w:val="20"/>
+                <w:szCs w:val="20"/>
               </w:rPr>
               <w:t>PACKING</w:t>
             </w:r>
@@ -3096,6 +3551,7 @@
                 <w:b/>
                 <w:spacing w:val="-11"/>
                 <w:sz w:val="20"/>
+                <w:szCs w:val="20"/>
               </w:rPr>
               <w:t xml:space="preserve"> </w:t>
             </w:r>
@@ -3104,6 +3560,7 @@
                 <w:b/>
                 <w:spacing w:val="-2"/>
                 <w:sz w:val="20"/>
+                <w:szCs w:val="20"/>
               </w:rPr>
               <w:t>CHARGES</w:t>
             </w:r>
@@ -3128,6 +3585,7 @@
               <w:rPr>
                 <w:b/>
                 <w:sz w:val="21"/>
+                <w:szCs w:val="21"/>
               </w:rPr>
               <w:t>Extra</w:t>
             </w:r>
@@ -3136,6 +3594,7 @@
                 <w:b/>
                 <w:spacing w:val="-4"/>
                 <w:sz w:val="21"/>
+                <w:szCs w:val="21"/>
               </w:rPr>
               <w:t xml:space="preserve"> </w:t>
             </w:r>
@@ -3143,6 +3602,7 @@
               <w:rPr>
                 <w:b/>
                 <w:sz w:val="21"/>
+                <w:szCs w:val="21"/>
               </w:rPr>
               <w:t>at</w:t>
             </w:r>
@@ -3151,6 +3611,7 @@
                 <w:b/>
                 <w:spacing w:val="-13"/>
                 <w:sz w:val="21"/>
+                <w:szCs w:val="21"/>
               </w:rPr>
               <w:t xml:space="preserve"> </w:t>
             </w:r>
@@ -3159,6 +3620,7 @@
                 <w:b/>
                 <w:spacing w:val="-2"/>
                 <w:sz w:val="21"/>
+                <w:szCs w:val="21"/>
               </w:rPr>
               <w:t>Actual.</w:t>
             </w:r>
@@ -3187,6 +3649,7 @@
                 <w:b/>
                 <w:spacing w:val="-2"/>
                 <w:sz w:val="20"/>
+                <w:szCs w:val="20"/>
               </w:rPr>
               <w:t>FREIGHT</w:t>
             </w:r>
@@ -3210,6 +3673,7 @@
               <w:rPr>
                 <w:b/>
                 <w:sz w:val="20"/>
+                <w:szCs w:val="20"/>
               </w:rPr>
               <w:t>{</w:t>
             </w:r>
@@ -3217,6 +3681,7 @@
               <w:rPr>
                 <w:b/>
                 <w:sz w:val="20"/>
+                <w:szCs w:val="20"/>
               </w:rPr>
               <w:t>freight</w:t>
             </w:r>
@@ -3224,6 +3689,7 @@
               <w:rPr>
                 <w:b/>
                 <w:sz w:val="20"/>
+                <w:szCs w:val="20"/>
               </w:rPr>
               <w:t>}</w:t>
             </w:r>
@@ -3252,6 +3718,7 @@
                 <w:b/>
                 <w:color w:val="000000"/>
                 <w:sz w:val="20"/>
+                <w:szCs w:val="20"/>
                 <w:highlight w:val="yellow"/>
               </w:rPr>
               <w:t>BILLING</w:t>
@@ -3262,6 +3729,7 @@
                 <w:color w:val="000000"/>
                 <w:spacing w:val="-13"/>
                 <w:sz w:val="20"/>
+                <w:szCs w:val="20"/>
                 <w:highlight w:val="yellow"/>
               </w:rPr>
               <w:t xml:space="preserve"> </w:t>
@@ -3271,6 +3739,7 @@
                 <w:b/>
                 <w:color w:val="000000"/>
                 <w:sz w:val="20"/>
+                <w:szCs w:val="20"/>
                 <w:highlight w:val="yellow"/>
               </w:rPr>
               <w:t>&amp;</w:t>
@@ -3281,6 +3750,7 @@
                 <w:color w:val="000000"/>
                 <w:spacing w:val="-12"/>
                 <w:sz w:val="20"/>
+                <w:szCs w:val="20"/>
                 <w:highlight w:val="yellow"/>
               </w:rPr>
               <w:t xml:space="preserve"> </w:t>
@@ -3290,6 +3760,7 @@
                 <w:b/>
                 <w:color w:val="000000"/>
                 <w:sz w:val="20"/>
+                <w:szCs w:val="20"/>
                 <w:highlight w:val="yellow"/>
               </w:rPr>
               <w:t>SHIPPING</w:t>
@@ -3299,6 +3770,7 @@
                 <w:b/>
                 <w:color w:val="000000"/>
                 <w:sz w:val="20"/>
+                <w:szCs w:val="20"/>
               </w:rPr>
               <w:t xml:space="preserve"> </w:t>
             </w:r>
@@ -3308,6 +3780,7 @@
                 <w:color w:val="000000"/>
                 <w:spacing w:val="-2"/>
                 <w:sz w:val="20"/>
+                <w:szCs w:val="20"/>
                 <w:highlight w:val="yellow"/>
               </w:rPr>
               <w:t>ADDRESS</w:t>
@@ -3333,6 +3806,7 @@
               <w:rPr>
                 <w:b/>
                 <w:sz w:val="20"/>
+                <w:szCs w:val="20"/>
               </w:rPr>
               <w:t>Must</w:t>
             </w:r>
@@ -3341,13 +3815,15 @@
                 <w:b/>
                 <w:spacing w:val="-7"/>
                 <w:sz w:val="20"/>
-              </w:rPr>
-              <w:t xml:space="preserve"> </w:t>
-            </w:r>
-            <w:r>
-              <w:rPr>
-                <w:b/>
-                <w:sz w:val="20"/>
+                <w:szCs w:val="20"/>
+              </w:rPr>
+              <w:t xml:space="preserve"> </w:t>
+            </w:r>
+            <w:r>
+              <w:rPr>
+                <w:b/>
+                <w:sz w:val="20"/>
+                <w:szCs w:val="20"/>
               </w:rPr>
               <w:t>be</w:t>
             </w:r>
@@ -3356,13 +3832,15 @@
                 <w:b/>
                 <w:spacing w:val="-4"/>
                 <w:sz w:val="20"/>
-              </w:rPr>
-              <w:t xml:space="preserve"> </w:t>
-            </w:r>
-            <w:r>
-              <w:rPr>
-                <w:b/>
-                <w:sz w:val="20"/>
+                <w:szCs w:val="20"/>
+              </w:rPr>
+              <w:t xml:space="preserve"> </w:t>
+            </w:r>
+            <w:r>
+              <w:rPr>
+                <w:b/>
+                <w:sz w:val="20"/>
+                <w:szCs w:val="20"/>
               </w:rPr>
               <w:t>mentioned</w:t>
             </w:r>
@@ -3371,13 +3849,15 @@
                 <w:b/>
                 <w:spacing w:val="-7"/>
                 <w:sz w:val="20"/>
-              </w:rPr>
-              <w:t xml:space="preserve"> </w:t>
-            </w:r>
-            <w:r>
-              <w:rPr>
-                <w:b/>
-                <w:sz w:val="20"/>
+                <w:szCs w:val="20"/>
+              </w:rPr>
+              <w:t xml:space="preserve"> </w:t>
+            </w:r>
+            <w:r>
+              <w:rPr>
+                <w:b/>
+                <w:sz w:val="20"/>
+                <w:szCs w:val="20"/>
               </w:rPr>
               <w:t>in</w:t>
             </w:r>
@@ -3386,13 +3866,15 @@
                 <w:b/>
                 <w:spacing w:val="-8"/>
                 <w:sz w:val="20"/>
-              </w:rPr>
-              <w:t xml:space="preserve"> </w:t>
-            </w:r>
-            <w:r>
-              <w:rPr>
-                <w:b/>
-                <w:sz w:val="20"/>
+                <w:szCs w:val="20"/>
+              </w:rPr>
+              <w:t xml:space="preserve"> </w:t>
+            </w:r>
+            <w:r>
+              <w:rPr>
+                <w:b/>
+                <w:sz w:val="20"/>
+                <w:szCs w:val="20"/>
               </w:rPr>
               <w:t>your</w:t>
             </w:r>
@@ -3401,13 +3883,15 @@
                 <w:b/>
                 <w:spacing w:val="-10"/>
                 <w:sz w:val="20"/>
-              </w:rPr>
-              <w:t xml:space="preserve"> </w:t>
-            </w:r>
-            <w:r>
-              <w:rPr>
-                <w:b/>
-                <w:sz w:val="20"/>
+                <w:szCs w:val="20"/>
+              </w:rPr>
+              <w:t xml:space="preserve"> </w:t>
+            </w:r>
+            <w:r>
+              <w:rPr>
+                <w:b/>
+                <w:sz w:val="20"/>
+                <w:szCs w:val="20"/>
               </w:rPr>
               <w:t>purchase</w:t>
             </w:r>
@@ -3416,6 +3900,7 @@
                 <w:b/>
                 <w:spacing w:val="-6"/>
                 <w:sz w:val="20"/>
+                <w:szCs w:val="20"/>
               </w:rPr>
               <w:t xml:space="preserve"> </w:t>
             </w:r>
@@ -3424,6 +3909,7 @@
                 <w:b/>
                 <w:spacing w:val="-2"/>
                 <w:sz w:val="20"/>
+                <w:szCs w:val="20"/>
               </w:rPr>
               <w:t>order.</w:t>
             </w:r>
@@ -3452,6 +3938,7 @@
                 <w:b/>
                 <w:spacing w:val="-2"/>
                 <w:sz w:val="20"/>
+                <w:szCs w:val="20"/>
               </w:rPr>
               <w:t>OUR</w:t>
             </w:r>
@@ -3460,6 +3947,7 @@
                 <w:b/>
                 <w:spacing w:val="-11"/>
                 <w:sz w:val="20"/>
+                <w:szCs w:val="20"/>
               </w:rPr>
               <w:t xml:space="preserve"> </w:t>
             </w:r>
@@ -3468,6 +3956,7 @@
                 <w:b/>
                 <w:spacing w:val="-2"/>
                 <w:sz w:val="20"/>
+                <w:szCs w:val="20"/>
               </w:rPr>
               <w:t>COMPANY ADDRESS</w:t>
             </w:r>
@@ -3493,6 +3982,7 @@
                 <w:b/>
                 <w:color w:val="000000"/>
                 <w:sz w:val="20"/>
+                <w:szCs w:val="20"/>
                 <w:highlight w:val="yellow"/>
                 <w:u w:val="single"/>
               </w:rPr>
@@ -3504,6 +3994,7 @@
                 <w:color w:val="000000"/>
                 <w:spacing w:val="-8"/>
                 <w:sz w:val="20"/>
+                <w:szCs w:val="20"/>
                 <w:highlight w:val="yellow"/>
                 <w:u w:val="single"/>
               </w:rPr>
@@ -3514,6 +4005,7 @@
                 <w:b/>
                 <w:color w:val="000000"/>
                 <w:sz w:val="20"/>
+                <w:szCs w:val="20"/>
                 <w:highlight w:val="yellow"/>
                 <w:u w:val="single"/>
               </w:rPr>
@@ -3525,6 +4017,7 @@
                 <w:color w:val="000000"/>
                 <w:spacing w:val="-13"/>
                 <w:sz w:val="20"/>
+                <w:szCs w:val="20"/>
                 <w:highlight w:val="yellow"/>
                 <w:u w:val="single"/>
               </w:rPr>
@@ -3535,6 +4028,7 @@
                 <w:b/>
                 <w:color w:val="000000"/>
                 <w:sz w:val="20"/>
+                <w:szCs w:val="20"/>
                 <w:highlight w:val="yellow"/>
                 <w:u w:val="single"/>
               </w:rPr>
@@ -3546,6 +4040,7 @@
                 <w:color w:val="000000"/>
                 <w:spacing w:val="-7"/>
                 <w:sz w:val="20"/>
+                <w:szCs w:val="20"/>
                 <w:highlight w:val="yellow"/>
                 <w:u w:val="single"/>
               </w:rPr>
@@ -3556,6 +4051,7 @@
                 <w:b/>
                 <w:color w:val="000000"/>
                 <w:sz w:val="20"/>
+                <w:szCs w:val="20"/>
                 <w:highlight w:val="yellow"/>
                 <w:u w:val="single"/>
               </w:rPr>
@@ -3567,6 +4063,7 @@
                 <w:color w:val="000000"/>
                 <w:spacing w:val="-8"/>
                 <w:sz w:val="20"/>
+                <w:szCs w:val="20"/>
                 <w:highlight w:val="yellow"/>
                 <w:u w:val="single"/>
               </w:rPr>
@@ -3578,6 +4075,7 @@
                 <w:color w:val="000000"/>
                 <w:spacing w:val="-2"/>
                 <w:sz w:val="20"/>
+                <w:szCs w:val="20"/>
                 <w:highlight w:val="yellow"/>
                 <w:u w:val="single"/>
               </w:rPr>
@@ -3596,6 +4094,7 @@
             <w:r>
               <w:rPr>
                 <w:sz w:val="20"/>
+                <w:szCs w:val="20"/>
               </w:rPr>
               <w:t>126, Top Syringe compound, Western Express Highway, Pandurang Wadi, Behind Samrat Hotel, PO: Mira (Mira Road – East), Dist. Thane – 401 104.</w:t>
             </w:r>
@@ -3624,6 +4123,7 @@
                 <w:b/>
                 <w:spacing w:val="-2"/>
                 <w:sz w:val="20"/>
+                <w:szCs w:val="20"/>
               </w:rPr>
               <w:t>SUPPLY</w:t>
             </w:r>
@@ -3648,6 +4148,7 @@
               <w:rPr>
                 <w:b/>
                 <w:sz w:val="21"/>
+                <w:szCs w:val="21"/>
               </w:rPr>
               <w:t>{supply}</w:t>
             </w:r>
@@ -3675,6 +4176,7 @@
               <w:rPr>
                 <w:b/>
                 <w:sz w:val="20"/>
+                <w:szCs w:val="20"/>
               </w:rPr>
               <w:t>INCASE</w:t>
             </w:r>
@@ -3683,13 +4185,15 @@
                 <w:b/>
                 <w:spacing w:val="-13"/>
                 <w:sz w:val="20"/>
-              </w:rPr>
-              <w:t xml:space="preserve"> </w:t>
-            </w:r>
-            <w:r>
-              <w:rPr>
-                <w:b/>
-                <w:sz w:val="20"/>
+                <w:szCs w:val="20"/>
+              </w:rPr>
+              <w:t xml:space="preserve"> </w:t>
+            </w:r>
+            <w:r>
+              <w:rPr>
+                <w:b/>
+                <w:sz w:val="20"/>
+                <w:szCs w:val="20"/>
               </w:rPr>
               <w:t>OF</w:t>
             </w:r>
@@ -3698,13 +4202,15 @@
                 <w:b/>
                 <w:spacing w:val="-12"/>
                 <w:sz w:val="20"/>
-              </w:rPr>
-              <w:t xml:space="preserve"> </w:t>
-            </w:r>
-            <w:r>
-              <w:rPr>
-                <w:b/>
-                <w:sz w:val="20"/>
+                <w:szCs w:val="20"/>
+              </w:rPr>
+              <w:t xml:space="preserve"> </w:t>
+            </w:r>
+            <w:r>
+              <w:rPr>
+                <w:b/>
+                <w:sz w:val="20"/>
+                <w:szCs w:val="20"/>
               </w:rPr>
               <w:t xml:space="preserve">DOOR </w:t>
             </w:r>
@@ -3713,6 +4219,7 @@
                 <w:b/>
                 <w:spacing w:val="-2"/>
                 <w:sz w:val="20"/>
+                <w:szCs w:val="20"/>
               </w:rPr>
               <w:t>DELIVERY</w:t>
             </w:r>
@@ -3738,6 +4245,7 @@
                 <w:b/>
                 <w:color w:val="000000"/>
                 <w:sz w:val="19"/>
+                <w:szCs w:val="19"/>
                 <w:highlight w:val="yellow"/>
               </w:rPr>
               <w:t>Loading</w:t>
@@ -3748,6 +4256,7 @@
                 <w:color w:val="000000"/>
                 <w:spacing w:val="-9"/>
                 <w:sz w:val="19"/>
+                <w:szCs w:val="19"/>
               </w:rPr>
               <w:t xml:space="preserve"> </w:t>
             </w:r>
@@ -3755,6 +4264,7 @@
               <w:rPr>
                 <w:color w:val="000000"/>
                 <w:sz w:val="19"/>
+                <w:szCs w:val="19"/>
               </w:rPr>
               <w:t>of</w:t>
             </w:r>
@@ -3763,6 +4273,7 @@
                 <w:color w:val="000000"/>
                 <w:spacing w:val="-4"/>
                 <w:sz w:val="19"/>
+                <w:szCs w:val="19"/>
               </w:rPr>
               <w:t xml:space="preserve"> </w:t>
             </w:r>
@@ -3770,6 +4281,7 @@
               <w:rPr>
                 <w:color w:val="000000"/>
                 <w:sz w:val="19"/>
+                <w:szCs w:val="19"/>
               </w:rPr>
               <w:t>the</w:t>
             </w:r>
@@ -3778,6 +4290,7 @@
                 <w:color w:val="000000"/>
                 <w:spacing w:val="-7"/>
                 <w:sz w:val="19"/>
+                <w:szCs w:val="19"/>
               </w:rPr>
               <w:t xml:space="preserve"> </w:t>
             </w:r>
@@ -3785,6 +4298,7 @@
               <w:rPr>
                 <w:color w:val="000000"/>
                 <w:sz w:val="19"/>
+                <w:szCs w:val="19"/>
               </w:rPr>
               <w:t>material</w:t>
             </w:r>
@@ -3793,6 +4307,7 @@
                 <w:color w:val="000000"/>
                 <w:spacing w:val="-5"/>
                 <w:sz w:val="19"/>
+                <w:szCs w:val="19"/>
               </w:rPr>
               <w:t xml:space="preserve"> </w:t>
             </w:r>
@@ -3800,6 +4315,7 @@
               <w:rPr>
                 <w:color w:val="000000"/>
                 <w:sz w:val="19"/>
+                <w:szCs w:val="19"/>
               </w:rPr>
               <w:t>from</w:t>
             </w:r>
@@ -3808,6 +4324,7 @@
                 <w:color w:val="000000"/>
                 <w:spacing w:val="-7"/>
                 <w:sz w:val="19"/>
+                <w:szCs w:val="19"/>
               </w:rPr>
               <w:t xml:space="preserve"> </w:t>
             </w:r>
@@ -3815,6 +4332,7 @@
               <w:rPr>
                 <w:color w:val="000000"/>
                 <w:sz w:val="19"/>
+                <w:szCs w:val="19"/>
               </w:rPr>
               <w:t>our</w:t>
             </w:r>
@@ -3823,6 +4341,7 @@
                 <w:color w:val="000000"/>
                 <w:spacing w:val="-5"/>
                 <w:sz w:val="19"/>
+                <w:szCs w:val="19"/>
               </w:rPr>
               <w:t xml:space="preserve"> </w:t>
             </w:r>
@@ -3830,6 +4349,7 @@
               <w:rPr>
                 <w:color w:val="000000"/>
                 <w:sz w:val="19"/>
+                <w:szCs w:val="19"/>
               </w:rPr>
               <w:t>Factory</w:t>
             </w:r>
@@ -3838,6 +4358,7 @@
                 <w:color w:val="000000"/>
                 <w:spacing w:val="-11"/>
                 <w:sz w:val="19"/>
+                <w:szCs w:val="19"/>
               </w:rPr>
               <w:t xml:space="preserve"> </w:t>
             </w:r>
@@ -3845,6 +4366,7 @@
               <w:rPr>
                 <w:color w:val="000000"/>
                 <w:sz w:val="19"/>
+                <w:szCs w:val="19"/>
               </w:rPr>
               <w:t>into</w:t>
             </w:r>
@@ -3853,6 +4375,7 @@
                 <w:color w:val="000000"/>
                 <w:spacing w:val="-6"/>
                 <w:sz w:val="19"/>
+                <w:szCs w:val="19"/>
               </w:rPr>
               <w:t xml:space="preserve"> </w:t>
             </w:r>
@@ -3860,6 +4383,7 @@
               <w:rPr>
                 <w:color w:val="000000"/>
                 <w:sz w:val="19"/>
+                <w:szCs w:val="19"/>
               </w:rPr>
               <w:t>VEHICLE</w:t>
             </w:r>
@@ -3868,6 +4392,7 @@
                 <w:color w:val="000000"/>
                 <w:spacing w:val="-6"/>
                 <w:sz w:val="19"/>
+                <w:szCs w:val="19"/>
               </w:rPr>
               <w:t xml:space="preserve"> </w:t>
             </w:r>
@@ -3875,6 +4400,7 @@
               <w:rPr>
                 <w:color w:val="000000"/>
                 <w:sz w:val="19"/>
+                <w:szCs w:val="19"/>
               </w:rPr>
               <w:t>will</w:t>
             </w:r>
@@ -3883,6 +4409,7 @@
                 <w:color w:val="000000"/>
                 <w:spacing w:val="-6"/>
                 <w:sz w:val="19"/>
+                <w:szCs w:val="19"/>
               </w:rPr>
               <w:t xml:space="preserve"> </w:t>
             </w:r>
@@ -3890,6 +4417,7 @@
               <w:rPr>
                 <w:color w:val="000000"/>
                 <w:sz w:val="19"/>
+                <w:szCs w:val="19"/>
               </w:rPr>
               <w:t>be</w:t>
             </w:r>
@@ -3898,6 +4426,7 @@
                 <w:color w:val="000000"/>
                 <w:spacing w:val="-7"/>
                 <w:sz w:val="19"/>
+                <w:szCs w:val="19"/>
               </w:rPr>
               <w:t xml:space="preserve"> </w:t>
             </w:r>
@@ -3905,6 +4434,7 @@
               <w:rPr>
                 <w:color w:val="000000"/>
                 <w:sz w:val="19"/>
+                <w:szCs w:val="19"/>
               </w:rPr>
               <w:t>on</w:t>
             </w:r>
@@ -3913,6 +4443,7 @@
                 <w:color w:val="000000"/>
                 <w:spacing w:val="-2"/>
                 <w:sz w:val="19"/>
+                <w:szCs w:val="19"/>
               </w:rPr>
               <w:t xml:space="preserve"> </w:t>
             </w:r>
@@ -3921,6 +4452,7 @@
                 <w:b/>
                 <w:color w:val="000000"/>
                 <w:sz w:val="19"/>
+                <w:szCs w:val="19"/>
                 <w:u w:val="single"/>
               </w:rPr>
               <w:t>TEMPO’s</w:t>
@@ -3931,6 +4463,7 @@
                 <w:color w:val="000000"/>
                 <w:spacing w:val="-11"/>
                 <w:sz w:val="19"/>
+                <w:szCs w:val="19"/>
                 <w:u w:val="single"/>
               </w:rPr>
               <w:t xml:space="preserve"> </w:t>
@@ -3941,6 +4474,7 @@
                 <w:color w:val="000000"/>
                 <w:spacing w:val="-4"/>
                 <w:sz w:val="19"/>
+                <w:szCs w:val="19"/>
                 <w:u w:val="single"/>
               </w:rPr>
               <w:t>A/c</w:t>
@@ -3950,6 +4484,7 @@
                 <w:color w:val="000000"/>
                 <w:spacing w:val="-4"/>
                 <w:sz w:val="19"/>
+                <w:szCs w:val="19"/>
               </w:rPr>
               <w:t>.</w:t>
             </w:r>
@@ -3970,6 +4505,7 @@
                 <w:b/>
                 <w:color w:val="000000"/>
                 <w:sz w:val="19"/>
+                <w:szCs w:val="19"/>
                 <w:highlight w:val="yellow"/>
               </w:rPr>
               <w:t>Un-Loading</w:t>
@@ -3979,6 +4515,7 @@
                 <w:b/>
                 <w:color w:val="000000"/>
                 <w:sz w:val="19"/>
+                <w:szCs w:val="19"/>
               </w:rPr>
               <w:t xml:space="preserve"> </w:t>
             </w:r>
@@ -3986,6 +4523,7 @@
               <w:rPr>
                 <w:color w:val="000000"/>
                 <w:sz w:val="19"/>
+                <w:szCs w:val="19"/>
               </w:rPr>
               <w:t xml:space="preserve">of the material at your factory will be in </w:t>
             </w:r>
@@ -3993,6 +4531,7 @@
               <w:rPr>
                 <w:color w:val="000000"/>
                 <w:sz w:val="19"/>
+                <w:szCs w:val="19"/>
                 <w:highlight w:val="yellow"/>
               </w:rPr>
               <w:t>your scope</w:t>
@@ -4001,23 +4540,44 @@
               <w:rPr>
                 <w:color w:val="000000"/>
                 <w:sz w:val="19"/>
-              </w:rPr>
-              <w:t xml:space="preserve">. All equipment will be delivered upto main gate of the customer premises. Unloading of material &amp; moving inside the lab. or working place must be taken care by customer i.e. </w:t>
-            </w:r>
-            <w:r>
-              <w:rPr>
-                <w:b/>
+                <w:szCs w:val="19"/>
+              </w:rPr>
+              <w:t xml:space="preserve">. All equipment will be delivered </w:t>
+            </w:r>
+            <w:proofErr w:type="spellStart"/>
+            <w:r>
+              <w:rPr>
                 <w:color w:val="000000"/>
                 <w:sz w:val="19"/>
-                <w:highlight w:val="yellow"/>
-              </w:rPr>
-              <w:t>BUYER</w:t>
-            </w:r>
-            <w:r>
-              <w:rPr>
-                <w:b/>
+                <w:szCs w:val="19"/>
+              </w:rPr>
+              <w:t>upto</w:t>
+            </w:r>
+            <w:proofErr w:type="spellEnd"/>
+            <w:r>
+              <w:rPr>
                 <w:color w:val="000000"/>
                 <w:sz w:val="19"/>
+                <w:szCs w:val="19"/>
+              </w:rPr>
+              <w:t xml:space="preserve"> main gate of the customer premises. Unloading of material &amp; moving inside the lab. or working place must be taken care by customer i.e. </w:t>
+            </w:r>
+            <w:r>
+              <w:rPr>
+                <w:b/>
+                <w:color w:val="000000"/>
+                <w:sz w:val="19"/>
+                <w:szCs w:val="19"/>
+                <w:highlight w:val="yellow"/>
+              </w:rPr>
+              <w:t>BUYER</w:t>
+            </w:r>
+            <w:r>
+              <w:rPr>
+                <w:b/>
+                <w:color w:val="000000"/>
+                <w:sz w:val="19"/>
+                <w:szCs w:val="19"/>
               </w:rPr>
               <w:t>.</w:t>
             </w:r>
@@ -4047,6 +4607,7 @@
                 <w:b/>
                 <w:spacing w:val="-2"/>
                 <w:sz w:val="20"/>
+                <w:szCs w:val="20"/>
               </w:rPr>
               <w:t>VALIDITY</w:t>
             </w:r>
@@ -4069,6 +4630,7 @@
             <w:r>
               <w:rPr>
                 <w:sz w:val="20"/>
+                <w:szCs w:val="20"/>
               </w:rPr>
               <w:t>Our</w:t>
             </w:r>
@@ -4076,12 +4638,14 @@
               <w:rPr>
                 <w:spacing w:val="-4"/>
                 <w:sz w:val="20"/>
-              </w:rPr>
-              <w:t xml:space="preserve"> </w:t>
-            </w:r>
-            <w:r>
-              <w:rPr>
-                <w:sz w:val="20"/>
+                <w:szCs w:val="20"/>
+              </w:rPr>
+              <w:t xml:space="preserve"> </w:t>
+            </w:r>
+            <w:r>
+              <w:rPr>
+                <w:sz w:val="20"/>
+                <w:szCs w:val="20"/>
               </w:rPr>
               <w:t>offer will</w:t>
             </w:r>
@@ -4089,12 +4653,14 @@
               <w:rPr>
                 <w:spacing w:val="-5"/>
                 <w:sz w:val="20"/>
-              </w:rPr>
-              <w:t xml:space="preserve"> </w:t>
-            </w:r>
-            <w:r>
-              <w:rPr>
-                <w:sz w:val="20"/>
+                <w:szCs w:val="20"/>
+              </w:rPr>
+              <w:t xml:space="preserve"> </w:t>
+            </w:r>
+            <w:r>
+              <w:rPr>
+                <w:sz w:val="20"/>
+                <w:szCs w:val="20"/>
               </w:rPr>
               <w:t>be</w:t>
             </w:r>
@@ -4102,12 +4668,14 @@
               <w:rPr>
                 <w:spacing w:val="-3"/>
                 <w:sz w:val="20"/>
-              </w:rPr>
-              <w:t xml:space="preserve"> </w:t>
-            </w:r>
-            <w:r>
-              <w:rPr>
-                <w:sz w:val="20"/>
+                <w:szCs w:val="20"/>
+              </w:rPr>
+              <w:t xml:space="preserve"> </w:t>
+            </w:r>
+            <w:r>
+              <w:rPr>
+                <w:sz w:val="20"/>
+                <w:szCs w:val="20"/>
               </w:rPr>
               <w:t>valid</w:t>
             </w:r>
@@ -4115,12 +4683,14 @@
               <w:rPr>
                 <w:spacing w:val="-2"/>
                 <w:sz w:val="20"/>
-              </w:rPr>
-              <w:t xml:space="preserve"> </w:t>
-            </w:r>
-            <w:r>
-              <w:rPr>
-                <w:sz w:val="20"/>
+                <w:szCs w:val="20"/>
+              </w:rPr>
+              <w:t xml:space="preserve"> </w:t>
+            </w:r>
+            <w:r>
+              <w:rPr>
+                <w:sz w:val="20"/>
+                <w:szCs w:val="20"/>
               </w:rPr>
               <w:t xml:space="preserve">for </w:t>
             </w:r>
@@ -4128,6 +4698,7 @@
               <w:rPr>
                 <w:b/>
                 <w:sz w:val="20"/>
+                <w:szCs w:val="20"/>
               </w:rPr>
               <w:t>60</w:t>
             </w:r>
@@ -4136,13 +4707,15 @@
                 <w:b/>
                 <w:spacing w:val="-4"/>
                 <w:sz w:val="20"/>
-              </w:rPr>
-              <w:t xml:space="preserve"> </w:t>
-            </w:r>
-            <w:r>
-              <w:rPr>
-                <w:b/>
-                <w:sz w:val="20"/>
+                <w:szCs w:val="20"/>
+              </w:rPr>
+              <w:t xml:space="preserve"> </w:t>
+            </w:r>
+            <w:r>
+              <w:rPr>
+                <w:b/>
+                <w:sz w:val="20"/>
+                <w:szCs w:val="20"/>
               </w:rPr>
               <w:t>days</w:t>
             </w:r>
@@ -4151,12 +4724,14 @@
                 <w:b/>
                 <w:spacing w:val="-3"/>
                 <w:sz w:val="20"/>
-              </w:rPr>
-              <w:t xml:space="preserve"> </w:t>
-            </w:r>
-            <w:r>
-              <w:rPr>
-                <w:sz w:val="20"/>
+                <w:szCs w:val="20"/>
+              </w:rPr>
+              <w:t xml:space="preserve"> </w:t>
+            </w:r>
+            <w:r>
+              <w:rPr>
+                <w:sz w:val="20"/>
+                <w:szCs w:val="20"/>
               </w:rPr>
               <w:t>from</w:t>
             </w:r>
@@ -4164,12 +4739,14 @@
               <w:rPr>
                 <w:spacing w:val="-7"/>
                 <w:sz w:val="20"/>
-              </w:rPr>
-              <w:t xml:space="preserve"> </w:t>
-            </w:r>
-            <w:r>
-              <w:rPr>
-                <w:sz w:val="20"/>
+                <w:szCs w:val="20"/>
+              </w:rPr>
+              <w:t xml:space="preserve"> </w:t>
+            </w:r>
+            <w:r>
+              <w:rPr>
+                <w:sz w:val="20"/>
+                <w:szCs w:val="20"/>
               </w:rPr>
               <w:t>the</w:t>
             </w:r>
@@ -4177,12 +4754,14 @@
               <w:rPr>
                 <w:spacing w:val="-4"/>
                 <w:sz w:val="20"/>
-              </w:rPr>
-              <w:t xml:space="preserve"> </w:t>
-            </w:r>
-            <w:r>
-              <w:rPr>
-                <w:sz w:val="20"/>
+                <w:szCs w:val="20"/>
+              </w:rPr>
+              <w:t xml:space="preserve"> </w:t>
+            </w:r>
+            <w:r>
+              <w:rPr>
+                <w:sz w:val="20"/>
+                <w:szCs w:val="20"/>
               </w:rPr>
               <w:t>date</w:t>
             </w:r>
@@ -4190,12 +4769,14 @@
               <w:rPr>
                 <w:spacing w:val="-3"/>
                 <w:sz w:val="20"/>
-              </w:rPr>
-              <w:t xml:space="preserve"> </w:t>
-            </w:r>
-            <w:r>
-              <w:rPr>
-                <w:sz w:val="20"/>
+                <w:szCs w:val="20"/>
+              </w:rPr>
+              <w:t xml:space="preserve"> </w:t>
+            </w:r>
+            <w:r>
+              <w:rPr>
+                <w:sz w:val="20"/>
+                <w:szCs w:val="20"/>
               </w:rPr>
               <w:t>of</w:t>
             </w:r>
@@ -4203,6 +4784,7 @@
               <w:rPr>
                 <w:spacing w:val="-5"/>
                 <w:sz w:val="20"/>
+                <w:szCs w:val="20"/>
               </w:rPr>
               <w:t xml:space="preserve"> </w:t>
             </w:r>
@@ -4210,6 +4792,7 @@
               <w:rPr>
                 <w:spacing w:val="-2"/>
                 <w:sz w:val="20"/>
+                <w:szCs w:val="20"/>
               </w:rPr>
               <w:t>Quotation</w:t>
             </w:r>
@@ -4238,6 +4821,7 @@
               <w:rPr>
                 <w:b/>
                 <w:sz w:val="18"/>
+                <w:szCs w:val="18"/>
               </w:rPr>
               <w:t>REJECTION</w:t>
             </w:r>
@@ -4246,6 +4830,7 @@
                 <w:b/>
                 <w:spacing w:val="-5"/>
                 <w:sz w:val="18"/>
+                <w:szCs w:val="18"/>
               </w:rPr>
               <w:t xml:space="preserve"> </w:t>
             </w:r>
@@ -4253,6 +4838,7 @@
               <w:rPr>
                 <w:b/>
                 <w:sz w:val="18"/>
+                <w:szCs w:val="18"/>
               </w:rPr>
               <w:t>OF</w:t>
             </w:r>
@@ -4261,6 +4847,7 @@
                 <w:b/>
                 <w:spacing w:val="-9"/>
                 <w:sz w:val="18"/>
+                <w:szCs w:val="18"/>
               </w:rPr>
               <w:t xml:space="preserve"> </w:t>
             </w:r>
@@ -4269,6 +4856,7 @@
                 <w:b/>
                 <w:spacing w:val="-2"/>
                 <w:sz w:val="18"/>
+                <w:szCs w:val="18"/>
               </w:rPr>
               <w:t>MATERIAL</w:t>
             </w:r>
@@ -4291,6 +4879,7 @@
             <w:r>
               <w:rPr>
                 <w:sz w:val="20"/>
+                <w:szCs w:val="20"/>
               </w:rPr>
               <w:t>Its</w:t>
             </w:r>
@@ -4298,12 +4887,14 @@
               <w:rPr>
                 <w:spacing w:val="-7"/>
                 <w:sz w:val="20"/>
-              </w:rPr>
-              <w:t xml:space="preserve"> </w:t>
-            </w:r>
-            <w:r>
-              <w:rPr>
-                <w:sz w:val="20"/>
+                <w:szCs w:val="20"/>
+              </w:rPr>
+              <w:t xml:space="preserve"> </w:t>
+            </w:r>
+            <w:r>
+              <w:rPr>
+                <w:sz w:val="20"/>
+                <w:szCs w:val="20"/>
               </w:rPr>
               <w:t>customer’s</w:t>
             </w:r>
@@ -4311,12 +4902,14 @@
               <w:rPr>
                 <w:spacing w:val="-7"/>
                 <w:sz w:val="20"/>
-              </w:rPr>
-              <w:t xml:space="preserve"> </w:t>
-            </w:r>
-            <w:r>
-              <w:rPr>
-                <w:sz w:val="20"/>
+                <w:szCs w:val="20"/>
+              </w:rPr>
+              <w:t xml:space="preserve"> </w:t>
+            </w:r>
+            <w:r>
+              <w:rPr>
+                <w:sz w:val="20"/>
+                <w:szCs w:val="20"/>
               </w:rPr>
               <w:t>responsibility</w:t>
             </w:r>
@@ -4324,12 +4917,14 @@
               <w:rPr>
                 <w:spacing w:val="-6"/>
                 <w:sz w:val="20"/>
-              </w:rPr>
-              <w:t xml:space="preserve"> </w:t>
-            </w:r>
-            <w:r>
-              <w:rPr>
-                <w:sz w:val="20"/>
+                <w:szCs w:val="20"/>
+              </w:rPr>
+              <w:t xml:space="preserve"> </w:t>
+            </w:r>
+            <w:r>
+              <w:rPr>
+                <w:sz w:val="20"/>
+                <w:szCs w:val="20"/>
               </w:rPr>
               <w:t>to</w:t>
             </w:r>
@@ -4337,12 +4932,14 @@
               <w:rPr>
                 <w:spacing w:val="-5"/>
                 <w:sz w:val="20"/>
-              </w:rPr>
-              <w:t xml:space="preserve"> </w:t>
-            </w:r>
-            <w:r>
-              <w:rPr>
-                <w:sz w:val="20"/>
+                <w:szCs w:val="20"/>
+              </w:rPr>
+              <w:t xml:space="preserve"> </w:t>
+            </w:r>
+            <w:r>
+              <w:rPr>
+                <w:sz w:val="20"/>
+                <w:szCs w:val="20"/>
               </w:rPr>
               <w:t>rebook</w:t>
             </w:r>
@@ -4350,12 +4947,14 @@
               <w:rPr>
                 <w:spacing w:val="-5"/>
                 <w:sz w:val="20"/>
-              </w:rPr>
-              <w:t xml:space="preserve"> </w:t>
-            </w:r>
-            <w:r>
-              <w:rPr>
-                <w:sz w:val="20"/>
+                <w:szCs w:val="20"/>
+              </w:rPr>
+              <w:t xml:space="preserve"> </w:t>
+            </w:r>
+            <w:r>
+              <w:rPr>
+                <w:sz w:val="20"/>
+                <w:szCs w:val="20"/>
               </w:rPr>
               <w:t>material</w:t>
             </w:r>
@@ -4363,12 +4962,14 @@
               <w:rPr>
                 <w:spacing w:val="-6"/>
                 <w:sz w:val="20"/>
-              </w:rPr>
-              <w:t xml:space="preserve"> </w:t>
-            </w:r>
-            <w:r>
-              <w:rPr>
-                <w:sz w:val="20"/>
+                <w:szCs w:val="20"/>
+              </w:rPr>
+              <w:t xml:space="preserve"> </w:t>
+            </w:r>
+            <w:r>
+              <w:rPr>
+                <w:sz w:val="20"/>
+                <w:szCs w:val="20"/>
               </w:rPr>
               <w:t>if</w:t>
             </w:r>
@@ -4376,6 +4977,7 @@
               <w:rPr>
                 <w:spacing w:val="-7"/>
                 <w:sz w:val="20"/>
+                <w:szCs w:val="20"/>
               </w:rPr>
               <w:t xml:space="preserve"> </w:t>
             </w:r>
@@ -4383,6 +4985,7 @@
               <w:rPr>
                 <w:spacing w:val="-2"/>
                 <w:sz w:val="20"/>
+                <w:szCs w:val="20"/>
               </w:rPr>
               <w:t>rejected.</w:t>
             </w:r>
@@ -4412,6 +5015,7 @@
                 <w:b/>
                 <w:spacing w:val="-2"/>
                 <w:sz w:val="20"/>
+                <w:szCs w:val="20"/>
               </w:rPr>
               <w:t>JURISDICTION</w:t>
             </w:r>
@@ -4434,6 +5038,7 @@
             <w:r>
               <w:rPr>
                 <w:sz w:val="20"/>
+                <w:szCs w:val="20"/>
               </w:rPr>
               <w:t>All</w:t>
             </w:r>
@@ -4441,12 +5046,14 @@
               <w:rPr>
                 <w:spacing w:val="-6"/>
                 <w:sz w:val="20"/>
-              </w:rPr>
-              <w:t xml:space="preserve"> </w:t>
-            </w:r>
-            <w:r>
-              <w:rPr>
-                <w:sz w:val="20"/>
+                <w:szCs w:val="20"/>
+              </w:rPr>
+              <w:t xml:space="preserve"> </w:t>
+            </w:r>
+            <w:r>
+              <w:rPr>
+                <w:sz w:val="20"/>
+                <w:szCs w:val="20"/>
               </w:rPr>
               <w:t>disputes</w:t>
             </w:r>
@@ -4454,12 +5061,14 @@
               <w:rPr>
                 <w:spacing w:val="-6"/>
                 <w:sz w:val="20"/>
-              </w:rPr>
-              <w:t xml:space="preserve"> </w:t>
-            </w:r>
-            <w:r>
-              <w:rPr>
-                <w:sz w:val="20"/>
+                <w:szCs w:val="20"/>
+              </w:rPr>
+              <w:t xml:space="preserve"> </w:t>
+            </w:r>
+            <w:r>
+              <w:rPr>
+                <w:sz w:val="20"/>
+                <w:szCs w:val="20"/>
               </w:rPr>
               <w:t>are</w:t>
             </w:r>
@@ -4467,12 +5076,14 @@
               <w:rPr>
                 <w:spacing w:val="-5"/>
                 <w:sz w:val="20"/>
-              </w:rPr>
-              <w:t xml:space="preserve"> </w:t>
-            </w:r>
-            <w:r>
-              <w:rPr>
-                <w:sz w:val="20"/>
+                <w:szCs w:val="20"/>
+              </w:rPr>
+              <w:t xml:space="preserve"> </w:t>
+            </w:r>
+            <w:r>
+              <w:rPr>
+                <w:sz w:val="20"/>
+                <w:szCs w:val="20"/>
               </w:rPr>
               <w:t>at</w:t>
             </w:r>
@@ -4480,12 +5091,14 @@
               <w:rPr>
                 <w:spacing w:val="-5"/>
                 <w:sz w:val="20"/>
-              </w:rPr>
-              <w:t xml:space="preserve"> </w:t>
-            </w:r>
-            <w:r>
-              <w:rPr>
-                <w:sz w:val="20"/>
+                <w:szCs w:val="20"/>
+              </w:rPr>
+              <w:t xml:space="preserve"> </w:t>
+            </w:r>
+            <w:r>
+              <w:rPr>
+                <w:sz w:val="20"/>
+                <w:szCs w:val="20"/>
               </w:rPr>
               <w:t>Mumbai</w:t>
             </w:r>
@@ -4493,12 +5106,14 @@
               <w:rPr>
                 <w:spacing w:val="-5"/>
                 <w:sz w:val="20"/>
-              </w:rPr>
-              <w:t xml:space="preserve"> </w:t>
-            </w:r>
-            <w:r>
-              <w:rPr>
-                <w:sz w:val="20"/>
+                <w:szCs w:val="20"/>
+              </w:rPr>
+              <w:t xml:space="preserve"> </w:t>
+            </w:r>
+            <w:r>
+              <w:rPr>
+                <w:sz w:val="20"/>
+                <w:szCs w:val="20"/>
               </w:rPr>
               <w:t>Jurisdiction</w:t>
             </w:r>
@@ -4506,6 +5121,7 @@
               <w:rPr>
                 <w:spacing w:val="-6"/>
                 <w:sz w:val="20"/>
+                <w:szCs w:val="20"/>
               </w:rPr>
               <w:t xml:space="preserve"> </w:t>
             </w:r>
@@ -4513,6 +5129,7 @@
               <w:rPr>
                 <w:spacing w:val="-4"/>
                 <w:sz w:val="20"/>
+                <w:szCs w:val="20"/>
               </w:rPr>
               <w:t>only.</w:t>
             </w:r>
@@ -4535,6 +5152,7 @@
           <w:b/>
           <w:spacing w:val="-7"/>
           <w:sz w:val="26"/>
+          <w:szCs w:val="26"/>
           <w:u w:val="single"/>
         </w:rPr>
         <w:t xml:space="preserve">WARRANTY </w:t>
@@ -4544,6 +5162,7 @@
           <w:b/>
           <w:spacing w:val="-4"/>
           <w:sz w:val="26"/>
+          <w:szCs w:val="26"/>
           <w:u w:val="single"/>
         </w:rPr>
         <w:t>TERMS</w:t>
@@ -4582,9 +5201,11 @@
         </w:rPr>
         <w:t xml:space="preserve"> </w:t>
       </w:r>
+      <w:proofErr w:type="spellStart"/>
       <w:r>
         <w:t>equipments</w:t>
       </w:r>
+      <w:proofErr w:type="spellEnd"/>
       <w:r>
         <w:rPr>
           <w:spacing w:val="-8"/>
@@ -4616,6 +5237,7 @@
         <w:rPr>
           <w:b/>
           <w:sz w:val="18"/>
+          <w:szCs w:val="18"/>
         </w:rPr>
         <w:t>TWELVE</w:t>
       </w:r>
@@ -4624,6 +5246,7 @@
           <w:b/>
           <w:spacing w:val="-3"/>
           <w:sz w:val="18"/>
+          <w:szCs w:val="18"/>
         </w:rPr>
         <w:t xml:space="preserve"> </w:t>
       </w:r>
@@ -4631,6 +5254,7 @@
         <w:rPr>
           <w:b/>
           <w:sz w:val="18"/>
+          <w:szCs w:val="18"/>
         </w:rPr>
         <w:t>MONTHS</w:t>
       </w:r>
@@ -4639,6 +5263,7 @@
           <w:b/>
           <w:spacing w:val="-6"/>
           <w:sz w:val="18"/>
+          <w:szCs w:val="18"/>
         </w:rPr>
         <w:t xml:space="preserve"> </w:t>
       </w:r>
@@ -4714,9 +5339,11 @@
         </w:rPr>
         <w:t xml:space="preserve"> </w:t>
       </w:r>
+      <w:proofErr w:type="gramStart"/>
       <w:r>
         <w:t>However</w:t>
       </w:r>
+      <w:proofErr w:type="gramEnd"/>
       <w:r>
         <w:rPr>
           <w:spacing w:val="-4"/>
@@ -4742,7 +5369,15 @@
         <w:t xml:space="preserve"> </w:t>
       </w:r>
       <w:r>
-        <w:t>information the equipments warranty as below:</w:t>
+        <w:t xml:space="preserve">information the </w:t>
+      </w:r>
+      <w:proofErr w:type="spellStart"/>
+      <w:r>
+        <w:t>equipments</w:t>
+      </w:r>
+      <w:proofErr w:type="spellEnd"/>
+      <w:r>
+        <w:t xml:space="preserve"> warranty as below:</w:t>
       </w:r>
     </w:p>
     <w:p>
@@ -4764,6 +5399,7 @@
       <w:r>
         <w:rPr>
           <w:sz w:val="16"/>
+          <w:szCs w:val="16"/>
         </w:rPr>
         <w:t>Hot</w:t>
       </w:r>
@@ -4771,12 +5407,14 @@
         <w:rPr>
           <w:spacing w:val="-9"/>
           <w:sz w:val="16"/>
+          <w:szCs w:val="16"/>
         </w:rPr>
         <w:t xml:space="preserve"> </w:t>
       </w:r>
       <w:r>
         <w:rPr>
           <w:sz w:val="16"/>
+          <w:szCs w:val="16"/>
         </w:rPr>
         <w:t>Plates,</w:t>
       </w:r>
@@ -4784,12 +5422,14 @@
         <w:rPr>
           <w:spacing w:val="-9"/>
           <w:sz w:val="16"/>
+          <w:szCs w:val="16"/>
         </w:rPr>
         <w:t xml:space="preserve"> </w:t>
       </w:r>
       <w:r>
         <w:rPr>
           <w:sz w:val="16"/>
+          <w:szCs w:val="16"/>
         </w:rPr>
         <w:t>Temperature</w:t>
       </w:r>
@@ -4797,12 +5437,14 @@
         <w:rPr>
           <w:spacing w:val="-8"/>
           <w:sz w:val="16"/>
+          <w:szCs w:val="16"/>
         </w:rPr>
         <w:t xml:space="preserve"> </w:t>
       </w:r>
       <w:r>
         <w:rPr>
           <w:sz w:val="16"/>
+          <w:szCs w:val="16"/>
         </w:rPr>
         <w:t>control</w:t>
       </w:r>
@@ -4810,12 +5452,14 @@
         <w:rPr>
           <w:spacing w:val="-8"/>
           <w:sz w:val="16"/>
+          <w:szCs w:val="16"/>
         </w:rPr>
         <w:t xml:space="preserve"> </w:t>
       </w:r>
       <w:r>
         <w:rPr>
           <w:sz w:val="16"/>
+          <w:szCs w:val="16"/>
         </w:rPr>
         <w:t>units</w:t>
       </w:r>
@@ -4823,12 +5467,14 @@
         <w:rPr>
           <w:spacing w:val="-10"/>
           <w:sz w:val="16"/>
+          <w:szCs w:val="16"/>
         </w:rPr>
         <w:t xml:space="preserve"> </w:t>
       </w:r>
       <w:r>
         <w:rPr>
           <w:sz w:val="16"/>
+          <w:szCs w:val="16"/>
         </w:rPr>
         <w:t>Heating</w:t>
       </w:r>
@@ -4836,12 +5482,14 @@
         <w:rPr>
           <w:spacing w:val="-9"/>
           <w:sz w:val="16"/>
+          <w:szCs w:val="16"/>
         </w:rPr>
         <w:t xml:space="preserve"> </w:t>
       </w:r>
       <w:r>
         <w:rPr>
           <w:sz w:val="16"/>
+          <w:szCs w:val="16"/>
         </w:rPr>
         <w:t>Mantles,</w:t>
       </w:r>
@@ -4849,12 +5497,14 @@
         <w:rPr>
           <w:spacing w:val="-6"/>
           <w:sz w:val="16"/>
+          <w:szCs w:val="16"/>
         </w:rPr>
         <w:t xml:space="preserve"> </w:t>
       </w:r>
       <w:r>
         <w:rPr>
           <w:sz w:val="16"/>
+          <w:szCs w:val="16"/>
         </w:rPr>
         <w:t>Ovens,</w:t>
       </w:r>
@@ -4862,12 +5512,14 @@
         <w:rPr>
           <w:spacing w:val="-5"/>
           <w:sz w:val="16"/>
+          <w:szCs w:val="16"/>
         </w:rPr>
         <w:t xml:space="preserve"> </w:t>
       </w:r>
       <w:r>
         <w:rPr>
           <w:sz w:val="16"/>
+          <w:szCs w:val="16"/>
         </w:rPr>
         <w:t>Incubators,</w:t>
       </w:r>
@@ -4875,12 +5527,14 @@
         <w:rPr>
           <w:spacing w:val="-8"/>
           <w:sz w:val="16"/>
+          <w:szCs w:val="16"/>
         </w:rPr>
         <w:t xml:space="preserve"> </w:t>
       </w:r>
       <w:r>
         <w:rPr>
           <w:sz w:val="16"/>
+          <w:szCs w:val="16"/>
         </w:rPr>
         <w:t>Soxhlet</w:t>
       </w:r>
@@ -4888,12 +5542,14 @@
         <w:rPr>
           <w:spacing w:val="-6"/>
           <w:sz w:val="16"/>
+          <w:szCs w:val="16"/>
         </w:rPr>
         <w:t xml:space="preserve"> </w:t>
       </w:r>
       <w:r>
         <w:rPr>
           <w:sz w:val="16"/>
+          <w:szCs w:val="16"/>
         </w:rPr>
         <w:t>Extraction</w:t>
       </w:r>
@@ -4901,12 +5557,14 @@
         <w:rPr>
           <w:spacing w:val="-6"/>
           <w:sz w:val="16"/>
+          <w:szCs w:val="16"/>
         </w:rPr>
         <w:t xml:space="preserve"> </w:t>
       </w:r>
       <w:r>
         <w:rPr>
           <w:sz w:val="16"/>
+          <w:szCs w:val="16"/>
         </w:rPr>
         <w:t>Heaters</w:t>
       </w:r>
@@ -4914,12 +5572,14 @@
         <w:rPr>
           <w:spacing w:val="-7"/>
           <w:sz w:val="16"/>
+          <w:szCs w:val="16"/>
         </w:rPr>
         <w:t xml:space="preserve"> </w:t>
       </w:r>
       <w:r>
         <w:rPr>
           <w:sz w:val="16"/>
+          <w:szCs w:val="16"/>
         </w:rPr>
         <w:t>are</w:t>
       </w:r>
@@ -4927,12 +5587,14 @@
         <w:rPr>
           <w:spacing w:val="-8"/>
           <w:sz w:val="16"/>
+          <w:szCs w:val="16"/>
         </w:rPr>
         <w:t xml:space="preserve"> </w:t>
       </w:r>
       <w:r>
         <w:rPr>
           <w:sz w:val="16"/>
+          <w:szCs w:val="16"/>
         </w:rPr>
         <w:t>fully</w:t>
       </w:r>
@@ -4940,6 +5602,7 @@
         <w:rPr>
           <w:spacing w:val="-9"/>
           <w:sz w:val="16"/>
+          <w:szCs w:val="16"/>
         </w:rPr>
         <w:t xml:space="preserve"> </w:t>
       </w:r>
@@ -4947,6 +5610,7 @@
         <w:rPr>
           <w:spacing w:val="-2"/>
           <w:sz w:val="16"/>
+          <w:szCs w:val="16"/>
         </w:rPr>
         <w:t>guaranteed.</w:t>
       </w:r>
@@ -4969,19 +5633,38 @@
       <w:r>
         <w:rPr>
           <w:sz w:val="16"/>
-        </w:rPr>
-        <w:t>Water stills / Water Baths / constant temperature Bath &amp; Cryo Bath are also guaranteed for 12 months excluding heating elements, as</w:t>
+          <w:szCs w:val="16"/>
+        </w:rPr>
+        <w:t xml:space="preserve">Water stills / Water Baths / constant temperature Bath &amp; </w:t>
+      </w:r>
+      <w:proofErr w:type="spellStart"/>
+      <w:r>
+        <w:rPr>
+          <w:sz w:val="16"/>
+          <w:szCs w:val="16"/>
+        </w:rPr>
+        <w:t>Cryo</w:t>
+      </w:r>
+      <w:proofErr w:type="spellEnd"/>
+      <w:r>
+        <w:rPr>
+          <w:sz w:val="16"/>
+          <w:szCs w:val="16"/>
+        </w:rPr>
+        <w:t xml:space="preserve"> Bath are also guaranteed for 12 months excluding heating elements, as</w:t>
       </w:r>
       <w:r>
         <w:rPr>
           <w:spacing w:val="40"/>
           <w:sz w:val="16"/>
+          <w:szCs w:val="16"/>
         </w:rPr>
         <w:t xml:space="preserve"> </w:t>
       </w:r>
       <w:r>
         <w:rPr>
           <w:sz w:val="16"/>
+          <w:szCs w:val="16"/>
         </w:rPr>
         <w:t>these parts (Heating Element) are not manufactured by us.</w:t>
       </w:r>
@@ -4989,14 +5672,25 @@
         <w:rPr>
           <w:spacing w:val="40"/>
           <w:sz w:val="16"/>
-        </w:rPr>
-        <w:t xml:space="preserve"> </w:t>
-      </w:r>
+          <w:szCs w:val="16"/>
+        </w:rPr>
+        <w:t xml:space="preserve"> </w:t>
+      </w:r>
+      <w:proofErr w:type="gramStart"/>
       <w:r>
         <w:rPr>
           <w:sz w:val="16"/>
-        </w:rPr>
-        <w:t>However our customers are assured of rigorous tests of these parts.</w:t>
+          <w:szCs w:val="16"/>
+        </w:rPr>
+        <w:t>However</w:t>
+      </w:r>
+      <w:proofErr w:type="gramEnd"/>
+      <w:r>
+        <w:rPr>
+          <w:sz w:val="16"/>
+          <w:szCs w:val="16"/>
+        </w:rPr>
+        <w:t xml:space="preserve"> our customers are assured of rigorous tests of these parts.</w:t>
       </w:r>
     </w:p>
     <w:p>
@@ -5015,9 +5709,11 @@
           <w:sz w:val="16"/>
         </w:rPr>
       </w:pPr>
+      <w:proofErr w:type="gramStart"/>
       <w:r>
         <w:rPr>
           <w:sz w:val="16"/>
+          <w:szCs w:val="16"/>
         </w:rPr>
         <w:t>Furnaces</w:t>
       </w:r>
@@ -5025,25 +5721,30 @@
         <w:rPr>
           <w:spacing w:val="-5"/>
           <w:sz w:val="16"/>
+          <w:szCs w:val="16"/>
         </w:rPr>
         <w:t xml:space="preserve"> </w:t>
       </w:r>
       <w:r>
         <w:rPr>
           <w:sz w:val="16"/>
+          <w:szCs w:val="16"/>
         </w:rPr>
         <w:t>:</w:t>
       </w:r>
+      <w:proofErr w:type="gramEnd"/>
       <w:r>
         <w:rPr>
           <w:spacing w:val="-3"/>
           <w:sz w:val="16"/>
+          <w:szCs w:val="16"/>
         </w:rPr>
         <w:t xml:space="preserve"> </w:t>
       </w:r>
       <w:r>
         <w:rPr>
           <w:sz w:val="16"/>
+          <w:szCs w:val="16"/>
         </w:rPr>
         <w:t>In</w:t>
       </w:r>
@@ -5051,12 +5752,14 @@
         <w:rPr>
           <w:spacing w:val="-3"/>
           <w:sz w:val="16"/>
+          <w:szCs w:val="16"/>
         </w:rPr>
         <w:t xml:space="preserve"> </w:t>
       </w:r>
       <w:r>
         <w:rPr>
           <w:sz w:val="16"/>
+          <w:szCs w:val="16"/>
         </w:rPr>
         <w:t>case</w:t>
       </w:r>
@@ -5064,12 +5767,14 @@
         <w:rPr>
           <w:spacing w:val="-7"/>
           <w:sz w:val="16"/>
+          <w:szCs w:val="16"/>
         </w:rPr>
         <w:t xml:space="preserve"> </w:t>
       </w:r>
       <w:r>
         <w:rPr>
           <w:sz w:val="16"/>
+          <w:szCs w:val="16"/>
         </w:rPr>
         <w:t>of</w:t>
       </w:r>
@@ -5077,12 +5782,14 @@
         <w:rPr>
           <w:spacing w:val="-5"/>
           <w:sz w:val="16"/>
+          <w:szCs w:val="16"/>
         </w:rPr>
         <w:t xml:space="preserve"> </w:t>
       </w:r>
       <w:r>
         <w:rPr>
           <w:sz w:val="16"/>
+          <w:szCs w:val="16"/>
         </w:rPr>
         <w:t>furnaces,</w:t>
       </w:r>
@@ -5090,12 +5797,14 @@
         <w:rPr>
           <w:spacing w:val="-6"/>
           <w:sz w:val="16"/>
+          <w:szCs w:val="16"/>
         </w:rPr>
         <w:t xml:space="preserve"> </w:t>
       </w:r>
       <w:r>
         <w:rPr>
           <w:sz w:val="16"/>
+          <w:szCs w:val="16"/>
         </w:rPr>
         <w:t>the</w:t>
       </w:r>
@@ -5103,12 +5812,14 @@
         <w:rPr>
           <w:spacing w:val="-7"/>
           <w:sz w:val="16"/>
+          <w:szCs w:val="16"/>
         </w:rPr>
         <w:t xml:space="preserve"> </w:t>
       </w:r>
       <w:r>
         <w:rPr>
           <w:sz w:val="16"/>
+          <w:szCs w:val="16"/>
         </w:rPr>
         <w:t>heating</w:t>
       </w:r>
@@ -5116,12 +5827,14 @@
         <w:rPr>
           <w:spacing w:val="-5"/>
           <w:sz w:val="16"/>
+          <w:szCs w:val="16"/>
         </w:rPr>
         <w:t xml:space="preserve"> </w:t>
       </w:r>
       <w:r>
         <w:rPr>
           <w:sz w:val="16"/>
+          <w:szCs w:val="16"/>
         </w:rPr>
         <w:t>element</w:t>
       </w:r>
@@ -5129,12 +5842,14 @@
         <w:rPr>
           <w:spacing w:val="-5"/>
           <w:sz w:val="16"/>
+          <w:szCs w:val="16"/>
         </w:rPr>
         <w:t xml:space="preserve"> </w:t>
       </w:r>
       <w:r>
         <w:rPr>
           <w:sz w:val="16"/>
+          <w:szCs w:val="16"/>
         </w:rPr>
         <w:t>does</w:t>
       </w:r>
@@ -5142,12 +5857,14 @@
         <w:rPr>
           <w:spacing w:val="-5"/>
           <w:sz w:val="16"/>
+          <w:szCs w:val="16"/>
         </w:rPr>
         <w:t xml:space="preserve"> </w:t>
       </w:r>
       <w:r>
         <w:rPr>
           <w:sz w:val="16"/>
+          <w:szCs w:val="16"/>
         </w:rPr>
         <w:t>not</w:t>
       </w:r>
@@ -5155,12 +5872,14 @@
         <w:rPr>
           <w:spacing w:val="-5"/>
           <w:sz w:val="16"/>
+          <w:szCs w:val="16"/>
         </w:rPr>
         <w:t xml:space="preserve"> </w:t>
       </w:r>
       <w:r>
         <w:rPr>
           <w:sz w:val="16"/>
+          <w:szCs w:val="16"/>
         </w:rPr>
         <w:t>carry</w:t>
       </w:r>
@@ -5168,12 +5887,14 @@
         <w:rPr>
           <w:spacing w:val="-7"/>
           <w:sz w:val="16"/>
+          <w:szCs w:val="16"/>
         </w:rPr>
         <w:t xml:space="preserve"> </w:t>
       </w:r>
       <w:r>
         <w:rPr>
           <w:sz w:val="16"/>
+          <w:szCs w:val="16"/>
         </w:rPr>
         <w:t>any</w:t>
       </w:r>
@@ -5181,12 +5902,15 @@
         <w:rPr>
           <w:spacing w:val="-10"/>
           <w:sz w:val="16"/>
-        </w:rPr>
-        <w:t xml:space="preserve"> </w:t>
-      </w:r>
+          <w:szCs w:val="16"/>
+        </w:rPr>
+        <w:t xml:space="preserve"> </w:t>
+      </w:r>
+      <w:proofErr w:type="gramStart"/>
       <w:r>
         <w:rPr>
           <w:sz w:val="16"/>
+          <w:szCs w:val="16"/>
         </w:rPr>
         <w:t>Warranty</w:t>
       </w:r>
@@ -5194,6 +5918,7 @@
         <w:rPr>
           <w:spacing w:val="-7"/>
           <w:sz w:val="16"/>
+          <w:szCs w:val="16"/>
         </w:rPr>
         <w:t xml:space="preserve"> </w:t>
       </w:r>
@@ -5201,8 +5926,18 @@
         <w:rPr>
           <w:spacing w:val="-5"/>
           <w:sz w:val="16"/>
-        </w:rPr>
-        <w:t>:-</w:t>
+          <w:szCs w:val="16"/>
+        </w:rPr>
+        <w:t>:</w:t>
+      </w:r>
+      <w:proofErr w:type="gramEnd"/>
+      <w:r>
+        <w:rPr>
+          <w:spacing w:val="-5"/>
+          <w:sz w:val="16"/>
+          <w:szCs w:val="16"/>
+        </w:rPr>
+        <w:t>-</w:t>
       </w:r>
     </w:p>
     <w:p>
@@ -5319,9 +6054,11 @@
         </w:rPr>
         <w:t xml:space="preserve"> </w:t>
       </w:r>
+      <w:proofErr w:type="gramStart"/>
       <w:r>
         <w:t>users</w:t>
       </w:r>
+      <w:proofErr w:type="gramEnd"/>
       <w:r>
         <w:rPr>
           <w:spacing w:val="-1"/>
@@ -5430,7 +6167,15 @@
         <w:t xml:space="preserve"> </w:t>
       </w:r>
       <w:r>
-        <w:t>Inner mould of</w:t>
+        <w:t xml:space="preserve">Inner </w:t>
+      </w:r>
+      <w:proofErr w:type="spellStart"/>
+      <w:r>
+        <w:t>mould</w:t>
+      </w:r>
+      <w:proofErr w:type="spellEnd"/>
+      <w:r>
+        <w:t xml:space="preserve"> of</w:t>
       </w:r>
       <w:r>
         <w:rPr>
@@ -5555,8 +6300,13 @@
         </w:rPr>
         <w:t xml:space="preserve"> </w:t>
       </w:r>
-      <w:r>
-        <w:t>filled we</w:t>
+      <w:proofErr w:type="gramStart"/>
+      <w:r>
+        <w:t>filled</w:t>
+      </w:r>
+      <w:proofErr w:type="gramEnd"/>
+      <w:r>
+        <w:t xml:space="preserve"> we</w:t>
       </w:r>
       <w:r>
         <w:rPr>
@@ -5628,7 +6378,15 @@
         <w:t xml:space="preserve"> </w:t>
       </w:r>
       <w:r>
-        <w:t>cracks. If customer requires our service engineer then visit charges will be EXTRA</w:t>
+        <w:t xml:space="preserve">cracks. If customer requires our service </w:t>
+      </w:r>
+      <w:proofErr w:type="gramStart"/>
+      <w:r>
+        <w:t>engineer</w:t>
+      </w:r>
+      <w:proofErr w:type="gramEnd"/>
+      <w:r>
+        <w:t xml:space="preserve"> then visit charges will be EXTRA</w:t>
       </w:r>
     </w:p>
     <w:p>
@@ -5642,6 +6400,7 @@
       <w:r>
         <w:rPr>
           <w:sz w:val="20"/>
+          <w:szCs w:val="20"/>
         </w:rPr>
         <w:t>Please</w:t>
       </w:r>
@@ -5649,12 +6408,14 @@
         <w:rPr>
           <w:spacing w:val="-5"/>
           <w:sz w:val="20"/>
+          <w:szCs w:val="20"/>
         </w:rPr>
         <w:t xml:space="preserve"> </w:t>
       </w:r>
       <w:r>
         <w:rPr>
           <w:sz w:val="20"/>
+          <w:szCs w:val="20"/>
         </w:rPr>
         <w:t>find</w:t>
       </w:r>
@@ -5662,12 +6423,14 @@
         <w:rPr>
           <w:spacing w:val="-4"/>
           <w:sz w:val="20"/>
+          <w:szCs w:val="20"/>
         </w:rPr>
         <w:t xml:space="preserve"> </w:t>
       </w:r>
       <w:r>
         <w:rPr>
           <w:sz w:val="20"/>
+          <w:szCs w:val="20"/>
         </w:rPr>
         <w:t>the</w:t>
       </w:r>
@@ -5675,12 +6438,14 @@
         <w:rPr>
           <w:spacing w:val="-5"/>
           <w:sz w:val="20"/>
+          <w:szCs w:val="20"/>
         </w:rPr>
         <w:t xml:space="preserve"> </w:t>
       </w:r>
       <w:r>
         <w:rPr>
           <w:sz w:val="20"/>
+          <w:szCs w:val="20"/>
         </w:rPr>
         <w:t>above</w:t>
       </w:r>
@@ -5688,12 +6453,14 @@
         <w:rPr>
           <w:spacing w:val="-5"/>
           <w:sz w:val="20"/>
+          <w:szCs w:val="20"/>
         </w:rPr>
         <w:t xml:space="preserve"> </w:t>
       </w:r>
       <w:r>
         <w:rPr>
           <w:sz w:val="20"/>
+          <w:szCs w:val="20"/>
         </w:rPr>
         <w:t>in</w:t>
       </w:r>
@@ -5701,12 +6468,14 @@
         <w:rPr>
           <w:spacing w:val="-7"/>
           <w:sz w:val="20"/>
+          <w:szCs w:val="20"/>
         </w:rPr>
         <w:t xml:space="preserve"> </w:t>
       </w:r>
       <w:r>
         <w:rPr>
           <w:sz w:val="20"/>
+          <w:szCs w:val="20"/>
         </w:rPr>
         <w:t>order</w:t>
       </w:r>
@@ -5714,12 +6483,14 @@
         <w:rPr>
           <w:spacing w:val="-4"/>
           <w:sz w:val="20"/>
+          <w:szCs w:val="20"/>
         </w:rPr>
         <w:t xml:space="preserve"> </w:t>
       </w:r>
       <w:r>
         <w:rPr>
           <w:sz w:val="20"/>
+          <w:szCs w:val="20"/>
         </w:rPr>
         <w:t>and</w:t>
       </w:r>
@@ -5727,12 +6498,14 @@
         <w:rPr>
           <w:spacing w:val="-4"/>
           <w:sz w:val="20"/>
+          <w:szCs w:val="20"/>
         </w:rPr>
         <w:t xml:space="preserve"> </w:t>
       </w:r>
       <w:r>
         <w:rPr>
           <w:sz w:val="20"/>
+          <w:szCs w:val="20"/>
         </w:rPr>
         <w:t>acknowledge</w:t>
       </w:r>
@@ -5740,12 +6513,14 @@
         <w:rPr>
           <w:spacing w:val="-5"/>
           <w:sz w:val="20"/>
+          <w:szCs w:val="20"/>
         </w:rPr>
         <w:t xml:space="preserve"> </w:t>
       </w:r>
       <w:r>
         <w:rPr>
           <w:sz w:val="20"/>
+          <w:szCs w:val="20"/>
         </w:rPr>
         <w:t>the</w:t>
       </w:r>
@@ -5753,6 +6528,7 @@
         <w:rPr>
           <w:spacing w:val="-5"/>
           <w:sz w:val="20"/>
+          <w:szCs w:val="20"/>
         </w:rPr>
         <w:t xml:space="preserve"> </w:t>
       </w:r>
@@ -5760,6 +6536,7 @@
         <w:rPr>
           <w:spacing w:val="-2"/>
           <w:sz w:val="20"/>
+          <w:szCs w:val="20"/>
         </w:rPr>
         <w:t>receipt.</w:t>
       </w:r>
@@ -5790,6 +6567,7 @@
         <w:rPr>
           <w:b/>
           <w:sz w:val="24"/>
+          <w:szCs w:val="24"/>
         </w:rPr>
         <w:t>For</w:t>
       </w:r>
@@ -5798,6 +6576,7 @@
           <w:b/>
           <w:spacing w:val="37"/>
           <w:sz w:val="24"/>
+          <w:szCs w:val="24"/>
         </w:rPr>
         <w:t xml:space="preserve"> </w:t>
       </w:r>
@@ -5805,6 +6584,7 @@
         <w:rPr>
           <w:b/>
           <w:sz w:val="24"/>
+          <w:szCs w:val="24"/>
         </w:rPr>
         <w:t>TEMPO</w:t>
       </w:r>
@@ -5813,6 +6593,7 @@
           <w:b/>
           <w:spacing w:val="-6"/>
           <w:sz w:val="24"/>
+          <w:szCs w:val="24"/>
         </w:rPr>
         <w:t xml:space="preserve"> </w:t>
       </w:r>
@@ -5820,6 +6601,7 @@
         <w:rPr>
           <w:b/>
           <w:sz w:val="24"/>
+          <w:szCs w:val="24"/>
         </w:rPr>
         <w:t>INSTRUMENTS</w:t>
       </w:r>
@@ -5828,6 +6610,7 @@
           <w:b/>
           <w:spacing w:val="-6"/>
           <w:sz w:val="24"/>
+          <w:szCs w:val="24"/>
         </w:rPr>
         <w:t xml:space="preserve"> </w:t>
       </w:r>
@@ -5835,6 +6618,7 @@
         <w:rPr>
           <w:b/>
           <w:sz w:val="24"/>
+          <w:szCs w:val="24"/>
         </w:rPr>
         <w:t>PVT.</w:t>
       </w:r>
@@ -5843,6 +6627,7 @@
           <w:b/>
           <w:spacing w:val="-6"/>
           <w:sz w:val="24"/>
+          <w:szCs w:val="24"/>
         </w:rPr>
         <w:t xml:space="preserve"> </w:t>
       </w:r>
@@ -5851,6 +6636,7 @@
           <w:b/>
           <w:spacing w:val="-4"/>
           <w:sz w:val="24"/>
+          <w:szCs w:val="24"/>
         </w:rPr>
         <w:t>LTD.</w:t>
       </w:r>
@@ -5866,67 +6652,88 @@
           <w:b/>
           <w:color w:val="000000"/>
           <w:sz w:val="24"/>
+          <w:szCs w:val="24"/>
           <w:highlight w:val="cyan"/>
         </w:rPr>
         <w:t>{</w:t>
       </w:r>
+      <w:proofErr w:type="spellStart"/>
       <w:r>
         <w:rPr>
           <w:b/>
           <w:color w:val="000000"/>
           <w:sz w:val="24"/>
+          <w:szCs w:val="24"/>
           <w:highlight w:val="cyan"/>
         </w:rPr>
-        <w:t>sales_user_name</w:t>
-      </w:r>
+        <w:t>sales_user_</w:t>
+      </w:r>
+      <w:proofErr w:type="gramStart"/>
       <w:r>
         <w:rPr>
           <w:b/>
           <w:color w:val="000000"/>
           <w:sz w:val="24"/>
+          <w:szCs w:val="24"/>
           <w:highlight w:val="cyan"/>
         </w:rPr>
-        <w:t>}</w:t>
-      </w:r>
+        <w:t>name</w:t>
+      </w:r>
+      <w:proofErr w:type="spellEnd"/>
       <w:r>
         <w:rPr>
           <w:b/>
           <w:color w:val="000000"/>
           <w:sz w:val="24"/>
+          <w:szCs w:val="24"/>
           <w:highlight w:val="cyan"/>
         </w:rPr>
-        <w:t>(</w:t>
-      </w:r>
-      <w:r>
-        <w:rPr>
-          <w:rFonts w:ascii="Webdings" w:hAnsi="Webdings"/>
-          <w:color w:val="000000"/>
-          <w:sz w:val="24"/>
-          <w:highlight w:val="cyan"/>
-        </w:rPr>
-        <w:t></w:t>
+        <w:t>}</w:t>
       </w:r>
       <w:r>
         <w:rPr>
           <w:b/>
           <w:color w:val="000000"/>
           <w:sz w:val="24"/>
+          <w:szCs w:val="24"/>
           <w:highlight w:val="cyan"/>
         </w:rPr>
-        <w:t>:</w:t>
+        <w:t>(</w:t>
+      </w:r>
+      <w:proofErr w:type="gramEnd"/>
+      <w:r>
+        <w:rPr>
+          <w:rFonts w:ascii="Webdings" w:eastAsia="Webdings" w:hAnsi="Webdings" w:cs="Webdings"/>
+          <w:color w:val="000000"/>
+          <w:sz w:val="24"/>
+          <w:szCs w:val="24"/>
+          <w:highlight w:val="cyan"/>
+        </w:rPr>
+        <w:t></w:t>
       </w:r>
       <w:r>
         <w:rPr>
           <w:b/>
           <w:color w:val="000000"/>
           <w:sz w:val="24"/>
+          <w:szCs w:val="24"/>
           <w:highlight w:val="cyan"/>
         </w:rPr>
-        <w:t xml:space="preserve"> </w:t>
-      </w:r>
-      <w:r>
-        <w:rPr>
-          <w:rFonts w:ascii="Arial" w:hAnsi="Arial"/>
+        <w:t>:</w:t>
+      </w:r>
+      <w:r>
+        <w:rPr>
+          <w:b/>
+          <w:color w:val="000000"/>
+          <w:sz w:val="24"/>
+          <w:szCs w:val="24"/>
+          <w:highlight w:val="cyan"/>
+        </w:rPr>
+        <w:t xml:space="preserve"> </w:t>
+      </w:r>
+      <w:r>
+        <w:rPr>
+          <w:rFonts w:ascii="Arial" w:eastAsia="Arial" w:hAnsi="Arial" w:cs="Arial"/>
           <w:b/>
           <w:color w:val="000000"/>
           <w:szCs w:val="20"/>
@@ -5934,18 +6741,21 @@
         </w:rPr>
         <w:t>{</w:t>
       </w:r>
+      <w:proofErr w:type="spellStart"/>
       <w:r>
         <w:rPr>
           <w:b/>
           <w:color w:val="000000"/>
           <w:spacing w:val="-2"/>
           <w:sz w:val="20"/>
+          <w:szCs w:val="20"/>
         </w:rPr>
         <w:t>business_phone</w:t>
       </w:r>
-      <w:r>
-        <w:rPr>
-          <w:rFonts w:ascii="Arial" w:hAnsi="Arial"/>
+      <w:proofErr w:type="spellEnd"/>
+      <w:r>
+        <w:rPr>
+          <w:rFonts w:ascii="Arial" w:eastAsia="Arial" w:hAnsi="Arial" w:cs="Arial"/>
           <w:b/>
           <w:color w:val="000000"/>
           <w:szCs w:val="20"/>
@@ -5989,10 +6799,12 @@
                 <w:sz w:val="20"/>
               </w:rPr>
             </w:pPr>
-            <w:r>
-              <w:rPr>
-                <w:b/>
-                <w:sz w:val="20"/>
+            <w:proofErr w:type="gramStart"/>
+            <w:r>
+              <w:rPr>
+                <w:b/>
+                <w:sz w:val="20"/>
+                <w:szCs w:val="20"/>
               </w:rPr>
               <w:t>NOTE</w:t>
             </w:r>
@@ -6001,6 +6813,7 @@
                 <w:b/>
                 <w:spacing w:val="-7"/>
                 <w:sz w:val="20"/>
+                <w:szCs w:val="20"/>
               </w:rPr>
               <w:t xml:space="preserve"> </w:t>
             </w:r>
@@ -6009,9 +6822,11 @@
                 <w:b/>
                 <w:spacing w:val="-10"/>
                 <w:sz w:val="20"/>
+                <w:szCs w:val="20"/>
               </w:rPr>
               <w:t>:</w:t>
             </w:r>
+            <w:proofErr w:type="gramEnd"/>
           </w:p>
           <w:p>
             <w:pPr>
@@ -6056,6 +6871,7 @@
               <w:rPr>
                 <w:spacing w:val="-5"/>
                 <w:sz w:val="21"/>
+                <w:szCs w:val="21"/>
               </w:rPr>
               <w:t>You</w:t>
             </w:r>
@@ -6069,6 +6885,7 @@
               <w:rPr>
                 <w:spacing w:val="-5"/>
                 <w:sz w:val="21"/>
+                <w:szCs w:val="21"/>
               </w:rPr>
               <w:t>are</w:t>
             </w:r>
@@ -6082,6 +6899,7 @@
               <w:rPr>
                 <w:spacing w:val="-2"/>
                 <w:sz w:val="21"/>
+                <w:szCs w:val="21"/>
               </w:rPr>
               <w:t>requested</w:t>
             </w:r>
@@ -6095,6 +6913,7 @@
               <w:rPr>
                 <w:spacing w:val="-5"/>
                 <w:sz w:val="21"/>
+                <w:szCs w:val="21"/>
               </w:rPr>
               <w:t>to</w:t>
             </w:r>
@@ -6108,6 +6927,7 @@
               <w:rPr>
                 <w:spacing w:val="-2"/>
                 <w:sz w:val="21"/>
+                <w:szCs w:val="21"/>
               </w:rPr>
               <w:t>contact</w:t>
             </w:r>
@@ -6121,6 +6941,7 @@
               <w:rPr>
                 <w:spacing w:val="-5"/>
                 <w:sz w:val="21"/>
+                <w:szCs w:val="21"/>
               </w:rPr>
               <w:t>on</w:t>
             </w:r>
@@ -6134,6 +6955,7 @@
               <w:rPr>
                 <w:spacing w:val="-4"/>
                 <w:sz w:val="21"/>
+                <w:szCs w:val="21"/>
               </w:rPr>
               <w:t>Mob.</w:t>
             </w:r>
@@ -6141,6 +6963,7 @@
               <w:rPr>
                 <w:spacing w:val="-4"/>
                 <w:sz w:val="21"/>
+                <w:szCs w:val="21"/>
               </w:rPr>
               <w:t xml:space="preserve"> </w:t>
             </w:r>
@@ -6150,14 +6973,38 @@
                 <w:color w:val="000000"/>
                 <w:spacing w:val="-2"/>
                 <w:sz w:val="20"/>
-              </w:rPr>
-              <w:t xml:space="preserve">{business_phone} </w:t>
+                <w:szCs w:val="20"/>
+              </w:rPr>
+              <w:t>{</w:t>
+            </w:r>
+            <w:proofErr w:type="spellStart"/>
+            <w:r>
+              <w:rPr>
+                <w:b/>
+                <w:color w:val="000000"/>
+                <w:spacing w:val="-2"/>
+                <w:sz w:val="20"/>
+                <w:szCs w:val="20"/>
+              </w:rPr>
+              <w:t>business_phone</w:t>
+            </w:r>
+            <w:proofErr w:type="spellEnd"/>
+            <w:r>
+              <w:rPr>
+                <w:b/>
+                <w:color w:val="000000"/>
+                <w:spacing w:val="-2"/>
+                <w:sz w:val="20"/>
+                <w:szCs w:val="20"/>
+              </w:rPr>
+              <w:t xml:space="preserve">} </w:t>
             </w:r>
             <w:r>
               <w:rPr>
                 <w:color w:val="000000"/>
                 <w:spacing w:val="-2"/>
                 <w:sz w:val="21"/>
+                <w:szCs w:val="21"/>
               </w:rPr>
               <w:t>forward</w:t>
             </w:r>
@@ -6173,6 +7020,7 @@
                 <w:color w:val="000000"/>
                 <w:spacing w:val="-4"/>
                 <w:sz w:val="21"/>
+                <w:szCs w:val="21"/>
               </w:rPr>
               <w:t>your</w:t>
             </w:r>
@@ -6181,6 +7029,7 @@
                 <w:color w:val="000000"/>
                 <w:spacing w:val="-4"/>
                 <w:sz w:val="21"/>
+                <w:szCs w:val="21"/>
               </w:rPr>
               <w:t xml:space="preserve"> </w:t>
             </w:r>
@@ -6189,6 +7038,7 @@
                 <w:color w:val="000000"/>
                 <w:spacing w:val="-2"/>
                 <w:sz w:val="21"/>
+                <w:szCs w:val="21"/>
               </w:rPr>
               <w:t>email</w:t>
             </w:r>
@@ -6197,6 +7047,7 @@
                 <w:color w:val="000000"/>
                 <w:spacing w:val="-2"/>
                 <w:sz w:val="21"/>
+                <w:szCs w:val="21"/>
               </w:rPr>
               <w:t xml:space="preserve"> </w:t>
             </w:r>
@@ -6205,6 +7056,7 @@
                 <w:color w:val="000000"/>
                 <w:spacing w:val="-10"/>
                 <w:sz w:val="21"/>
+                <w:szCs w:val="21"/>
               </w:rPr>
               <w:t>/</w:t>
             </w:r>
@@ -6213,6 +7065,7 @@
                 <w:color w:val="000000"/>
                 <w:spacing w:val="-10"/>
                 <w:sz w:val="21"/>
+                <w:szCs w:val="21"/>
               </w:rPr>
               <w:t xml:space="preserve"> </w:t>
             </w:r>
@@ -6221,6 +7074,7 @@
                 <w:color w:val="000000"/>
                 <w:spacing w:val="-2"/>
                 <w:sz w:val="21"/>
+                <w:szCs w:val="21"/>
               </w:rPr>
               <w:t>queries</w:t>
             </w:r>
@@ -6229,6 +7083,7 @@
                 <w:color w:val="000000"/>
                 <w:spacing w:val="-2"/>
                 <w:sz w:val="21"/>
+                <w:szCs w:val="21"/>
               </w:rPr>
               <w:t xml:space="preserve"> </w:t>
             </w:r>
@@ -6237,12 +7092,14 @@
                 <w:color w:val="000000"/>
                 <w:spacing w:val="-5"/>
                 <w:sz w:val="21"/>
+                <w:szCs w:val="21"/>
               </w:rPr>
               <w:t xml:space="preserve">to </w:t>
             </w:r>
-            <w:r>
-              <w:rPr>
-                <w:rFonts w:ascii="Wingdings" w:hAnsi="Wingdings"/>
+            <w:proofErr w:type="gramStart"/>
+            <w:r>
+              <w:rPr>
+                <w:rFonts w:ascii="Wingdings" w:eastAsia="Wingdings" w:hAnsi="Wingdings" w:cs="Wingdings"/>
               </w:rPr>
               <w:t></w:t>
             </w:r>
@@ -6255,19 +7112,42 @@
             <w:r>
               <w:t>:</w:t>
             </w:r>
+            <w:proofErr w:type="gramEnd"/>
             <w:r>
               <w:rPr>
                 <w:spacing w:val="56"/>
               </w:rPr>
               <w:t xml:space="preserve"> </w:t>
             </w:r>
-            <w:hyperlink r:id="rId13">
+            <w:hyperlink r:id="rId13" w:history="1">
               <w:r>
                 <w:rPr>
+                  <w:rStyle w:val="Hyperlink"/>
                   <w:b/>
+                  <w:color w:val="467886"/>
                   <w:spacing w:val="-2"/>
                 </w:rPr>
-                <w:t>{sales_user_email}</w:t>
+                <w:t>{</w:t>
+              </w:r>
+              <w:proofErr w:type="spellStart"/>
+              <w:r>
+                <w:rPr>
+                  <w:rStyle w:val="Hyperlink"/>
+                  <w:b/>
+                  <w:color w:val="467886"/>
+                  <w:spacing w:val="-2"/>
+                </w:rPr>
+                <w:t>sales_user_email</w:t>
+              </w:r>
+              <w:proofErr w:type="spellEnd"/>
+              <w:r>
+                <w:rPr>
+                  <w:rStyle w:val="Hyperlink"/>
+                  <w:b/>
+                  <w:color w:val="467886"/>
+                  <w:spacing w:val="-2"/>
+                </w:rPr>
+                <w:t>}</w:t>
               </w:r>
             </w:hyperlink>
             <w:r>
@@ -6278,6 +7158,7 @@
                 <w:color w:val="000000"/>
                 <w:spacing w:val="-2"/>
                 <w:sz w:val="21"/>
+                <w:szCs w:val="21"/>
               </w:rPr>
               <w:t>queries</w:t>
             </w:r>
@@ -6293,12 +7174,14 @@
                 <w:color w:val="000000"/>
                 <w:spacing w:val="-5"/>
                 <w:sz w:val="21"/>
+                <w:szCs w:val="21"/>
               </w:rPr>
               <w:t xml:space="preserve">to </w:t>
             </w:r>
-            <w:r>
-              <w:rPr>
-                <w:rFonts w:ascii="Wingdings" w:hAnsi="Wingdings"/>
+            <w:proofErr w:type="gramStart"/>
+            <w:r>
+              <w:rPr>
+                <w:rFonts w:ascii="Wingdings" w:eastAsia="Wingdings" w:hAnsi="Wingdings" w:cs="Wingdings"/>
               </w:rPr>
               <w:t></w:t>
             </w:r>
@@ -6311,19 +7194,42 @@
             <w:r>
               <w:t>:</w:t>
             </w:r>
+            <w:proofErr w:type="gramEnd"/>
             <w:r>
               <w:rPr>
                 <w:spacing w:val="56"/>
               </w:rPr>
               <w:t xml:space="preserve"> </w:t>
             </w:r>
-            <w:hyperlink r:id="rId14">
+            <w:hyperlink r:id="rId14" w:history="1">
               <w:r>
                 <w:rPr>
+                  <w:rStyle w:val="Hyperlink"/>
                   <w:b/>
+                  <w:color w:val="467886"/>
                   <w:spacing w:val="-2"/>
                 </w:rPr>
-                <w:t>{sales_user_email}</w:t>
+                <w:t>{</w:t>
+              </w:r>
+              <w:proofErr w:type="spellStart"/>
+              <w:r>
+                <w:rPr>
+                  <w:rStyle w:val="Hyperlink"/>
+                  <w:b/>
+                  <w:color w:val="467886"/>
+                  <w:spacing w:val="-2"/>
+                </w:rPr>
+                <w:t>sales_user_email</w:t>
+              </w:r>
+              <w:proofErr w:type="spellEnd"/>
+              <w:r>
+                <w:rPr>
+                  <w:rStyle w:val="Hyperlink"/>
+                  <w:b/>
+                  <w:color w:val="467886"/>
+                  <w:spacing w:val="-2"/>
+                </w:rPr>
+                <w:t>}</w:t>
               </w:r>
             </w:hyperlink>
           </w:p>
@@ -6470,7 +7376,7 @@
         </mc:Choice>
         <mc:Fallback>
           <w:pict>
-            <v:shape w14:anchorId="4861E828" id="Graphic 1" o:spid="_x0000_s1026" style="position:absolute;margin-left:55.2pt;margin-top:764.4pt;width:507.6pt;height:.5pt;z-index:-15938560;visibility:visible;mso-wrap-style:square;mso-wrap-distance-left:0;mso-wrap-distance-top:0;mso-wrap-distance-right:0;mso-wrap-distance-bottom:0;mso-position-horizontal:absolute;mso-position-horizontal-relative:page;mso-position-vertical:absolute;mso-position-vertical-relative:page;v-text-anchor:top" coordsize="6446520,6350" o:gfxdata="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" path="m6446266,l,,,6095r6446266,l6446266,xe" fillcolor="black" stroked="f">
+            <v:shape w14:anchorId="0CA952F9" id="Graphic 1" o:spid="_x0000_s1026" style="position:absolute;margin-left:55.2pt;margin-top:764.4pt;width:507.6pt;height:.5pt;z-index:-15938560;visibility:visible;mso-wrap-style:square;mso-wrap-distance-left:0;mso-wrap-distance-top:0;mso-wrap-distance-right:0;mso-wrap-distance-bottom:0;mso-position-horizontal:absolute;mso-position-horizontal-relative:page;mso-position-vertical:absolute;mso-position-vertical-relative:page;v-text-anchor:top" coordsize="6446520,6350" o:gfxdata="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" path="m6446266,l,,,6095r6446266,l6446266,xe" fillcolor="black" stroked="f">
               <v:path arrowok="t"/>
               <w10:wrap anchorx="page" anchory="page"/>
             </v:shape>
@@ -6545,6 +7451,7 @@
                             </w:rPr>
                             <w:t xml:space="preserve"> </w:t>
                           </w:r>
+                          <w:proofErr w:type="gramStart"/>
                           <w:r>
                             <w:rPr>
                               <w:rFonts w:ascii="Arial" w:hAnsi="Arial"/>
@@ -6569,6 +7476,7 @@
                             </w:rPr>
                             <w:t>:</w:t>
                           </w:r>
+                          <w:proofErr w:type="gramEnd"/>
                           <w:r>
                             <w:rPr>
                               <w:rFonts w:ascii="Arial MT" w:hAnsi="Arial MT"/>
@@ -6849,6 +7757,7 @@
                       </w:rPr>
                       <w:t xml:space="preserve"> </w:t>
                     </w:r>
+                    <w:proofErr w:type="gramStart"/>
                     <w:r>
                       <w:rPr>
                         <w:rFonts w:ascii="Arial" w:hAnsi="Arial"/>
@@ -6873,6 +7782,7 @@
                       </w:rPr>
                       <w:t>:</w:t>
                     </w:r>
+                    <w:proofErr w:type="gramEnd"/>
                     <w:r>
                       <w:rPr>
                         <w:rFonts w:ascii="Arial MT" w:hAnsi="Arial MT"/>
@@ -7954,9 +8864,32 @@
       <w:szCs w:val="20"/>
     </w:rPr>
   </w:style>
+  <w:style w:type="paragraph" w:styleId="Heading3">
+    <w:name w:val="heading 3"/>
+    <w:basedOn w:val="Normal"/>
+    <w:next w:val="Normal"/>
+    <w:uiPriority w:val="9"/>
+    <w:semiHidden/>
+    <w:unhideWhenUsed/>
+    <w:qFormat/>
+    <w:rsid w:val="00233D7B"/>
+    <w:pPr>
+      <w:keepNext/>
+      <w:keepLines/>
+      <w:spacing w:before="160" w:after="80"/>
+      <w:outlineLvl w:val="2"/>
+    </w:pPr>
+    <w:rPr>
+      <w:rFonts w:eastAsiaTheme="majorEastAsia" w:cstheme="majorBidi"/>
+      <w:color w:val="365F91" w:themeColor="accent1" w:themeShade="BF"/>
+      <w:sz w:val="28"/>
+      <w:szCs w:val="28"/>
+    </w:rPr>
+  </w:style>
   <w:style w:type="character" w:default="1" w:styleId="DefaultParagraphFont">
     <w:name w:val="Default Paragraph Font"/>
     <w:uiPriority w:val="1"/>
+    <w:semiHidden/>
     <w:unhideWhenUsed/>
   </w:style>
   <w:style w:type="table" w:default="1" w:styleId="TableNormal">
@@ -8066,6 +8999,38 @@
         <w:insideV w:val="single" w:sz="4" w:space="0" w:color="auto"/>
       </w:tblBorders>
     </w:tblPr>
+  </w:style>
+  <w:style w:type="paragraph" w:styleId="Subtitle">
+    <w:name w:val="Subtitle"/>
+    <w:basedOn w:val="Normal"/>
+    <w:next w:val="Normal"/>
+    <w:uiPriority w:val="11"/>
+    <w:qFormat/>
+    <w:rsid w:val="00B72667"/>
+    <w:pPr>
+      <w:numPr>
+        <w:ilvl w:val="1"/>
+      </w:numPr>
+      <w:spacing w:after="160"/>
+    </w:pPr>
+    <w:rPr>
+      <w:rFonts w:asciiTheme="minorHAnsi" w:eastAsiaTheme="majorEastAsia" w:hAnsiTheme="minorHAnsi" w:cstheme="majorBidi"/>
+      <w:color w:val="595959" w:themeColor="text1" w:themeTint="A6"/>
+      <w:spacing w:val="15"/>
+      <w:sz w:val="28"/>
+      <w:szCs w:val="28"/>
+    </w:rPr>
+  </w:style>
+  <w:style w:type="character" w:styleId="Hyperlink">
+    <w:name w:val="Hyperlink"/>
+    <w:basedOn w:val="DefaultParagraphFont"/>
+    <w:uiPriority w:val="99"/>
+    <w:unhideWhenUsed/>
+    <w:rsid w:val="00D87CC4"/>
+    <w:rPr>
+      <w:color w:val="0000FF" w:themeColor="hyperlink"/>
+      <w:u w:val="single"/>
+    </w:rPr>
   </w:style>
 </w:styles>
 </file>

--- a/services/template_document.docx
+++ b/services/template_document.docx
@@ -70,7 +70,6 @@
         <w:rPr>
           <w:color w:val="000080"/>
           <w:sz w:val="20"/>
-          <w:szCs w:val="20"/>
         </w:rPr>
         <w:t xml:space="preserve">126, </w:t>
       </w:r>
@@ -78,7 +77,6 @@
         <w:rPr>
           <w:color w:val="17127E"/>
           <w:sz w:val="20"/>
-          <w:szCs w:val="20"/>
         </w:rPr>
         <w:t>Top Syringe Compound, W. E. Highway, B/H. Samrat Hotel, Pandurang</w:t>
       </w:r>
@@ -87,7 +85,6 @@
           <w:color w:val="17127E"/>
           <w:spacing w:val="-8"/>
           <w:sz w:val="20"/>
-          <w:szCs w:val="20"/>
         </w:rPr>
         <w:t xml:space="preserve"> </w:t>
       </w:r>
@@ -95,7 +92,6 @@
         <w:rPr>
           <w:color w:val="17127E"/>
           <w:sz w:val="20"/>
-          <w:szCs w:val="20"/>
         </w:rPr>
         <w:t>Wadi,</w:t>
       </w:r>
@@ -104,16 +100,13 @@
           <w:color w:val="17127E"/>
           <w:spacing w:val="-4"/>
           <w:sz w:val="20"/>
-          <w:szCs w:val="20"/>
-        </w:rPr>
-        <w:t xml:space="preserve"> </w:t>
-      </w:r>
-      <w:proofErr w:type="gramStart"/>
+        </w:rPr>
+        <w:t xml:space="preserve"> </w:t>
+      </w:r>
       <w:r>
         <w:rPr>
           <w:color w:val="17127E"/>
           <w:sz w:val="20"/>
-          <w:szCs w:val="20"/>
         </w:rPr>
         <w:t>PO</w:t>
       </w:r>
@@ -122,7 +115,6 @@
           <w:color w:val="17127E"/>
           <w:spacing w:val="-4"/>
           <w:sz w:val="20"/>
-          <w:szCs w:val="20"/>
         </w:rPr>
         <w:t xml:space="preserve"> </w:t>
       </w:r>
@@ -130,17 +122,14 @@
         <w:rPr>
           <w:color w:val="17127E"/>
           <w:sz w:val="20"/>
-          <w:szCs w:val="20"/>
         </w:rPr>
         <w:t>:</w:t>
       </w:r>
-      <w:proofErr w:type="gramEnd"/>
       <w:r>
         <w:rPr>
           <w:color w:val="17127E"/>
           <w:spacing w:val="-5"/>
           <w:sz w:val="20"/>
-          <w:szCs w:val="20"/>
         </w:rPr>
         <w:t xml:space="preserve"> </w:t>
       </w:r>
@@ -148,7 +137,6 @@
         <w:rPr>
           <w:color w:val="17127E"/>
           <w:sz w:val="20"/>
-          <w:szCs w:val="20"/>
         </w:rPr>
         <w:t>Mira</w:t>
       </w:r>
@@ -157,7 +145,6 @@
           <w:color w:val="17127E"/>
           <w:spacing w:val="-4"/>
           <w:sz w:val="20"/>
-          <w:szCs w:val="20"/>
         </w:rPr>
         <w:t xml:space="preserve"> </w:t>
       </w:r>
@@ -165,7 +152,6 @@
         <w:rPr>
           <w:color w:val="17127E"/>
           <w:sz w:val="20"/>
-          <w:szCs w:val="20"/>
         </w:rPr>
         <w:t>(Mira</w:t>
       </w:r>
@@ -174,7 +160,6 @@
           <w:color w:val="17127E"/>
           <w:spacing w:val="-4"/>
           <w:sz w:val="20"/>
-          <w:szCs w:val="20"/>
         </w:rPr>
         <w:t xml:space="preserve"> </w:t>
       </w:r>
@@ -182,7 +167,6 @@
         <w:rPr>
           <w:color w:val="17127E"/>
           <w:sz w:val="20"/>
-          <w:szCs w:val="20"/>
         </w:rPr>
         <w:t>Road –</w:t>
       </w:r>
@@ -191,7 +175,6 @@
           <w:color w:val="17127E"/>
           <w:spacing w:val="-5"/>
           <w:sz w:val="20"/>
-          <w:szCs w:val="20"/>
         </w:rPr>
         <w:t xml:space="preserve"> </w:t>
       </w:r>
@@ -199,7 +182,6 @@
         <w:rPr>
           <w:color w:val="17127E"/>
           <w:sz w:val="20"/>
-          <w:szCs w:val="20"/>
         </w:rPr>
         <w:t>East),</w:t>
       </w:r>
@@ -208,16 +190,13 @@
           <w:color w:val="17127E"/>
           <w:spacing w:val="-3"/>
           <w:sz w:val="20"/>
-          <w:szCs w:val="20"/>
-        </w:rPr>
-        <w:t xml:space="preserve"> </w:t>
-      </w:r>
-      <w:proofErr w:type="gramStart"/>
+        </w:rPr>
+        <w:t xml:space="preserve"> </w:t>
+      </w:r>
       <w:r>
         <w:rPr>
           <w:color w:val="17127E"/>
           <w:sz w:val="20"/>
-          <w:szCs w:val="20"/>
         </w:rPr>
         <w:t>Dist.</w:t>
       </w:r>
@@ -226,7 +205,6 @@
           <w:color w:val="17127E"/>
           <w:spacing w:val="-4"/>
           <w:sz w:val="20"/>
-          <w:szCs w:val="20"/>
         </w:rPr>
         <w:t xml:space="preserve"> </w:t>
       </w:r>
@@ -234,17 +212,14 @@
         <w:rPr>
           <w:color w:val="17127E"/>
           <w:sz w:val="20"/>
-          <w:szCs w:val="20"/>
         </w:rPr>
         <w:t>:</w:t>
       </w:r>
-      <w:proofErr w:type="gramEnd"/>
       <w:r>
         <w:rPr>
           <w:color w:val="17127E"/>
           <w:spacing w:val="-7"/>
           <w:sz w:val="20"/>
-          <w:szCs w:val="20"/>
         </w:rPr>
         <w:t xml:space="preserve"> </w:t>
       </w:r>
@@ -252,7 +227,6 @@
         <w:rPr>
           <w:color w:val="17127E"/>
           <w:sz w:val="20"/>
-          <w:szCs w:val="20"/>
         </w:rPr>
         <w:t>Thane</w:t>
       </w:r>
@@ -261,7 +235,6 @@
           <w:color w:val="17127E"/>
           <w:spacing w:val="-2"/>
           <w:sz w:val="20"/>
-          <w:szCs w:val="20"/>
         </w:rPr>
         <w:t xml:space="preserve"> </w:t>
       </w:r>
@@ -269,7 +242,6 @@
         <w:rPr>
           <w:color w:val="17127E"/>
           <w:sz w:val="20"/>
-          <w:szCs w:val="20"/>
         </w:rPr>
         <w:t>–</w:t>
       </w:r>
@@ -278,7 +250,6 @@
           <w:color w:val="17127E"/>
           <w:spacing w:val="-3"/>
           <w:sz w:val="20"/>
-          <w:szCs w:val="20"/>
         </w:rPr>
         <w:t xml:space="preserve"> </w:t>
       </w:r>
@@ -286,7 +257,6 @@
         <w:rPr>
           <w:color w:val="17127E"/>
           <w:sz w:val="20"/>
-          <w:szCs w:val="20"/>
         </w:rPr>
         <w:t>401</w:t>
       </w:r>
@@ -295,7 +265,6 @@
           <w:color w:val="17127E"/>
           <w:spacing w:val="-3"/>
           <w:sz w:val="20"/>
-          <w:szCs w:val="20"/>
         </w:rPr>
         <w:t xml:space="preserve"> </w:t>
       </w:r>
@@ -303,7 +272,6 @@
         <w:rPr>
           <w:color w:val="17127E"/>
           <w:sz w:val="20"/>
-          <w:szCs w:val="20"/>
         </w:rPr>
         <w:t xml:space="preserve">104. </w:t>
       </w:r>
@@ -312,7 +280,6 @@
           <w:color w:val="17127E"/>
           <w:spacing w:val="-4"/>
           <w:sz w:val="20"/>
-          <w:szCs w:val="20"/>
         </w:rPr>
         <w:t>Mob</w:t>
       </w:r>
@@ -322,13 +289,6 @@
           <w:sz w:val="20"/>
         </w:rPr>
         <w:tab/>
-      </w:r>
-      <w:r>
-        <w:rPr>
-          <w:color w:val="17127E"/>
-          <w:sz w:val="20"/>
-          <w:szCs w:val="20"/>
-        </w:rPr>
         <w:t>:</w:t>
       </w:r>
       <w:r>
@@ -336,7 +296,6 @@
           <w:color w:val="17127E"/>
           <w:spacing w:val="40"/>
           <w:sz w:val="20"/>
-          <w:szCs w:val="20"/>
         </w:rPr>
         <w:t xml:space="preserve"> </w:t>
       </w:r>
@@ -344,7 +303,6 @@
         <w:rPr>
           <w:color w:val="17127E"/>
           <w:sz w:val="20"/>
-          <w:szCs w:val="20"/>
         </w:rPr>
         <w:t>+91</w:t>
       </w:r>
@@ -353,7 +311,6 @@
           <w:color w:val="17127E"/>
           <w:spacing w:val="40"/>
           <w:sz w:val="20"/>
-          <w:szCs w:val="20"/>
         </w:rPr>
         <w:t xml:space="preserve"> </w:t>
       </w:r>
@@ -361,7 +318,6 @@
         <w:rPr>
           <w:color w:val="17127E"/>
           <w:sz w:val="20"/>
-          <w:szCs w:val="20"/>
         </w:rPr>
         <w:t>8657537516 /</w:t>
       </w:r>
@@ -370,7 +326,6 @@
           <w:color w:val="17127E"/>
           <w:spacing w:val="40"/>
           <w:sz w:val="20"/>
-          <w:szCs w:val="20"/>
         </w:rPr>
         <w:t xml:space="preserve"> </w:t>
       </w:r>
@@ -378,7 +333,6 @@
         <w:rPr>
           <w:color w:val="17127E"/>
           <w:sz w:val="20"/>
-          <w:szCs w:val="20"/>
         </w:rPr>
         <w:t>9619741622</w:t>
       </w:r>
@@ -388,7 +342,6 @@
         <w:pStyle w:val="Heading2"/>
         <w:spacing w:before="5"/>
       </w:pPr>
-      <w:proofErr w:type="gramStart"/>
       <w:r>
         <w:rPr>
           <w:color w:val="20409A"/>
@@ -408,7 +361,6 @@
         </w:rPr>
         <w:t>:</w:t>
       </w:r>
-      <w:proofErr w:type="gramEnd"/>
       <w:r>
         <w:rPr>
           <w:color w:val="20409A"/>
@@ -416,10 +368,9 @@
         </w:rPr>
         <w:t xml:space="preserve"> </w:t>
       </w:r>
-      <w:hyperlink r:id="rId7" w:history="1">
+      <w:hyperlink r:id="rId7">
         <w:r>
           <w:rPr>
-            <w:rStyle w:val="Hyperlink"/>
             <w:color w:val="20409A"/>
           </w:rPr>
           <w:t>sales@tempo.net.in,</w:t>
@@ -432,7 +383,6 @@
         </w:rPr>
         <w:t xml:space="preserve"> </w:t>
       </w:r>
-      <w:proofErr w:type="gramStart"/>
       <w:r>
         <w:rPr>
           <w:color w:val="20409A"/>
@@ -452,7 +402,6 @@
         </w:rPr>
         <w:t>:</w:t>
       </w:r>
-      <w:proofErr w:type="gramEnd"/>
       <w:r>
         <w:rPr>
           <w:color w:val="20409A"/>
@@ -460,10 +409,9 @@
         </w:rPr>
         <w:t xml:space="preserve"> </w:t>
       </w:r>
-      <w:hyperlink r:id="rId8" w:history="1">
+      <w:hyperlink r:id="rId8">
         <w:r>
           <w:rPr>
-            <w:rStyle w:val="Hyperlink"/>
             <w:color w:val="20409A"/>
             <w:spacing w:val="-2"/>
           </w:rPr>
@@ -502,7 +450,7 @@
         </w:rPr>
         <w:drawing>
           <wp:inline distT="0" distB="0" distL="0" distR="0" wp14:anchorId="394A6483" wp14:editId="75FED7D1">
-            <wp:extent cx="685800" cy="733425"/>
+            <wp:extent cx="682388" cy="731139"/>
             <wp:effectExtent l="0" t="0" r="0" b="0"/>
             <wp:docPr id="3" name="Image 3"/>
             <wp:cNvGraphicFramePr>
@@ -551,7 +499,7 @@
         </w:rPr>
         <w:drawing>
           <wp:inline distT="0" distB="0" distL="0" distR="0" wp14:anchorId="4CAA7226" wp14:editId="41E9F425">
-            <wp:extent cx="1543050" cy="561975"/>
+            <wp:extent cx="1544687" cy="563499"/>
             <wp:effectExtent l="0" t="0" r="0" b="0"/>
             <wp:docPr id="4" name="Image 4"/>
             <wp:cNvGraphicFramePr>
@@ -599,7 +547,6 @@
         <w:rPr>
           <w:b/>
           <w:sz w:val="15"/>
-          <w:szCs w:val="15"/>
         </w:rPr>
         <w:t>ISO</w:t>
       </w:r>
@@ -608,7 +555,6 @@
           <w:b/>
           <w:spacing w:val="-6"/>
           <w:sz w:val="15"/>
-          <w:szCs w:val="15"/>
         </w:rPr>
         <w:t xml:space="preserve"> </w:t>
       </w:r>
@@ -617,7 +563,6 @@
           <w:b/>
           <w:spacing w:val="-2"/>
           <w:sz w:val="15"/>
-          <w:szCs w:val="15"/>
         </w:rPr>
         <w:t>9001:2015</w:t>
       </w:r>
@@ -736,18 +681,8 @@
           <w:sz w:val="24"/>
           <w:szCs w:val="24"/>
         </w:rPr>
-        <w:t xml:space="preserve">Ref. </w:t>
-      </w:r>
-      <w:proofErr w:type="gramStart"/>
-      <w:r>
-        <w:rPr>
-          <w:b/>
-          <w:sz w:val="24"/>
-          <w:szCs w:val="24"/>
-        </w:rPr>
-        <w:t>No. :</w:t>
-      </w:r>
-      <w:proofErr w:type="gramEnd"/>
+        <w:t>Ref. No. :</w:t>
+      </w:r>
       <w:r>
         <w:rPr>
           <w:b/>
@@ -772,9 +707,16 @@
           <w:sz w:val="28"/>
           <w:szCs w:val="28"/>
         </w:rPr>
-        <w:t>{</w:t>
-      </w:r>
-      <w:proofErr w:type="spellStart"/>
+        <w:t>{quote_num}</w:t>
+      </w:r>
+      <w:r>
+        <w:rPr>
+          <w:b/>
+          <w:color w:val="000000"/>
+          <w:sz w:val="28"/>
+        </w:rPr>
+        <w:tab/>
+      </w:r>
       <w:r>
         <w:rPr>
           <w:b/>
@@ -782,36 +724,8 @@
           <w:sz w:val="28"/>
           <w:szCs w:val="28"/>
         </w:rPr>
-        <w:t>quote_num</w:t>
-      </w:r>
-      <w:proofErr w:type="spellEnd"/>
-      <w:r>
-        <w:rPr>
-          <w:b/>
-          <w:color w:val="000000"/>
-          <w:sz w:val="28"/>
-          <w:szCs w:val="28"/>
-        </w:rPr>
-        <w:t>}</w:t>
-      </w:r>
-      <w:r>
-        <w:rPr>
-          <w:b/>
-          <w:color w:val="000000"/>
-          <w:sz w:val="28"/>
-        </w:rPr>
-        <w:tab/>
-      </w:r>
-      <w:r>
-        <w:rPr>
-          <w:b/>
-          <w:color w:val="000000"/>
-          <w:sz w:val="28"/>
-          <w:szCs w:val="28"/>
-        </w:rPr>
         <w:t xml:space="preserve">                                                               </w:t>
       </w:r>
-      <w:proofErr w:type="gramStart"/>
       <w:r>
         <w:rPr>
           <w:b/>
@@ -828,28 +742,7 @@
           <w:sz w:val="18"/>
           <w:szCs w:val="18"/>
         </w:rPr>
-        <w:t>{</w:t>
-      </w:r>
-      <w:proofErr w:type="spellStart"/>
-      <w:proofErr w:type="gramEnd"/>
-      <w:r>
-        <w:rPr>
-          <w:b/>
-          <w:color w:val="000000"/>
-          <w:sz w:val="18"/>
-          <w:szCs w:val="18"/>
-        </w:rPr>
-        <w:t>current_date</w:t>
-      </w:r>
-      <w:proofErr w:type="spellEnd"/>
-      <w:r>
-        <w:rPr>
-          <w:b/>
-          <w:color w:val="000000"/>
-          <w:sz w:val="18"/>
-          <w:szCs w:val="18"/>
-        </w:rPr>
-        <w:t>}</w:t>
+        <w:t>{current_date}</w:t>
       </w:r>
       <w:r>
         <w:rPr>
@@ -876,27 +769,7 @@
           <w:sz w:val="24"/>
           <w:szCs w:val="24"/>
         </w:rPr>
-        <w:t>{</w:t>
-      </w:r>
-      <w:proofErr w:type="spellStart"/>
-      <w:r>
-        <w:rPr>
-          <w:b/>
-          <w:color w:val="000000"/>
-          <w:sz w:val="24"/>
-          <w:szCs w:val="24"/>
-        </w:rPr>
-        <w:t>client_company</w:t>
-      </w:r>
-      <w:proofErr w:type="spellEnd"/>
-      <w:r>
-        <w:rPr>
-          <w:b/>
-          <w:color w:val="000000"/>
-          <w:sz w:val="24"/>
-          <w:szCs w:val="24"/>
-        </w:rPr>
-        <w:t>}</w:t>
+        <w:t>{client_company}</w:t>
       </w:r>
     </w:p>
     <w:p>
@@ -914,22 +787,13 @@
         <w:ind w:left="141" w:right="7020"/>
       </w:pPr>
       <w:r>
-        <w:t>{</w:t>
-      </w:r>
-      <w:proofErr w:type="spellStart"/>
-      <w:r>
-        <w:t>client_city-client_postal_code</w:t>
-      </w:r>
-      <w:proofErr w:type="spellEnd"/>
-      <w:r>
-        <w:t>}</w:t>
+        <w:t>{client_city-client_postal_code}</w:t>
       </w:r>
     </w:p>
     <w:p>
       <w:pPr>
         <w:ind w:left="196"/>
       </w:pPr>
-      <w:proofErr w:type="gramStart"/>
       <w:r>
         <w:rPr>
           <w:rFonts w:ascii="Wingdings" w:eastAsia="Wingdings" w:hAnsi="Wingdings" w:cs="Wingdings"/>
@@ -945,50 +809,12 @@
       <w:r>
         <w:t>:</w:t>
       </w:r>
-      <w:proofErr w:type="gramEnd"/>
       <w:r>
         <w:rPr>
           <w:spacing w:val="-2"/>
         </w:rPr>
-        <w:t xml:space="preserve"> </w:t>
-      </w:r>
-      <w:hyperlink r:id="rId12" w:history="1">
-        <w:r>
-          <w:rPr>
-            <w:rStyle w:val="Hyperlink"/>
-            <w:rFonts w:ascii="Arial MT" w:hAnsi="Arial MT"/>
-            <w:color w:val="467886"/>
-            <w:spacing w:val="-2"/>
-            <w:sz w:val="20"/>
-            <w:szCs w:val="20"/>
-          </w:rPr>
-          <w:t>{</w:t>
-        </w:r>
-        <w:proofErr w:type="spellStart"/>
-        <w:r>
-          <w:rPr>
-            <w:rStyle w:val="Hyperlink"/>
-            <w:rFonts w:ascii="Arial MT" w:hAnsi="Arial MT"/>
-            <w:color w:val="467886"/>
-            <w:spacing w:val="-2"/>
-            <w:sz w:val="20"/>
-            <w:szCs w:val="20"/>
-          </w:rPr>
-          <w:t>client_email</w:t>
-        </w:r>
-        <w:proofErr w:type="spellEnd"/>
-        <w:r>
-          <w:rPr>
-            <w:rStyle w:val="Hyperlink"/>
-            <w:rFonts w:ascii="Arial MT" w:hAnsi="Arial MT"/>
-            <w:color w:val="467886"/>
-            <w:spacing w:val="-2"/>
-            <w:sz w:val="20"/>
-            <w:szCs w:val="20"/>
-          </w:rPr>
-          <w:t>}</w:t>
-        </w:r>
-      </w:hyperlink>
+        <w:t xml:space="preserve"> {client_email}</w:t>
+      </w:r>
     </w:p>
     <w:p>
       <w:pPr>
@@ -1014,21 +840,7 @@
         <w:t xml:space="preserve"> </w:t>
       </w:r>
       <w:r>
-        <w:t xml:space="preserve">Attn.: </w:t>
-      </w:r>
-      <w:r>
-        <w:t>{</w:t>
-      </w:r>
-      <w:proofErr w:type="spellStart"/>
-      <w:r>
-        <w:t>buyer_name</w:t>
-      </w:r>
-      <w:proofErr w:type="spellEnd"/>
-      <w:r>
-        <w:t>}</w:t>
-      </w:r>
-      <w:r>
-        <w:t xml:space="preserve"> (</w:t>
+        <w:t>Attn.: {buyer_name} (</w:t>
       </w:r>
       <w:r>
         <w:rPr>
@@ -1046,7 +858,6 @@
       <w:r>
         <w:t>{</w:t>
       </w:r>
-      <w:proofErr w:type="spellStart"/>
       <w:r>
         <w:rPr>
           <w:rFonts w:ascii="Arial MT" w:eastAsia="Arial MT" w:hAnsi="Arial MT" w:cs="Arial MT"/>
@@ -1054,26 +865,7 @@
           <w:sz w:val="24"/>
           <w:szCs w:val="24"/>
         </w:rPr>
-        <w:t>buyer_phone_num</w:t>
-      </w:r>
-      <w:r>
-        <w:rPr>
-          <w:rFonts w:ascii="Arial MT" w:eastAsia="Arial MT" w:hAnsi="Arial MT" w:cs="Arial MT"/>
-          <w:b w:val="0"/>
-          <w:sz w:val="24"/>
-          <w:szCs w:val="24"/>
-        </w:rPr>
-        <w:t>ber</w:t>
-      </w:r>
-      <w:proofErr w:type="spellEnd"/>
-      <w:r>
-        <w:rPr>
-          <w:rFonts w:ascii="Arial MT" w:eastAsia="Arial MT" w:hAnsi="Arial MT" w:cs="Arial MT"/>
-          <w:b w:val="0"/>
-          <w:sz w:val="24"/>
-          <w:szCs w:val="24"/>
-        </w:rPr>
-        <w:t>}</w:t>
+        <w:t>buyer_phone_number}</w:t>
       </w:r>
       <w:r>
         <w:t xml:space="preserve">) </w:t>
@@ -1112,11 +904,9 @@
         </w:rPr>
         <w:t xml:space="preserve"> </w:t>
       </w:r>
-      <w:proofErr w:type="spellStart"/>
       <w:r>
         <w:t>Whatsapp</w:t>
       </w:r>
-      <w:proofErr w:type="spellEnd"/>
       <w:r>
         <w:rPr>
           <w:spacing w:val="19"/>
@@ -1142,15 +932,7 @@
         <w:t xml:space="preserve"> </w:t>
       </w:r>
       <w:r>
-        <w:t>{</w:t>
-      </w:r>
-      <w:proofErr w:type="spellStart"/>
-      <w:r>
-        <w:t>date_input</w:t>
-      </w:r>
-      <w:proofErr w:type="spellEnd"/>
-      <w:r>
-        <w:t>}</w:t>
+        <w:t>{date_input}</w:t>
       </w:r>
     </w:p>
     <w:p>
@@ -1202,7 +984,7 @@
         <mc:AlternateContent>
           <mc:Choice Requires="wps">
             <w:drawing>
-              <wp:anchor distT="0" distB="0" distL="0" distR="0" simplePos="0" relativeHeight="487587840" behindDoc="1" locked="0" layoutInCell="1" allowOverlap="1" wp14:anchorId="47480F33" wp14:editId="327BF69D">
+              <wp:anchor distT="0" distB="0" distL="0" distR="0" simplePos="0" relativeHeight="251659264" behindDoc="1" locked="0" layoutInCell="1" allowOverlap="1" wp14:anchorId="3B3883C6" wp14:editId="02241F2C">
                 <wp:simplePos x="0" y="0"/>
                 <wp:positionH relativeFrom="page">
                   <wp:posOffset>701344</wp:posOffset>
@@ -1291,7 +1073,7 @@
           </mc:Choice>
           <mc:Fallback>
             <w:pict>
-              <v:shape w14:anchorId="109F0063" id="Graphic 5" o:spid="_x0000_s1026" style="position:absolute;margin-left:55.2pt;margin-top:15.4pt;width:507.6pt;height:2.2pt;z-index:-15728640;visibility:visible;mso-wrap-style:square;mso-wrap-distance-left:0;mso-wrap-distance-top:0;mso-wrap-distance-right:0;mso-wrap-distance-bottom:0;mso-position-horizontal:absolute;mso-position-horizontal-relative:page;mso-position-vertical:absolute;mso-position-vertical-relative:text;v-text-anchor:top" coordsize="6446520,27940" o:gfxdata="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" path="m6446266,18288l,18288r,9144l6446266,27432r,-9144xem6446266,l,,,9144r6446266,l6446266,xe" fillcolor="black" stroked="f">
+              <v:shape w14:anchorId="08255382" id="Graphic 5" o:spid="_x0000_s1026" style="position:absolute;margin-left:55.2pt;margin-top:15.4pt;width:507.6pt;height:2.2pt;z-index:-251657216;visibility:visible;mso-wrap-style:square;mso-wrap-distance-left:0;mso-wrap-distance-top:0;mso-wrap-distance-right:0;mso-wrap-distance-bottom:0;mso-position-horizontal:absolute;mso-position-horizontal-relative:page;mso-position-vertical:absolute;mso-position-vertical-relative:text;v-text-anchor:top" coordsize="6446520,27940" o:gfxdata="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" path="m6446266,18288l,18288r,9144l6446266,27432r,-9144xem6446266,l,,,9144r6446266,l6446266,xe" fillcolor="black" stroked="f">
                 <v:path arrowok="t"/>
                 <w10:wrap type="topAndBottom" anchorx="page"/>
               </v:shape>
@@ -1631,7 +1413,6 @@
         </w:rPr>
         <w:t>{</w:t>
       </w:r>
-      <w:proofErr w:type="spellStart"/>
       <w:r>
         <w:rPr>
           <w:bCs/>
@@ -1639,84 +1420,8 @@
           <w:sz w:val="28"/>
           <w:szCs w:val="28"/>
         </w:rPr>
-        <w:t>product_group</w:t>
-      </w:r>
-      <w:proofErr w:type="spellEnd"/>
-      <w:r>
-        <w:rPr>
-          <w:bCs/>
-          <w:spacing w:val="-2"/>
-          <w:sz w:val="28"/>
-          <w:szCs w:val="28"/>
-        </w:rPr>
-        <w:t>}</w:t>
-      </w:r>
-    </w:p>
-    <w:p>
-      <w:pPr>
-        <w:tabs>
-          <w:tab w:val="left" w:pos="5052"/>
-        </w:tabs>
-        <w:spacing w:before="137"/>
-        <w:ind w:left="141"/>
-        <w:rPr>
-          <w:bCs/>
-          <w:i/>
-          <w:sz w:val="24"/>
-        </w:rPr>
-      </w:pPr>
-    </w:p>
-    <w:p>
-      <w:pPr>
-        <w:pStyle w:val="BodyText"/>
-        <w:spacing w:before="5"/>
-        <w:rPr>
-          <w:b/>
-          <w:i/>
-          <w:sz w:val="28"/>
-          <w:szCs w:val="28"/>
-        </w:rPr>
-      </w:pPr>
-      <w:r>
-        <w:rPr>
-          <w:sz w:val="28"/>
-          <w:szCs w:val="28"/>
-        </w:rPr>
-        <w:t xml:space="preserve">    Product Details: {</w:t>
-      </w:r>
-      <w:proofErr w:type="spellStart"/>
-      <w:r>
-        <w:rPr>
-          <w:sz w:val="28"/>
-          <w:szCs w:val="28"/>
-        </w:rPr>
-        <w:t>product_details</w:t>
-      </w:r>
-      <w:proofErr w:type="spellEnd"/>
-      <w:r>
-        <w:rPr>
-          <w:sz w:val="28"/>
-          <w:szCs w:val="28"/>
-        </w:rPr>
-        <w:t>}</w:t>
-      </w:r>
-    </w:p>
-    <w:p>
-      <w:pPr>
-        <w:pStyle w:val="TableParagraph"/>
-        <w:spacing w:line="217" w:lineRule="exact"/>
-        <w:rPr>
-          <w:sz w:val="28"/>
-          <w:szCs w:val="28"/>
-        </w:rPr>
-        <w:sectPr>
-          <w:type w:val="continuous"/>
-          <w:pgSz w:w="11910" w:h="16840" w:code="9"/>
-          <w:pgMar w:top="440" w:right="425" w:bottom="1460" w:left="992" w:header="0" w:footer="1270" w:gutter="0"/>
-          <w:cols w:space="720"/>
-          <w:docGrid w:linePitch="299"/>
-        </w:sectPr>
-      </w:pPr>
+        <w:t>product_group}</w:t>
+      </w:r>
     </w:p>
     <w:p>
       <w:pPr>
@@ -1735,24 +1440,19 @@
           <w:sz w:val="28"/>
           <w:szCs w:val="28"/>
         </w:rPr>
-        <w:t>{</w:t>
-      </w:r>
-      <w:proofErr w:type="spellStart"/>
-      <w:r>
-        <w:rPr>
-          <w:sz w:val="28"/>
-          <w:szCs w:val="28"/>
-        </w:rPr>
-        <w:t>special_model_table</w:t>
-      </w:r>
-      <w:proofErr w:type="spellEnd"/>
-      <w:r>
-        <w:rPr>
-          <w:sz w:val="28"/>
-          <w:szCs w:val="28"/>
-        </w:rPr>
-        <w:t>}</w:t>
-      </w:r>
+        <w:t>{special_model_table}</w:t>
+      </w:r>
+    </w:p>
+    <w:p>
+      <w:pPr>
+        <w:pStyle w:val="BodyText"/>
+        <w:spacing w:before="15"/>
+        <w:rPr>
+          <w:b/>
+          <w:i/>
+          <w:sz w:val="20"/>
+        </w:rPr>
+      </w:pPr>
     </w:p>
     <w:p>
       <w:pPr>
@@ -2416,21 +2116,12 @@
               </w:rPr>
               <w:t xml:space="preserve"> </w:t>
             </w:r>
-            <w:proofErr w:type="spellStart"/>
-            <w:r>
-              <w:rPr>
-                <w:sz w:val="20"/>
-                <w:szCs w:val="20"/>
-              </w:rPr>
-              <w:t>upto</w:t>
-            </w:r>
-            <w:proofErr w:type="spellEnd"/>
-            <w:r>
-              <w:rPr>
-                <w:sz w:val="20"/>
-                <w:szCs w:val="20"/>
-              </w:rPr>
-              <w:t xml:space="preserve"> customer destination will be borne by customer.</w:t>
+            <w:r>
+              <w:rPr>
+                <w:sz w:val="20"/>
+                <w:szCs w:val="20"/>
+              </w:rPr>
+              <w:t>upto customer destination will be borne by customer.</w:t>
             </w:r>
           </w:p>
         </w:tc>
@@ -4542,25 +4233,7 @@
                 <w:sz w:val="19"/>
                 <w:szCs w:val="19"/>
               </w:rPr>
-              <w:t xml:space="preserve">. All equipment will be delivered </w:t>
-            </w:r>
-            <w:proofErr w:type="spellStart"/>
-            <w:r>
-              <w:rPr>
-                <w:color w:val="000000"/>
-                <w:sz w:val="19"/>
-                <w:szCs w:val="19"/>
-              </w:rPr>
-              <w:t>upto</w:t>
-            </w:r>
-            <w:proofErr w:type="spellEnd"/>
-            <w:r>
-              <w:rPr>
-                <w:color w:val="000000"/>
-                <w:sz w:val="19"/>
-                <w:szCs w:val="19"/>
-              </w:rPr>
-              <w:t xml:space="preserve"> main gate of the customer premises. Unloading of material &amp; moving inside the lab. or working place must be taken care by customer i.e. </w:t>
+              <w:t xml:space="preserve">. All equipment will be delivered upto main gate of the customer premises. Unloading of material &amp; moving inside the lab. or working place must be taken care by customer i.e. </w:t>
             </w:r>
             <w:r>
               <w:rPr>
@@ -5152,7 +4825,6 @@
           <w:b/>
           <w:spacing w:val="-7"/>
           <w:sz w:val="26"/>
-          <w:szCs w:val="26"/>
           <w:u w:val="single"/>
         </w:rPr>
         <w:t xml:space="preserve">WARRANTY </w:t>
@@ -5162,7 +4834,6 @@
           <w:b/>
           <w:spacing w:val="-4"/>
           <w:sz w:val="26"/>
-          <w:szCs w:val="26"/>
           <w:u w:val="single"/>
         </w:rPr>
         <w:t>TERMS</w:t>
@@ -5201,11 +4872,9 @@
         </w:rPr>
         <w:t xml:space="preserve"> </w:t>
       </w:r>
-      <w:proofErr w:type="spellStart"/>
       <w:r>
         <w:t>equipments</w:t>
       </w:r>
-      <w:proofErr w:type="spellEnd"/>
       <w:r>
         <w:rPr>
           <w:spacing w:val="-8"/>
@@ -5237,7 +4906,6 @@
         <w:rPr>
           <w:b/>
           <w:sz w:val="18"/>
-          <w:szCs w:val="18"/>
         </w:rPr>
         <w:t>TWELVE</w:t>
       </w:r>
@@ -5246,7 +4914,6 @@
           <w:b/>
           <w:spacing w:val="-3"/>
           <w:sz w:val="18"/>
-          <w:szCs w:val="18"/>
         </w:rPr>
         <w:t xml:space="preserve"> </w:t>
       </w:r>
@@ -5254,7 +4921,6 @@
         <w:rPr>
           <w:b/>
           <w:sz w:val="18"/>
-          <w:szCs w:val="18"/>
         </w:rPr>
         <w:t>MONTHS</w:t>
       </w:r>
@@ -5263,7 +4929,6 @@
           <w:b/>
           <w:spacing w:val="-6"/>
           <w:sz w:val="18"/>
-          <w:szCs w:val="18"/>
         </w:rPr>
         <w:t xml:space="preserve"> </w:t>
       </w:r>
@@ -5339,11 +5004,9 @@
         </w:rPr>
         <w:t xml:space="preserve"> </w:t>
       </w:r>
-      <w:proofErr w:type="gramStart"/>
       <w:r>
         <w:t>However</w:t>
       </w:r>
-      <w:proofErr w:type="gramEnd"/>
       <w:r>
         <w:rPr>
           <w:spacing w:val="-4"/>
@@ -5369,15 +5032,7 @@
         <w:t xml:space="preserve"> </w:t>
       </w:r>
       <w:r>
-        <w:t xml:space="preserve">information the </w:t>
-      </w:r>
-      <w:proofErr w:type="spellStart"/>
-      <w:r>
-        <w:t>equipments</w:t>
-      </w:r>
-      <w:proofErr w:type="spellEnd"/>
-      <w:r>
-        <w:t xml:space="preserve"> warranty as below:</w:t>
+        <w:t>information the equipments warranty as below:</w:t>
       </w:r>
     </w:p>
     <w:p>
@@ -5399,7 +5054,6 @@
       <w:r>
         <w:rPr>
           <w:sz w:val="16"/>
-          <w:szCs w:val="16"/>
         </w:rPr>
         <w:t>Hot</w:t>
       </w:r>
@@ -5407,14 +5061,12 @@
         <w:rPr>
           <w:spacing w:val="-9"/>
           <w:sz w:val="16"/>
-          <w:szCs w:val="16"/>
         </w:rPr>
         <w:t xml:space="preserve"> </w:t>
       </w:r>
       <w:r>
         <w:rPr>
           <w:sz w:val="16"/>
-          <w:szCs w:val="16"/>
         </w:rPr>
         <w:t>Plates,</w:t>
       </w:r>
@@ -5422,14 +5074,12 @@
         <w:rPr>
           <w:spacing w:val="-9"/>
           <w:sz w:val="16"/>
-          <w:szCs w:val="16"/>
         </w:rPr>
         <w:t xml:space="preserve"> </w:t>
       </w:r>
       <w:r>
         <w:rPr>
           <w:sz w:val="16"/>
-          <w:szCs w:val="16"/>
         </w:rPr>
         <w:t>Temperature</w:t>
       </w:r>
@@ -5437,14 +5087,12 @@
         <w:rPr>
           <w:spacing w:val="-8"/>
           <w:sz w:val="16"/>
-          <w:szCs w:val="16"/>
         </w:rPr>
         <w:t xml:space="preserve"> </w:t>
       </w:r>
       <w:r>
         <w:rPr>
           <w:sz w:val="16"/>
-          <w:szCs w:val="16"/>
         </w:rPr>
         <w:t>control</w:t>
       </w:r>
@@ -5452,14 +5100,12 @@
         <w:rPr>
           <w:spacing w:val="-8"/>
           <w:sz w:val="16"/>
-          <w:szCs w:val="16"/>
         </w:rPr>
         <w:t xml:space="preserve"> </w:t>
       </w:r>
       <w:r>
         <w:rPr>
           <w:sz w:val="16"/>
-          <w:szCs w:val="16"/>
         </w:rPr>
         <w:t>units</w:t>
       </w:r>
@@ -5467,14 +5113,12 @@
         <w:rPr>
           <w:spacing w:val="-10"/>
           <w:sz w:val="16"/>
-          <w:szCs w:val="16"/>
         </w:rPr>
         <w:t xml:space="preserve"> </w:t>
       </w:r>
       <w:r>
         <w:rPr>
           <w:sz w:val="16"/>
-          <w:szCs w:val="16"/>
         </w:rPr>
         <w:t>Heating</w:t>
       </w:r>
@@ -5482,14 +5126,12 @@
         <w:rPr>
           <w:spacing w:val="-9"/>
           <w:sz w:val="16"/>
-          <w:szCs w:val="16"/>
         </w:rPr>
         <w:t xml:space="preserve"> </w:t>
       </w:r>
       <w:r>
         <w:rPr>
           <w:sz w:val="16"/>
-          <w:szCs w:val="16"/>
         </w:rPr>
         <w:t>Mantles,</w:t>
       </w:r>
@@ -5497,14 +5139,12 @@
         <w:rPr>
           <w:spacing w:val="-6"/>
           <w:sz w:val="16"/>
-          <w:szCs w:val="16"/>
         </w:rPr>
         <w:t xml:space="preserve"> </w:t>
       </w:r>
       <w:r>
         <w:rPr>
           <w:sz w:val="16"/>
-          <w:szCs w:val="16"/>
         </w:rPr>
         <w:t>Ovens,</w:t>
       </w:r>
@@ -5512,14 +5152,12 @@
         <w:rPr>
           <w:spacing w:val="-5"/>
           <w:sz w:val="16"/>
-          <w:szCs w:val="16"/>
         </w:rPr>
         <w:t xml:space="preserve"> </w:t>
       </w:r>
       <w:r>
         <w:rPr>
           <w:sz w:val="16"/>
-          <w:szCs w:val="16"/>
         </w:rPr>
         <w:t>Incubators,</w:t>
       </w:r>
@@ -5527,14 +5165,12 @@
         <w:rPr>
           <w:spacing w:val="-8"/>
           <w:sz w:val="16"/>
-          <w:szCs w:val="16"/>
         </w:rPr>
         <w:t xml:space="preserve"> </w:t>
       </w:r>
       <w:r>
         <w:rPr>
           <w:sz w:val="16"/>
-          <w:szCs w:val="16"/>
         </w:rPr>
         <w:t>Soxhlet</w:t>
       </w:r>
@@ -5542,14 +5178,12 @@
         <w:rPr>
           <w:spacing w:val="-6"/>
           <w:sz w:val="16"/>
-          <w:szCs w:val="16"/>
         </w:rPr>
         <w:t xml:space="preserve"> </w:t>
       </w:r>
       <w:r>
         <w:rPr>
           <w:sz w:val="16"/>
-          <w:szCs w:val="16"/>
         </w:rPr>
         <w:t>Extraction</w:t>
       </w:r>
@@ -5557,14 +5191,12 @@
         <w:rPr>
           <w:spacing w:val="-6"/>
           <w:sz w:val="16"/>
-          <w:szCs w:val="16"/>
         </w:rPr>
         <w:t xml:space="preserve"> </w:t>
       </w:r>
       <w:r>
         <w:rPr>
           <w:sz w:val="16"/>
-          <w:szCs w:val="16"/>
         </w:rPr>
         <w:t>Heaters</w:t>
       </w:r>
@@ -5572,14 +5204,12 @@
         <w:rPr>
           <w:spacing w:val="-7"/>
           <w:sz w:val="16"/>
-          <w:szCs w:val="16"/>
         </w:rPr>
         <w:t xml:space="preserve"> </w:t>
       </w:r>
       <w:r>
         <w:rPr>
           <w:sz w:val="16"/>
-          <w:szCs w:val="16"/>
         </w:rPr>
         <w:t>are</w:t>
       </w:r>
@@ -5587,14 +5217,12 @@
         <w:rPr>
           <w:spacing w:val="-8"/>
           <w:sz w:val="16"/>
-          <w:szCs w:val="16"/>
         </w:rPr>
         <w:t xml:space="preserve"> </w:t>
       </w:r>
       <w:r>
         <w:rPr>
           <w:sz w:val="16"/>
-          <w:szCs w:val="16"/>
         </w:rPr>
         <w:t>fully</w:t>
       </w:r>
@@ -5602,7 +5230,6 @@
         <w:rPr>
           <w:spacing w:val="-9"/>
           <w:sz w:val="16"/>
-          <w:szCs w:val="16"/>
         </w:rPr>
         <w:t xml:space="preserve"> </w:t>
       </w:r>
@@ -5610,7 +5237,6 @@
         <w:rPr>
           <w:spacing w:val="-2"/>
           <w:sz w:val="16"/>
-          <w:szCs w:val="16"/>
         </w:rPr>
         <w:t>guaranteed.</w:t>
       </w:r>
@@ -5633,38 +5259,19 @@
       <w:r>
         <w:rPr>
           <w:sz w:val="16"/>
-          <w:szCs w:val="16"/>
-        </w:rPr>
-        <w:t xml:space="preserve">Water stills / Water Baths / constant temperature Bath &amp; </w:t>
-      </w:r>
-      <w:proofErr w:type="spellStart"/>
-      <w:r>
-        <w:rPr>
-          <w:sz w:val="16"/>
-          <w:szCs w:val="16"/>
-        </w:rPr>
-        <w:t>Cryo</w:t>
-      </w:r>
-      <w:proofErr w:type="spellEnd"/>
-      <w:r>
-        <w:rPr>
-          <w:sz w:val="16"/>
-          <w:szCs w:val="16"/>
-        </w:rPr>
-        <w:t xml:space="preserve"> Bath are also guaranteed for 12 months excluding heating elements, as</w:t>
+        </w:rPr>
+        <w:t>Water stills / Water Baths / constant temperature Bath &amp; Cryo Bath are also guaranteed for 12 months excluding heating elements, as</w:t>
       </w:r>
       <w:r>
         <w:rPr>
           <w:spacing w:val="40"/>
           <w:sz w:val="16"/>
-          <w:szCs w:val="16"/>
         </w:rPr>
         <w:t xml:space="preserve"> </w:t>
       </w:r>
       <w:r>
         <w:rPr>
           <w:sz w:val="16"/>
-          <w:szCs w:val="16"/>
         </w:rPr>
         <w:t>these parts (Heating Element) are not manufactured by us.</w:t>
       </w:r>
@@ -5672,25 +5279,14 @@
         <w:rPr>
           <w:spacing w:val="40"/>
           <w:sz w:val="16"/>
-          <w:szCs w:val="16"/>
-        </w:rPr>
-        <w:t xml:space="preserve"> </w:t>
-      </w:r>
-      <w:proofErr w:type="gramStart"/>
+        </w:rPr>
+        <w:t xml:space="preserve"> </w:t>
+      </w:r>
       <w:r>
         <w:rPr>
           <w:sz w:val="16"/>
-          <w:szCs w:val="16"/>
-        </w:rPr>
-        <w:t>However</w:t>
-      </w:r>
-      <w:proofErr w:type="gramEnd"/>
-      <w:r>
-        <w:rPr>
-          <w:sz w:val="16"/>
-          <w:szCs w:val="16"/>
-        </w:rPr>
-        <w:t xml:space="preserve"> our customers are assured of rigorous tests of these parts.</w:t>
+        </w:rPr>
+        <w:t>However our customers are assured of rigorous tests of these parts.</w:t>
       </w:r>
     </w:p>
     <w:p>
@@ -5709,11 +5305,9 @@
           <w:sz w:val="16"/>
         </w:rPr>
       </w:pPr>
-      <w:proofErr w:type="gramStart"/>
       <w:r>
         <w:rPr>
           <w:sz w:val="16"/>
-          <w:szCs w:val="16"/>
         </w:rPr>
         <w:t>Furnaces</w:t>
       </w:r>
@@ -5721,30 +5315,25 @@
         <w:rPr>
           <w:spacing w:val="-5"/>
           <w:sz w:val="16"/>
-          <w:szCs w:val="16"/>
         </w:rPr>
         <w:t xml:space="preserve"> </w:t>
       </w:r>
       <w:r>
         <w:rPr>
           <w:sz w:val="16"/>
-          <w:szCs w:val="16"/>
         </w:rPr>
         <w:t>:</w:t>
       </w:r>
-      <w:proofErr w:type="gramEnd"/>
       <w:r>
         <w:rPr>
           <w:spacing w:val="-3"/>
           <w:sz w:val="16"/>
-          <w:szCs w:val="16"/>
         </w:rPr>
         <w:t xml:space="preserve"> </w:t>
       </w:r>
       <w:r>
         <w:rPr>
           <w:sz w:val="16"/>
-          <w:szCs w:val="16"/>
         </w:rPr>
         <w:t>In</w:t>
       </w:r>
@@ -5752,14 +5341,12 @@
         <w:rPr>
           <w:spacing w:val="-3"/>
           <w:sz w:val="16"/>
-          <w:szCs w:val="16"/>
         </w:rPr>
         <w:t xml:space="preserve"> </w:t>
       </w:r>
       <w:r>
         <w:rPr>
           <w:sz w:val="16"/>
-          <w:szCs w:val="16"/>
         </w:rPr>
         <w:t>case</w:t>
       </w:r>
@@ -5767,14 +5354,12 @@
         <w:rPr>
           <w:spacing w:val="-7"/>
           <w:sz w:val="16"/>
-          <w:szCs w:val="16"/>
         </w:rPr>
         <w:t xml:space="preserve"> </w:t>
       </w:r>
       <w:r>
         <w:rPr>
           <w:sz w:val="16"/>
-          <w:szCs w:val="16"/>
         </w:rPr>
         <w:t>of</w:t>
       </w:r>
@@ -5782,14 +5367,12 @@
         <w:rPr>
           <w:spacing w:val="-5"/>
           <w:sz w:val="16"/>
-          <w:szCs w:val="16"/>
         </w:rPr>
         <w:t xml:space="preserve"> </w:t>
       </w:r>
       <w:r>
         <w:rPr>
           <w:sz w:val="16"/>
-          <w:szCs w:val="16"/>
         </w:rPr>
         <w:t>furnaces,</w:t>
       </w:r>
@@ -5797,14 +5380,12 @@
         <w:rPr>
           <w:spacing w:val="-6"/>
           <w:sz w:val="16"/>
-          <w:szCs w:val="16"/>
         </w:rPr>
         <w:t xml:space="preserve"> </w:t>
       </w:r>
       <w:r>
         <w:rPr>
           <w:sz w:val="16"/>
-          <w:szCs w:val="16"/>
         </w:rPr>
         <w:t>the</w:t>
       </w:r>
@@ -5812,14 +5393,12 @@
         <w:rPr>
           <w:spacing w:val="-7"/>
           <w:sz w:val="16"/>
-          <w:szCs w:val="16"/>
         </w:rPr>
         <w:t xml:space="preserve"> </w:t>
       </w:r>
       <w:r>
         <w:rPr>
           <w:sz w:val="16"/>
-          <w:szCs w:val="16"/>
         </w:rPr>
         <w:t>heating</w:t>
       </w:r>
@@ -5827,14 +5406,12 @@
         <w:rPr>
           <w:spacing w:val="-5"/>
           <w:sz w:val="16"/>
-          <w:szCs w:val="16"/>
         </w:rPr>
         <w:t xml:space="preserve"> </w:t>
       </w:r>
       <w:r>
         <w:rPr>
           <w:sz w:val="16"/>
-          <w:szCs w:val="16"/>
         </w:rPr>
         <w:t>element</w:t>
       </w:r>
@@ -5842,14 +5419,12 @@
         <w:rPr>
           <w:spacing w:val="-5"/>
           <w:sz w:val="16"/>
-          <w:szCs w:val="16"/>
         </w:rPr>
         <w:t xml:space="preserve"> </w:t>
       </w:r>
       <w:r>
         <w:rPr>
           <w:sz w:val="16"/>
-          <w:szCs w:val="16"/>
         </w:rPr>
         <w:t>does</w:t>
       </w:r>
@@ -5857,14 +5432,12 @@
         <w:rPr>
           <w:spacing w:val="-5"/>
           <w:sz w:val="16"/>
-          <w:szCs w:val="16"/>
         </w:rPr>
         <w:t xml:space="preserve"> </w:t>
       </w:r>
       <w:r>
         <w:rPr>
           <w:sz w:val="16"/>
-          <w:szCs w:val="16"/>
         </w:rPr>
         <w:t>not</w:t>
       </w:r>
@@ -5872,14 +5445,12 @@
         <w:rPr>
           <w:spacing w:val="-5"/>
           <w:sz w:val="16"/>
-          <w:szCs w:val="16"/>
         </w:rPr>
         <w:t xml:space="preserve"> </w:t>
       </w:r>
       <w:r>
         <w:rPr>
           <w:sz w:val="16"/>
-          <w:szCs w:val="16"/>
         </w:rPr>
         <w:t>carry</w:t>
       </w:r>
@@ -5887,14 +5458,12 @@
         <w:rPr>
           <w:spacing w:val="-7"/>
           <w:sz w:val="16"/>
-          <w:szCs w:val="16"/>
         </w:rPr>
         <w:t xml:space="preserve"> </w:t>
       </w:r>
       <w:r>
         <w:rPr>
           <w:sz w:val="16"/>
-          <w:szCs w:val="16"/>
         </w:rPr>
         <w:t>any</w:t>
       </w:r>
@@ -5902,15 +5471,12 @@
         <w:rPr>
           <w:spacing w:val="-10"/>
           <w:sz w:val="16"/>
-          <w:szCs w:val="16"/>
-        </w:rPr>
-        <w:t xml:space="preserve"> </w:t>
-      </w:r>
-      <w:proofErr w:type="gramStart"/>
+        </w:rPr>
+        <w:t xml:space="preserve"> </w:t>
+      </w:r>
       <w:r>
         <w:rPr>
           <w:sz w:val="16"/>
-          <w:szCs w:val="16"/>
         </w:rPr>
         <w:t>Warranty</w:t>
       </w:r>
@@ -5918,7 +5484,6 @@
         <w:rPr>
           <w:spacing w:val="-7"/>
           <w:sz w:val="16"/>
-          <w:szCs w:val="16"/>
         </w:rPr>
         <w:t xml:space="preserve"> </w:t>
       </w:r>
@@ -5926,18 +5491,8 @@
         <w:rPr>
           <w:spacing w:val="-5"/>
           <w:sz w:val="16"/>
-          <w:szCs w:val="16"/>
-        </w:rPr>
-        <w:t>:</w:t>
-      </w:r>
-      <w:proofErr w:type="gramEnd"/>
-      <w:r>
-        <w:rPr>
-          <w:spacing w:val="-5"/>
-          <w:sz w:val="16"/>
-          <w:szCs w:val="16"/>
-        </w:rPr>
-        <w:t>-</w:t>
+        </w:rPr>
+        <w:t>:-</w:t>
       </w:r>
     </w:p>
     <w:p>
@@ -6054,11 +5609,9 @@
         </w:rPr>
         <w:t xml:space="preserve"> </w:t>
       </w:r>
-      <w:proofErr w:type="gramStart"/>
       <w:r>
         <w:t>users</w:t>
       </w:r>
-      <w:proofErr w:type="gramEnd"/>
       <w:r>
         <w:rPr>
           <w:spacing w:val="-1"/>
@@ -6167,15 +5720,7 @@
         <w:t xml:space="preserve"> </w:t>
       </w:r>
       <w:r>
-        <w:t xml:space="preserve">Inner </w:t>
-      </w:r>
-      <w:proofErr w:type="spellStart"/>
-      <w:r>
-        <w:t>mould</w:t>
-      </w:r>
-      <w:proofErr w:type="spellEnd"/>
-      <w:r>
-        <w:t xml:space="preserve"> of</w:t>
+        <w:t>Inner mould of</w:t>
       </w:r>
       <w:r>
         <w:rPr>
@@ -6300,13 +5845,8 @@
         </w:rPr>
         <w:t xml:space="preserve"> </w:t>
       </w:r>
-      <w:proofErr w:type="gramStart"/>
-      <w:r>
-        <w:t>filled</w:t>
-      </w:r>
-      <w:proofErr w:type="gramEnd"/>
-      <w:r>
-        <w:t xml:space="preserve"> we</w:t>
+      <w:r>
+        <w:t>filled we</w:t>
       </w:r>
       <w:r>
         <w:rPr>
@@ -6378,15 +5918,7 @@
         <w:t xml:space="preserve"> </w:t>
       </w:r>
       <w:r>
-        <w:t xml:space="preserve">cracks. If customer requires our service </w:t>
-      </w:r>
-      <w:proofErr w:type="gramStart"/>
-      <w:r>
-        <w:t>engineer</w:t>
-      </w:r>
-      <w:proofErr w:type="gramEnd"/>
-      <w:r>
-        <w:t xml:space="preserve"> then visit charges will be EXTRA</w:t>
+        <w:t>cracks. If customer requires our service engineer then visit charges will be EXTRA</w:t>
       </w:r>
     </w:p>
     <w:p>
@@ -6400,7 +5932,6 @@
       <w:r>
         <w:rPr>
           <w:sz w:val="20"/>
-          <w:szCs w:val="20"/>
         </w:rPr>
         <w:t>Please</w:t>
       </w:r>
@@ -6408,14 +5939,12 @@
         <w:rPr>
           <w:spacing w:val="-5"/>
           <w:sz w:val="20"/>
-          <w:szCs w:val="20"/>
         </w:rPr>
         <w:t xml:space="preserve"> </w:t>
       </w:r>
       <w:r>
         <w:rPr>
           <w:sz w:val="20"/>
-          <w:szCs w:val="20"/>
         </w:rPr>
         <w:t>find</w:t>
       </w:r>
@@ -6423,14 +5952,12 @@
         <w:rPr>
           <w:spacing w:val="-4"/>
           <w:sz w:val="20"/>
-          <w:szCs w:val="20"/>
         </w:rPr>
         <w:t xml:space="preserve"> </w:t>
       </w:r>
       <w:r>
         <w:rPr>
           <w:sz w:val="20"/>
-          <w:szCs w:val="20"/>
         </w:rPr>
         <w:t>the</w:t>
       </w:r>
@@ -6438,14 +5965,12 @@
         <w:rPr>
           <w:spacing w:val="-5"/>
           <w:sz w:val="20"/>
-          <w:szCs w:val="20"/>
         </w:rPr>
         <w:t xml:space="preserve"> </w:t>
       </w:r>
       <w:r>
         <w:rPr>
           <w:sz w:val="20"/>
-          <w:szCs w:val="20"/>
         </w:rPr>
         <w:t>above</w:t>
       </w:r>
@@ -6453,14 +5978,12 @@
         <w:rPr>
           <w:spacing w:val="-5"/>
           <w:sz w:val="20"/>
-          <w:szCs w:val="20"/>
         </w:rPr>
         <w:t xml:space="preserve"> </w:t>
       </w:r>
       <w:r>
         <w:rPr>
           <w:sz w:val="20"/>
-          <w:szCs w:val="20"/>
         </w:rPr>
         <w:t>in</w:t>
       </w:r>
@@ -6468,14 +5991,12 @@
         <w:rPr>
           <w:spacing w:val="-7"/>
           <w:sz w:val="20"/>
-          <w:szCs w:val="20"/>
         </w:rPr>
         <w:t xml:space="preserve"> </w:t>
       </w:r>
       <w:r>
         <w:rPr>
           <w:sz w:val="20"/>
-          <w:szCs w:val="20"/>
         </w:rPr>
         <w:t>order</w:t>
       </w:r>
@@ -6483,14 +6004,12 @@
         <w:rPr>
           <w:spacing w:val="-4"/>
           <w:sz w:val="20"/>
-          <w:szCs w:val="20"/>
         </w:rPr>
         <w:t xml:space="preserve"> </w:t>
       </w:r>
       <w:r>
         <w:rPr>
           <w:sz w:val="20"/>
-          <w:szCs w:val="20"/>
         </w:rPr>
         <w:t>and</w:t>
       </w:r>
@@ -6498,14 +6017,12 @@
         <w:rPr>
           <w:spacing w:val="-4"/>
           <w:sz w:val="20"/>
-          <w:szCs w:val="20"/>
         </w:rPr>
         <w:t xml:space="preserve"> </w:t>
       </w:r>
       <w:r>
         <w:rPr>
           <w:sz w:val="20"/>
-          <w:szCs w:val="20"/>
         </w:rPr>
         <w:t>acknowledge</w:t>
       </w:r>
@@ -6513,14 +6030,12 @@
         <w:rPr>
           <w:spacing w:val="-5"/>
           <w:sz w:val="20"/>
-          <w:szCs w:val="20"/>
         </w:rPr>
         <w:t xml:space="preserve"> </w:t>
       </w:r>
       <w:r>
         <w:rPr>
           <w:sz w:val="20"/>
-          <w:szCs w:val="20"/>
         </w:rPr>
         <w:t>the</w:t>
       </w:r>
@@ -6528,7 +6043,6 @@
         <w:rPr>
           <w:spacing w:val="-5"/>
           <w:sz w:val="20"/>
-          <w:szCs w:val="20"/>
         </w:rPr>
         <w:t xml:space="preserve"> </w:t>
       </w:r>
@@ -6536,7 +6050,6 @@
         <w:rPr>
           <w:spacing w:val="-2"/>
           <w:sz w:val="20"/>
-          <w:szCs w:val="20"/>
         </w:rPr>
         <w:t>receipt.</w:t>
       </w:r>
@@ -6567,7 +6080,6 @@
         <w:rPr>
           <w:b/>
           <w:sz w:val="24"/>
-          <w:szCs w:val="24"/>
         </w:rPr>
         <w:t>For</w:t>
       </w:r>
@@ -6576,7 +6088,6 @@
           <w:b/>
           <w:spacing w:val="37"/>
           <w:sz w:val="24"/>
-          <w:szCs w:val="24"/>
         </w:rPr>
         <w:t xml:space="preserve"> </w:t>
       </w:r>
@@ -6584,7 +6095,6 @@
         <w:rPr>
           <w:b/>
           <w:sz w:val="24"/>
-          <w:szCs w:val="24"/>
         </w:rPr>
         <w:t>TEMPO</w:t>
       </w:r>
@@ -6593,7 +6103,6 @@
           <w:b/>
           <w:spacing w:val="-6"/>
           <w:sz w:val="24"/>
-          <w:szCs w:val="24"/>
         </w:rPr>
         <w:t xml:space="preserve"> </w:t>
       </w:r>
@@ -6601,7 +6110,6 @@
         <w:rPr>
           <w:b/>
           <w:sz w:val="24"/>
-          <w:szCs w:val="24"/>
         </w:rPr>
         <w:t>INSTRUMENTS</w:t>
       </w:r>
@@ -6610,7 +6118,6 @@
           <w:b/>
           <w:spacing w:val="-6"/>
           <w:sz w:val="24"/>
-          <w:szCs w:val="24"/>
         </w:rPr>
         <w:t xml:space="preserve"> </w:t>
       </w:r>
@@ -6618,7 +6125,6 @@
         <w:rPr>
           <w:b/>
           <w:sz w:val="24"/>
-          <w:szCs w:val="24"/>
         </w:rPr>
         <w:t>PVT.</w:t>
       </w:r>
@@ -6627,7 +6133,6 @@
           <w:b/>
           <w:spacing w:val="-6"/>
           <w:sz w:val="24"/>
-          <w:szCs w:val="24"/>
         </w:rPr>
         <w:t xml:space="preserve"> </w:t>
       </w:r>
@@ -6636,7 +6141,6 @@
           <w:b/>
           <w:spacing w:val="-4"/>
           <w:sz w:val="24"/>
-          <w:szCs w:val="24"/>
         </w:rPr>
         <w:t>LTD.</w:t>
       </w:r>
@@ -6655,9 +6159,18 @@
           <w:szCs w:val="24"/>
           <w:highlight w:val="cyan"/>
         </w:rPr>
-        <w:t>{</w:t>
-      </w:r>
-      <w:proofErr w:type="spellStart"/>
+        <w:t>{sales_user_name}(</w:t>
+      </w:r>
+      <w:r>
+        <w:rPr>
+          <w:rFonts w:ascii="Webdings" w:eastAsia="Webdings" w:hAnsi="Webdings" w:cs="Webdings"/>
+          <w:color w:val="000000"/>
+          <w:sz w:val="24"/>
+          <w:szCs w:val="24"/>
+          <w:highlight w:val="cyan"/>
+        </w:rPr>
+        <w:t></w:t>
+      </w:r>
       <w:r>
         <w:rPr>
           <w:b/>
@@ -6666,70 +6179,7 @@
           <w:szCs w:val="24"/>
           <w:highlight w:val="cyan"/>
         </w:rPr>
-        <w:t>sales_user_</w:t>
-      </w:r>
-      <w:proofErr w:type="gramStart"/>
-      <w:r>
-        <w:rPr>
-          <w:b/>
-          <w:color w:val="000000"/>
-          <w:sz w:val="24"/>
-          <w:szCs w:val="24"/>
-          <w:highlight w:val="cyan"/>
-        </w:rPr>
-        <w:t>name</w:t>
-      </w:r>
-      <w:proofErr w:type="spellEnd"/>
-      <w:r>
-        <w:rPr>
-          <w:b/>
-          <w:color w:val="000000"/>
-          <w:sz w:val="24"/>
-          <w:szCs w:val="24"/>
-          <w:highlight w:val="cyan"/>
-        </w:rPr>
-        <w:t>}</w:t>
-      </w:r>
-      <w:r>
-        <w:rPr>
-          <w:b/>
-          <w:color w:val="000000"/>
-          <w:sz w:val="24"/>
-          <w:szCs w:val="24"/>
-          <w:highlight w:val="cyan"/>
-        </w:rPr>
-        <w:t>(</w:t>
-      </w:r>
-      <w:proofErr w:type="gramEnd"/>
-      <w:r>
-        <w:rPr>
-          <w:rFonts w:ascii="Webdings" w:eastAsia="Webdings" w:hAnsi="Webdings" w:cs="Webdings"/>
-          <w:color w:val="000000"/>
-          <w:sz w:val="24"/>
-          <w:szCs w:val="24"/>
-          <w:highlight w:val="cyan"/>
-        </w:rPr>
-        <w:t></w:t>
-      </w:r>
-      <w:r>
-        <w:rPr>
-          <w:b/>
-          <w:color w:val="000000"/>
-          <w:sz w:val="24"/>
-          <w:szCs w:val="24"/>
-          <w:highlight w:val="cyan"/>
-        </w:rPr>
-        <w:t>:</w:t>
-      </w:r>
-      <w:r>
-        <w:rPr>
-          <w:b/>
-          <w:color w:val="000000"/>
-          <w:sz w:val="24"/>
-          <w:szCs w:val="24"/>
-          <w:highlight w:val="cyan"/>
-        </w:rPr>
-        <w:t xml:space="preserve"> </w:t>
+        <w:t xml:space="preserve">: </w:t>
       </w:r>
       <w:r>
         <w:rPr>
@@ -6741,7 +6191,6 @@
         </w:rPr>
         <w:t>{</w:t>
       </w:r>
-      <w:proofErr w:type="spellStart"/>
       <w:r>
         <w:rPr>
           <w:b/>
@@ -6752,7 +6201,6 @@
         </w:rPr>
         <w:t>business_phone</w:t>
       </w:r>
-      <w:proofErr w:type="spellEnd"/>
       <w:r>
         <w:rPr>
           <w:rFonts w:ascii="Arial" w:eastAsia="Arial" w:hAnsi="Arial" w:cs="Arial"/>
@@ -6799,7 +6247,6 @@
                 <w:sz w:val="20"/>
               </w:rPr>
             </w:pPr>
-            <w:proofErr w:type="gramStart"/>
             <w:r>
               <w:rPr>
                 <w:b/>
@@ -6826,7 +6273,6 @@
               </w:rPr>
               <w:t>:</w:t>
             </w:r>
-            <w:proofErr w:type="gramEnd"/>
           </w:p>
           <w:p>
             <w:pPr>
@@ -6957,15 +6403,7 @@
                 <w:sz w:val="21"/>
                 <w:szCs w:val="21"/>
               </w:rPr>
-              <w:t>Mob.</w:t>
-            </w:r>
-            <w:r>
-              <w:rPr>
-                <w:spacing w:val="-4"/>
-                <w:sz w:val="21"/>
-                <w:szCs w:val="21"/>
-              </w:rPr>
-              <w:t xml:space="preserve"> </w:t>
+              <w:t xml:space="preserve">Mob. </w:t>
             </w:r>
             <w:r>
               <w:rPr>
@@ -6975,29 +6413,7 @@
                 <w:sz w:val="20"/>
                 <w:szCs w:val="20"/>
               </w:rPr>
-              <w:t>{</w:t>
-            </w:r>
-            <w:proofErr w:type="spellStart"/>
-            <w:r>
-              <w:rPr>
-                <w:b/>
-                <w:color w:val="000000"/>
-                <w:spacing w:val="-2"/>
-                <w:sz w:val="20"/>
-                <w:szCs w:val="20"/>
-              </w:rPr>
-              <w:t>business_phone</w:t>
-            </w:r>
-            <w:proofErr w:type="spellEnd"/>
-            <w:r>
-              <w:rPr>
-                <w:b/>
-                <w:color w:val="000000"/>
-                <w:spacing w:val="-2"/>
-                <w:sz w:val="20"/>
-                <w:szCs w:val="20"/>
-              </w:rPr>
-              <w:t xml:space="preserve">} </w:t>
+              <w:t xml:space="preserve">{business_phone} </w:t>
             </w:r>
             <w:r>
               <w:rPr>
@@ -7022,16 +6438,7 @@
                 <w:sz w:val="21"/>
                 <w:szCs w:val="21"/>
               </w:rPr>
-              <w:t>your</w:t>
-            </w:r>
-            <w:r>
-              <w:rPr>
-                <w:color w:val="000000"/>
-                <w:spacing w:val="-4"/>
-                <w:sz w:val="21"/>
-                <w:szCs w:val="21"/>
-              </w:rPr>
-              <w:t xml:space="preserve"> </w:t>
+              <w:t xml:space="preserve">your </w:t>
             </w:r>
             <w:r>
               <w:rPr>
@@ -7040,7 +6447,16 @@
                 <w:sz w:val="21"/>
                 <w:szCs w:val="21"/>
               </w:rPr>
-              <w:t>email</w:t>
+              <w:t xml:space="preserve">email </w:t>
+            </w:r>
+            <w:r>
+              <w:rPr>
+                <w:color w:val="000000"/>
+                <w:spacing w:val="-10"/>
+                <w:sz w:val="21"/>
+                <w:szCs w:val="21"/>
+              </w:rPr>
+              <w:t xml:space="preserve">/ </w:t>
             </w:r>
             <w:r>
               <w:rPr>
@@ -7049,43 +6465,7 @@
                 <w:sz w:val="21"/>
                 <w:szCs w:val="21"/>
               </w:rPr>
-              <w:t xml:space="preserve"> </w:t>
-            </w:r>
-            <w:r>
-              <w:rPr>
-                <w:color w:val="000000"/>
-                <w:spacing w:val="-10"/>
-                <w:sz w:val="21"/>
-                <w:szCs w:val="21"/>
-              </w:rPr>
-              <w:t>/</w:t>
-            </w:r>
-            <w:r>
-              <w:rPr>
-                <w:color w:val="000000"/>
-                <w:spacing w:val="-10"/>
-                <w:sz w:val="21"/>
-                <w:szCs w:val="21"/>
-              </w:rPr>
-              <w:t xml:space="preserve"> </w:t>
-            </w:r>
-            <w:r>
-              <w:rPr>
-                <w:color w:val="000000"/>
-                <w:spacing w:val="-2"/>
-                <w:sz w:val="21"/>
-                <w:szCs w:val="21"/>
-              </w:rPr>
-              <w:t>queries</w:t>
-            </w:r>
-            <w:r>
-              <w:rPr>
-                <w:color w:val="000000"/>
-                <w:spacing w:val="-2"/>
-                <w:sz w:val="21"/>
-                <w:szCs w:val="21"/>
-              </w:rPr>
-              <w:t xml:space="preserve"> </w:t>
+              <w:t xml:space="preserve">queries </w:t>
             </w:r>
             <w:r>
               <w:rPr>
@@ -7096,7 +6476,6 @@
               </w:rPr>
               <w:t xml:space="preserve">to </w:t>
             </w:r>
-            <w:proofErr w:type="gramStart"/>
             <w:r>
               <w:rPr>
                 <w:rFonts w:ascii="Wingdings" w:eastAsia="Wingdings" w:hAnsi="Wingdings" w:cs="Wingdings"/>
@@ -7112,126 +6491,26 @@
             <w:r>
               <w:t>:</w:t>
             </w:r>
-            <w:proofErr w:type="gramEnd"/>
             <w:r>
               <w:rPr>
                 <w:spacing w:val="56"/>
               </w:rPr>
               <w:t xml:space="preserve"> </w:t>
             </w:r>
-            <w:hyperlink r:id="rId13" w:history="1">
-              <w:r>
-                <w:rPr>
-                  <w:rStyle w:val="Hyperlink"/>
-                  <w:b/>
-                  <w:color w:val="467886"/>
-                  <w:spacing w:val="-2"/>
-                </w:rPr>
-                <w:t>{</w:t>
-              </w:r>
-              <w:proofErr w:type="spellStart"/>
-              <w:r>
-                <w:rPr>
-                  <w:rStyle w:val="Hyperlink"/>
-                  <w:b/>
-                  <w:color w:val="467886"/>
-                  <w:spacing w:val="-2"/>
-                </w:rPr>
-                <w:t>sales_user_email</w:t>
-              </w:r>
-              <w:proofErr w:type="spellEnd"/>
-              <w:r>
-                <w:rPr>
-                  <w:rStyle w:val="Hyperlink"/>
-                  <w:b/>
-                  <w:color w:val="467886"/>
-                  <w:spacing w:val="-2"/>
-                </w:rPr>
-                <w:t>}</w:t>
-              </w:r>
-            </w:hyperlink>
-            <w:r>
-              <w:t xml:space="preserve"> </w:t>
-            </w:r>
-            <w:r>
-              <w:rPr>
-                <w:color w:val="000000"/>
+            <w:r>
+              <w:rPr>
+                <w:b/>
                 <w:spacing w:val="-2"/>
-                <w:sz w:val="21"/>
-                <w:szCs w:val="21"/>
-              </w:rPr>
-              <w:t>queries</w:t>
-            </w:r>
-            <w:r>
-              <w:rPr>
-                <w:color w:val="000000"/>
-                <w:sz w:val="21"/>
-              </w:rPr>
-              <w:tab/>
-            </w:r>
-            <w:r>
-              <w:rPr>
-                <w:color w:val="000000"/>
-                <w:spacing w:val="-5"/>
-                <w:sz w:val="21"/>
-                <w:szCs w:val="21"/>
-              </w:rPr>
-              <w:t xml:space="preserve">to </w:t>
-            </w:r>
-            <w:proofErr w:type="gramStart"/>
-            <w:r>
-              <w:rPr>
-                <w:rFonts w:ascii="Wingdings" w:eastAsia="Wingdings" w:hAnsi="Wingdings" w:cs="Wingdings"/>
-              </w:rPr>
-              <w:t></w:t>
-            </w:r>
-            <w:r>
-              <w:rPr>
-                <w:spacing w:val="-1"/>
-              </w:rPr>
-              <w:t xml:space="preserve"> </w:t>
-            </w:r>
-            <w:r>
-              <w:t>:</w:t>
-            </w:r>
-            <w:proofErr w:type="gramEnd"/>
-            <w:r>
-              <w:rPr>
-                <w:spacing w:val="56"/>
-              </w:rPr>
-              <w:t xml:space="preserve"> </w:t>
-            </w:r>
-            <w:hyperlink r:id="rId14" w:history="1">
-              <w:r>
-                <w:rPr>
-                  <w:rStyle w:val="Hyperlink"/>
-                  <w:b/>
-                  <w:color w:val="467886"/>
-                  <w:spacing w:val="-2"/>
-                </w:rPr>
-                <w:t>{</w:t>
-              </w:r>
-              <w:proofErr w:type="spellStart"/>
-              <w:r>
-                <w:rPr>
-                  <w:rStyle w:val="Hyperlink"/>
-                  <w:b/>
-                  <w:color w:val="467886"/>
-                  <w:spacing w:val="-2"/>
-                </w:rPr>
-                <w:t>sales_user_email</w:t>
-              </w:r>
-              <w:proofErr w:type="spellEnd"/>
-              <w:r>
-                <w:rPr>
-                  <w:rStyle w:val="Hyperlink"/>
-                  <w:b/>
-                  <w:color w:val="467886"/>
-                  <w:spacing w:val="-2"/>
-                </w:rPr>
-                <w:t>}</w:t>
-              </w:r>
-            </w:hyperlink>
+              </w:rPr>
+              <w:t>{sa</w:t>
+            </w:r>
+            <w:r>
+              <w:rPr>
+                <w:b/>
+                <w:spacing w:val="-2"/>
+              </w:rPr>
+              <w:t>les_user_email}</w:t>
+            </w:r>
           </w:p>
         </w:tc>
       </w:tr>
@@ -7242,16 +6521,6 @@
           <w:tab w:val="left" w:pos="7141"/>
         </w:tabs>
         <w:ind w:left="141"/>
-        <w:rPr>
-          <w:b/>
-          <w:sz w:val="24"/>
-        </w:rPr>
-      </w:pPr>
-    </w:p>
-    <w:p>
-      <w:pPr>
-        <w:pStyle w:val="BodyText"/>
-        <w:spacing w:before="9"/>
         <w:rPr>
           <w:b/>
           <w:sz w:val="18"/>
@@ -7376,7 +6645,7 @@
         </mc:Choice>
         <mc:Fallback>
           <w:pict>
-            <v:shape w14:anchorId="0CA952F9" id="Graphic 1" o:spid="_x0000_s1026" style="position:absolute;margin-left:55.2pt;margin-top:764.4pt;width:507.6pt;height:.5pt;z-index:-15938560;visibility:visible;mso-wrap-style:square;mso-wrap-distance-left:0;mso-wrap-distance-top:0;mso-wrap-distance-right:0;mso-wrap-distance-bottom:0;mso-position-horizontal:absolute;mso-position-horizontal-relative:page;mso-position-vertical:absolute;mso-position-vertical-relative:page;v-text-anchor:top" coordsize="6446520,6350" o:gfxdata="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" path="m6446266,l,,,6095r6446266,l6446266,xe" fillcolor="black" stroked="f">
+            <v:shape w14:anchorId="446D1C07" id="Graphic 1" o:spid="_x0000_s1026" style="position:absolute;margin-left:55.2pt;margin-top:764.4pt;width:507.6pt;height:.5pt;z-index:-15938560;visibility:visible;mso-wrap-style:square;mso-wrap-distance-left:0;mso-wrap-distance-top:0;mso-wrap-distance-right:0;mso-wrap-distance-bottom:0;mso-position-horizontal:absolute;mso-position-horizontal-relative:page;mso-position-vertical:absolute;mso-position-vertical-relative:page;v-text-anchor:top" coordsize="6446520,6350" o:gfxdata="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" path="m6446266,l,,,6095r6446266,l6446266,xe" fillcolor="black" stroked="f">
               <v:path arrowok="t"/>
               <w10:wrap anchorx="page" anchory="page"/>
             </v:shape>
@@ -7451,7 +6720,6 @@
                             </w:rPr>
                             <w:t xml:space="preserve"> </w:t>
                           </w:r>
-                          <w:proofErr w:type="gramStart"/>
                           <w:r>
                             <w:rPr>
                               <w:rFonts w:ascii="Arial" w:hAnsi="Arial"/>
@@ -7476,7 +6744,6 @@
                             </w:rPr>
                             <w:t>:</w:t>
                           </w:r>
-                          <w:proofErr w:type="gramEnd"/>
                           <w:r>
                             <w:rPr>
                               <w:rFonts w:ascii="Arial MT" w:hAnsi="Arial MT"/>
@@ -7757,7 +7024,6 @@
                       </w:rPr>
                       <w:t xml:space="preserve"> </w:t>
                     </w:r>
-                    <w:proofErr w:type="gramStart"/>
                     <w:r>
                       <w:rPr>
                         <w:rFonts w:ascii="Arial" w:hAnsi="Arial"/>
@@ -7782,7 +7048,6 @@
                       </w:rPr>
                       <w:t>:</w:t>
                     </w:r>
-                    <w:proofErr w:type="gramEnd"/>
                     <w:r>
                       <w:rPr>
                         <w:rFonts w:ascii="Arial MT" w:hAnsi="Arial MT"/>
@@ -8836,6 +8101,7 @@
   <w:style w:type="paragraph" w:styleId="Heading1">
     <w:name w:val="heading 1"/>
     <w:basedOn w:val="Normal"/>
+    <w:link w:val="Heading1Char"/>
     <w:uiPriority w:val="1"/>
     <w:qFormat/>
     <w:pPr>
@@ -8862,28 +8128,6 @@
       <w:bCs/>
       <w:sz w:val="20"/>
       <w:szCs w:val="20"/>
-    </w:rPr>
-  </w:style>
-  <w:style w:type="paragraph" w:styleId="Heading3">
-    <w:name w:val="heading 3"/>
-    <w:basedOn w:val="Normal"/>
-    <w:next w:val="Normal"/>
-    <w:uiPriority w:val="9"/>
-    <w:semiHidden/>
-    <w:unhideWhenUsed/>
-    <w:qFormat/>
-    <w:rsid w:val="00233D7B"/>
-    <w:pPr>
-      <w:keepNext/>
-      <w:keepLines/>
-      <w:spacing w:before="160" w:after="80"/>
-      <w:outlineLvl w:val="2"/>
-    </w:pPr>
-    <w:rPr>
-      <w:rFonts w:eastAsiaTheme="majorEastAsia" w:cstheme="majorBidi"/>
-      <w:color w:val="365F91" w:themeColor="accent1" w:themeShade="BF"/>
-      <w:sz w:val="28"/>
-      <w:szCs w:val="28"/>
     </w:rPr>
   </w:style>
   <w:style w:type="character" w:default="1" w:styleId="DefaultParagraphFont">
@@ -8916,6 +8160,7 @@
   <w:style w:type="paragraph" w:styleId="BodyText">
     <w:name w:val="Body Text"/>
     <w:basedOn w:val="Normal"/>
+    <w:link w:val="BodyTextChar"/>
     <w:uiPriority w:val="1"/>
     <w:qFormat/>
     <w:rPr>
@@ -8984,11 +8229,46 @@
       <w:szCs w:val="16"/>
     </w:rPr>
   </w:style>
+  <w:style w:type="character" w:customStyle="1" w:styleId="Heading1Char">
+    <w:name w:val="Heading 1 Char"/>
+    <w:basedOn w:val="DefaultParagraphFont"/>
+    <w:link w:val="Heading1"/>
+    <w:uiPriority w:val="1"/>
+    <w:rsid w:val="00D50F28"/>
+    <w:rPr>
+      <w:rFonts w:ascii="Times New Roman" w:eastAsia="Times New Roman" w:hAnsi="Times New Roman" w:cs="Times New Roman"/>
+      <w:b/>
+      <w:bCs/>
+    </w:rPr>
+  </w:style>
+  <w:style w:type="character" w:customStyle="1" w:styleId="BodyTextChar">
+    <w:name w:val="Body Text Char"/>
+    <w:basedOn w:val="DefaultParagraphFont"/>
+    <w:link w:val="BodyText"/>
+    <w:uiPriority w:val="1"/>
+    <w:rsid w:val="00D50F28"/>
+    <w:rPr>
+      <w:rFonts w:ascii="Times New Roman" w:eastAsia="Times New Roman" w:hAnsi="Times New Roman" w:cs="Times New Roman"/>
+      <w:sz w:val="16"/>
+      <w:szCs w:val="16"/>
+    </w:rPr>
+  </w:style>
+  <w:style w:type="character" w:styleId="Hyperlink">
+    <w:name w:val="Hyperlink"/>
+    <w:basedOn w:val="DefaultParagraphFont"/>
+    <w:uiPriority w:val="99"/>
+    <w:unhideWhenUsed/>
+    <w:rsid w:val="00D50F28"/>
+    <w:rPr>
+      <w:color w:val="0000FF" w:themeColor="hyperlink"/>
+      <w:u w:val="single"/>
+    </w:rPr>
+  </w:style>
   <w:style w:type="table" w:styleId="TableGrid">
     <w:name w:val="Table Grid"/>
     <w:basedOn w:val="TableNormal"/>
     <w:uiPriority w:val="59"/>
-    <w:rsid w:val="00455EED"/>
+    <w:rsid w:val="009C1ACF"/>
     <w:tblPr>
       <w:tblBorders>
         <w:top w:val="single" w:sz="4" w:space="0" w:color="auto"/>
@@ -8999,38 +8279,6 @@
         <w:insideV w:val="single" w:sz="4" w:space="0" w:color="auto"/>
       </w:tblBorders>
     </w:tblPr>
-  </w:style>
-  <w:style w:type="paragraph" w:styleId="Subtitle">
-    <w:name w:val="Subtitle"/>
-    <w:basedOn w:val="Normal"/>
-    <w:next w:val="Normal"/>
-    <w:uiPriority w:val="11"/>
-    <w:qFormat/>
-    <w:rsid w:val="00B72667"/>
-    <w:pPr>
-      <w:numPr>
-        <w:ilvl w:val="1"/>
-      </w:numPr>
-      <w:spacing w:after="160"/>
-    </w:pPr>
-    <w:rPr>
-      <w:rFonts w:asciiTheme="minorHAnsi" w:eastAsiaTheme="majorEastAsia" w:hAnsiTheme="minorHAnsi" w:cstheme="majorBidi"/>
-      <w:color w:val="595959" w:themeColor="text1" w:themeTint="A6"/>
-      <w:spacing w:val="15"/>
-      <w:sz w:val="28"/>
-      <w:szCs w:val="28"/>
-    </w:rPr>
-  </w:style>
-  <w:style w:type="character" w:styleId="Hyperlink">
-    <w:name w:val="Hyperlink"/>
-    <w:basedOn w:val="DefaultParagraphFont"/>
-    <w:uiPriority w:val="99"/>
-    <w:unhideWhenUsed/>
-    <w:rsid w:val="00D87CC4"/>
-    <w:rPr>
-      <w:color w:val="0000FF" w:themeColor="hyperlink"/>
-      <w:u w:val="single"/>
-    </w:rPr>
   </w:style>
 </w:styles>
 </file>

--- a/services/template_document.docx
+++ b/services/template_document.docx
@@ -103,6 +103,7 @@
         </w:rPr>
         <w:t xml:space="preserve"> </w:t>
       </w:r>
+      <w:proofErr w:type="gramStart"/>
       <w:r>
         <w:rPr>
           <w:color w:val="17127E"/>
@@ -125,6 +126,7 @@
         </w:rPr>
         <w:t>:</w:t>
       </w:r>
+      <w:proofErr w:type="gramEnd"/>
       <w:r>
         <w:rPr>
           <w:color w:val="17127E"/>
@@ -193,6 +195,7 @@
         </w:rPr>
         <w:t xml:space="preserve"> </w:t>
       </w:r>
+      <w:proofErr w:type="gramStart"/>
       <w:r>
         <w:rPr>
           <w:color w:val="17127E"/>
@@ -215,6 +218,7 @@
         </w:rPr>
         <w:t>:</w:t>
       </w:r>
+      <w:proofErr w:type="gramEnd"/>
       <w:r>
         <w:rPr>
           <w:color w:val="17127E"/>
@@ -342,6 +346,7 @@
         <w:pStyle w:val="Heading2"/>
         <w:spacing w:before="5"/>
       </w:pPr>
+      <w:proofErr w:type="gramStart"/>
       <w:r>
         <w:rPr>
           <w:color w:val="20409A"/>
@@ -361,6 +366,7 @@
         </w:rPr>
         <w:t>:</w:t>
       </w:r>
+      <w:proofErr w:type="gramEnd"/>
       <w:r>
         <w:rPr>
           <w:color w:val="20409A"/>
@@ -383,6 +389,7 @@
         </w:rPr>
         <w:t xml:space="preserve"> </w:t>
       </w:r>
+      <w:proofErr w:type="gramStart"/>
       <w:r>
         <w:rPr>
           <w:color w:val="20409A"/>
@@ -402,6 +409,7 @@
         </w:rPr>
         <w:t>:</w:t>
       </w:r>
+      <w:proofErr w:type="gramEnd"/>
       <w:r>
         <w:rPr>
           <w:color w:val="20409A"/>
@@ -681,8 +689,18 @@
           <w:sz w:val="24"/>
           <w:szCs w:val="24"/>
         </w:rPr>
-        <w:t>Ref. No. :</w:t>
-      </w:r>
+        <w:t xml:space="preserve">Ref. </w:t>
+      </w:r>
+      <w:proofErr w:type="gramStart"/>
+      <w:r>
+        <w:rPr>
+          <w:b/>
+          <w:sz w:val="24"/>
+          <w:szCs w:val="24"/>
+        </w:rPr>
+        <w:t>No. :</w:t>
+      </w:r>
+      <w:proofErr w:type="gramEnd"/>
       <w:r>
         <w:rPr>
           <w:b/>
@@ -707,16 +725,9 @@
           <w:sz w:val="28"/>
           <w:szCs w:val="28"/>
         </w:rPr>
-        <w:t>{quote_num}</w:t>
-      </w:r>
-      <w:r>
-        <w:rPr>
-          <w:b/>
-          <w:color w:val="000000"/>
-          <w:sz w:val="28"/>
-        </w:rPr>
-        <w:tab/>
-      </w:r>
+        <w:t>{</w:t>
+      </w:r>
+      <w:proofErr w:type="spellStart"/>
       <w:r>
         <w:rPr>
           <w:b/>
@@ -724,8 +735,36 @@
           <w:sz w:val="28"/>
           <w:szCs w:val="28"/>
         </w:rPr>
-        <w:t xml:space="preserve">                                                               </w:t>
-      </w:r>
+        <w:t>quote_num</w:t>
+      </w:r>
+      <w:proofErr w:type="spellEnd"/>
+      <w:r>
+        <w:rPr>
+          <w:b/>
+          <w:color w:val="000000"/>
+          <w:sz w:val="28"/>
+          <w:szCs w:val="28"/>
+        </w:rPr>
+        <w:t>}</w:t>
+      </w:r>
+      <w:r>
+        <w:rPr>
+          <w:b/>
+          <w:color w:val="000000"/>
+          <w:sz w:val="28"/>
+        </w:rPr>
+        <w:tab/>
+      </w:r>
+      <w:r>
+        <w:rPr>
+          <w:b/>
+          <w:color w:val="000000"/>
+          <w:sz w:val="28"/>
+          <w:szCs w:val="28"/>
+        </w:rPr>
+        <w:t xml:space="preserve">                                                          </w:t>
+      </w:r>
+      <w:proofErr w:type="gramStart"/>
       <w:r>
         <w:rPr>
           <w:b/>
@@ -739,11 +778,13 @@
         <w:rPr>
           <w:b/>
           <w:color w:val="000000"/>
-          <w:sz w:val="18"/>
-          <w:szCs w:val="18"/>
-        </w:rPr>
-        <w:t>{current_date}</w:t>
-      </w:r>
+          <w:sz w:val="24"/>
+          <w:szCs w:val="24"/>
+        </w:rPr>
+        <w:t>{</w:t>
+      </w:r>
+      <w:proofErr w:type="spellStart"/>
+      <w:proofErr w:type="gramEnd"/>
       <w:r>
         <w:rPr>
           <w:b/>
@@ -751,6 +792,25 @@
           <w:sz w:val="24"/>
           <w:szCs w:val="24"/>
         </w:rPr>
+        <w:t>current_date</w:t>
+      </w:r>
+      <w:proofErr w:type="spellEnd"/>
+      <w:r>
+        <w:rPr>
+          <w:b/>
+          <w:color w:val="000000"/>
+          <w:sz w:val="24"/>
+          <w:szCs w:val="24"/>
+        </w:rPr>
+        <w:t>}</w:t>
+      </w:r>
+      <w:r>
+        <w:rPr>
+          <w:b/>
+          <w:color w:val="000000"/>
+          <w:sz w:val="24"/>
+          <w:szCs w:val="24"/>
+        </w:rPr>
         <w:t xml:space="preserve"> </w:t>
       </w:r>
     </w:p>
@@ -769,7 +829,27 @@
           <w:sz w:val="24"/>
           <w:szCs w:val="24"/>
         </w:rPr>
-        <w:t>{client_company}</w:t>
+        <w:t>{</w:t>
+      </w:r>
+      <w:proofErr w:type="spellStart"/>
+      <w:r>
+        <w:rPr>
+          <w:b/>
+          <w:color w:val="000000"/>
+          <w:sz w:val="24"/>
+          <w:szCs w:val="24"/>
+        </w:rPr>
+        <w:t>client_company</w:t>
+      </w:r>
+      <w:proofErr w:type="spellEnd"/>
+      <w:r>
+        <w:rPr>
+          <w:b/>
+          <w:color w:val="000000"/>
+          <w:sz w:val="24"/>
+          <w:szCs w:val="24"/>
+        </w:rPr>
+        <w:t>}</w:t>
       </w:r>
     </w:p>
     <w:p>
@@ -787,13 +867,22 @@
         <w:ind w:left="141" w:right="7020"/>
       </w:pPr>
       <w:r>
-        <w:t>{client_city-client_postal_code}</w:t>
+        <w:t>{</w:t>
+      </w:r>
+      <w:proofErr w:type="spellStart"/>
+      <w:r>
+        <w:t>client_city-client_postal_code</w:t>
+      </w:r>
+      <w:proofErr w:type="spellEnd"/>
+      <w:r>
+        <w:t>}</w:t>
       </w:r>
     </w:p>
     <w:p>
       <w:pPr>
         <w:ind w:left="196"/>
       </w:pPr>
+      <w:proofErr w:type="gramStart"/>
       <w:r>
         <w:rPr>
           <w:rFonts w:ascii="Wingdings" w:eastAsia="Wingdings" w:hAnsi="Wingdings" w:cs="Wingdings"/>
@@ -809,11 +898,26 @@
       <w:r>
         <w:t>:</w:t>
       </w:r>
+      <w:proofErr w:type="gramEnd"/>
       <w:r>
         <w:rPr>
           <w:spacing w:val="-2"/>
         </w:rPr>
-        <w:t xml:space="preserve"> {client_email}</w:t>
+        <w:t xml:space="preserve"> {</w:t>
+      </w:r>
+      <w:proofErr w:type="spellStart"/>
+      <w:r>
+        <w:rPr>
+          <w:spacing w:val="-2"/>
+        </w:rPr>
+        <w:t>client_email</w:t>
+      </w:r>
+      <w:proofErr w:type="spellEnd"/>
+      <w:r>
+        <w:rPr>
+          <w:spacing w:val="-2"/>
+        </w:rPr>
+        <w:t>}</w:t>
       </w:r>
     </w:p>
     <w:p>
@@ -840,7 +944,15 @@
         <w:t xml:space="preserve"> </w:t>
       </w:r>
       <w:r>
-        <w:t>Attn.: {buyer_name} (</w:t>
+        <w:t>Attn.: {</w:t>
+      </w:r>
+      <w:proofErr w:type="spellStart"/>
+      <w:r>
+        <w:t>buyer_name</w:t>
+      </w:r>
+      <w:proofErr w:type="spellEnd"/>
+      <w:r>
+        <w:t>} (</w:t>
       </w:r>
       <w:r>
         <w:rPr>
@@ -858,6 +970,7 @@
       <w:r>
         <w:t>{</w:t>
       </w:r>
+      <w:proofErr w:type="spellStart"/>
       <w:r>
         <w:rPr>
           <w:rFonts w:ascii="Arial MT" w:eastAsia="Arial MT" w:hAnsi="Arial MT" w:cs="Arial MT"/>
@@ -865,7 +978,17 @@
           <w:sz w:val="24"/>
           <w:szCs w:val="24"/>
         </w:rPr>
-        <w:t>buyer_phone_number}</w:t>
+        <w:t>buyer_phone_number</w:t>
+      </w:r>
+      <w:proofErr w:type="spellEnd"/>
+      <w:r>
+        <w:rPr>
+          <w:rFonts w:ascii="Arial MT" w:eastAsia="Arial MT" w:hAnsi="Arial MT" w:cs="Arial MT"/>
+          <w:b w:val="0"/>
+          <w:sz w:val="24"/>
+          <w:szCs w:val="24"/>
+        </w:rPr>
+        <w:t>}</w:t>
       </w:r>
       <w:r>
         <w:t xml:space="preserve">) </w:t>
@@ -904,9 +1027,11 @@
         </w:rPr>
         <w:t xml:space="preserve"> </w:t>
       </w:r>
+      <w:proofErr w:type="spellStart"/>
       <w:r>
         <w:t>Whatsapp</w:t>
       </w:r>
+      <w:proofErr w:type="spellEnd"/>
       <w:r>
         <w:rPr>
           <w:spacing w:val="19"/>
@@ -932,7 +1057,15 @@
         <w:t xml:space="preserve"> </w:t>
       </w:r>
       <w:r>
-        <w:t>{date_input}</w:t>
+        <w:t>{</w:t>
+      </w:r>
+      <w:proofErr w:type="spellStart"/>
+      <w:r>
+        <w:t>date_input</w:t>
+      </w:r>
+      <w:proofErr w:type="spellEnd"/>
+      <w:r>
+        <w:t>}</w:t>
       </w:r>
     </w:p>
     <w:p>
@@ -1073,7 +1206,7 @@
           </mc:Choice>
           <mc:Fallback>
             <w:pict>
-              <v:shape w14:anchorId="08255382" id="Graphic 5" o:spid="_x0000_s1026" style="position:absolute;margin-left:55.2pt;margin-top:15.4pt;width:507.6pt;height:2.2pt;z-index:-251657216;visibility:visible;mso-wrap-style:square;mso-wrap-distance-left:0;mso-wrap-distance-top:0;mso-wrap-distance-right:0;mso-wrap-distance-bottom:0;mso-position-horizontal:absolute;mso-position-horizontal-relative:page;mso-position-vertical:absolute;mso-position-vertical-relative:text;v-text-anchor:top" coordsize="6446520,27940" o:gfxdata="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" path="m6446266,18288l,18288r,9144l6446266,27432r,-9144xem6446266,l,,,9144r6446266,l6446266,xe" fillcolor="black" stroked="f">
+              <v:shape w14:anchorId="15C65AB9" id="Graphic 5" o:spid="_x0000_s1026" style="position:absolute;margin-left:55.2pt;margin-top:15.4pt;width:507.6pt;height:2.2pt;z-index:-251657216;visibility:visible;mso-wrap-style:square;mso-wrap-distance-left:0;mso-wrap-distance-top:0;mso-wrap-distance-right:0;mso-wrap-distance-bottom:0;mso-position-horizontal:absolute;mso-position-horizontal-relative:page;mso-position-vertical:absolute;mso-position-vertical-relative:text;v-text-anchor:top" coordsize="6446520,27940" o:gfxdata="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" path="m6446266,18288l,18288r,9144l6446266,27432r,-9144xem6446266,l,,,9144r6446266,l6446266,xe" fillcolor="black" stroked="f">
                 <v:path arrowok="t"/>
                 <w10:wrap type="topAndBottom" anchorx="page"/>
               </v:shape>
@@ -1413,6 +1546,7 @@
         </w:rPr>
         <w:t>{</w:t>
       </w:r>
+      <w:proofErr w:type="spellStart"/>
       <w:r>
         <w:rPr>
           <w:bCs/>
@@ -1420,7 +1554,17 @@
           <w:sz w:val="28"/>
           <w:szCs w:val="28"/>
         </w:rPr>
-        <w:t>product_group}</w:t>
+        <w:t>product_group</w:t>
+      </w:r>
+      <w:proofErr w:type="spellEnd"/>
+      <w:r>
+        <w:rPr>
+          <w:bCs/>
+          <w:spacing w:val="-2"/>
+          <w:sz w:val="28"/>
+          <w:szCs w:val="28"/>
+        </w:rPr>
+        <w:t>}</w:t>
       </w:r>
     </w:p>
     <w:p>
@@ -1429,8 +1573,6 @@
         <w:spacing w:before="15"/>
         <w:ind w:firstLine="141"/>
         <w:rPr>
-          <w:b/>
-          <w:i/>
           <w:sz w:val="28"/>
           <w:szCs w:val="28"/>
         </w:rPr>
@@ -1440,28 +1582,39 @@
           <w:sz w:val="28"/>
           <w:szCs w:val="28"/>
         </w:rPr>
-        <w:t>{special_model_table}</w:t>
+        <w:t>{</w:t>
+      </w:r>
+      <w:proofErr w:type="spellStart"/>
+      <w:r>
+        <w:rPr>
+          <w:sz w:val="28"/>
+          <w:szCs w:val="28"/>
+        </w:rPr>
+        <w:t>special_model_table</w:t>
+      </w:r>
+      <w:proofErr w:type="spellEnd"/>
+      <w:r>
+        <w:rPr>
+          <w:sz w:val="28"/>
+          <w:szCs w:val="28"/>
+        </w:rPr>
+        <w:t>}</w:t>
       </w:r>
     </w:p>
     <w:p>
       <w:pPr>
         <w:pStyle w:val="BodyText"/>
         <w:spacing w:before="15"/>
+        <w:ind w:firstLine="141"/>
         <w:rPr>
           <w:b/>
           <w:i/>
-          <w:sz w:val="20"/>
+          <w:sz w:val="28"/>
+          <w:szCs w:val="28"/>
         </w:rPr>
       </w:pPr>
-    </w:p>
-    <w:p>
-      <w:pPr>
-        <w:pStyle w:val="Heading1"/>
-        <w:ind w:firstLine="0"/>
-      </w:pPr>
-      <w:r>
-        <w:rPr>
-          <w:b w:val="0"/>
+      <w:r>
+        <w:rPr>
           <w:color w:val="000000"/>
           <w:highlight w:val="yellow"/>
         </w:rPr>
@@ -1469,7 +1622,6 @@
       </w:r>
       <w:r>
         <w:rPr>
-          <w:b w:val="0"/>
           <w:color w:val="000000"/>
           <w:spacing w:val="44"/>
         </w:rPr>
@@ -2116,12 +2268,21 @@
               </w:rPr>
               <w:t xml:space="preserve"> </w:t>
             </w:r>
-            <w:r>
-              <w:rPr>
-                <w:sz w:val="20"/>
-                <w:szCs w:val="20"/>
-              </w:rPr>
-              <w:t>upto customer destination will be borne by customer.</w:t>
+            <w:proofErr w:type="spellStart"/>
+            <w:r>
+              <w:rPr>
+                <w:sz w:val="20"/>
+                <w:szCs w:val="20"/>
+              </w:rPr>
+              <w:t>upto</w:t>
+            </w:r>
+            <w:proofErr w:type="spellEnd"/>
+            <w:r>
+              <w:rPr>
+                <w:sz w:val="20"/>
+                <w:szCs w:val="20"/>
+              </w:rPr>
+              <w:t xml:space="preserve"> customer destination will be borne by customer.</w:t>
             </w:r>
           </w:p>
         </w:tc>
@@ -4233,7 +4394,25 @@
                 <w:sz w:val="19"/>
                 <w:szCs w:val="19"/>
               </w:rPr>
-              <w:t xml:space="preserve">. All equipment will be delivered upto main gate of the customer premises. Unloading of material &amp; moving inside the lab. or working place must be taken care by customer i.e. </w:t>
+              <w:t xml:space="preserve">. All equipment will be delivered </w:t>
+            </w:r>
+            <w:proofErr w:type="spellStart"/>
+            <w:r>
+              <w:rPr>
+                <w:color w:val="000000"/>
+                <w:sz w:val="19"/>
+                <w:szCs w:val="19"/>
+              </w:rPr>
+              <w:t>upto</w:t>
+            </w:r>
+            <w:proofErr w:type="spellEnd"/>
+            <w:r>
+              <w:rPr>
+                <w:color w:val="000000"/>
+                <w:sz w:val="19"/>
+                <w:szCs w:val="19"/>
+              </w:rPr>
+              <w:t xml:space="preserve"> main gate of the customer premises. Unloading of material &amp; moving inside the lab. or working place must be taken care by customer i.e. </w:t>
             </w:r>
             <w:r>
               <w:rPr>
@@ -4872,9 +5051,11 @@
         </w:rPr>
         <w:t xml:space="preserve"> </w:t>
       </w:r>
+      <w:proofErr w:type="spellStart"/>
       <w:r>
         <w:t>equipments</w:t>
       </w:r>
+      <w:proofErr w:type="spellEnd"/>
       <w:r>
         <w:rPr>
           <w:spacing w:val="-8"/>
@@ -5004,9 +5185,11 @@
         </w:rPr>
         <w:t xml:space="preserve"> </w:t>
       </w:r>
+      <w:proofErr w:type="gramStart"/>
       <w:r>
         <w:t>However</w:t>
       </w:r>
+      <w:proofErr w:type="gramEnd"/>
       <w:r>
         <w:rPr>
           <w:spacing w:val="-4"/>
@@ -5032,7 +5215,15 @@
         <w:t xml:space="preserve"> </w:t>
       </w:r>
       <w:r>
-        <w:t>information the equipments warranty as below:</w:t>
+        <w:t xml:space="preserve">information the </w:t>
+      </w:r>
+      <w:proofErr w:type="spellStart"/>
+      <w:r>
+        <w:t>equipments</w:t>
+      </w:r>
+      <w:proofErr w:type="spellEnd"/>
+      <w:r>
+        <w:t xml:space="preserve"> warranty as below:</w:t>
       </w:r>
     </w:p>
     <w:p>
@@ -5260,7 +5451,21 @@
         <w:rPr>
           <w:sz w:val="16"/>
         </w:rPr>
-        <w:t>Water stills / Water Baths / constant temperature Bath &amp; Cryo Bath are also guaranteed for 12 months excluding heating elements, as</w:t>
+        <w:t xml:space="preserve">Water stills / Water Baths / constant temperature Bath &amp; </w:t>
+      </w:r>
+      <w:proofErr w:type="spellStart"/>
+      <w:r>
+        <w:rPr>
+          <w:sz w:val="16"/>
+        </w:rPr>
+        <w:t>Cryo</w:t>
+      </w:r>
+      <w:proofErr w:type="spellEnd"/>
+      <w:r>
+        <w:rPr>
+          <w:sz w:val="16"/>
+        </w:rPr>
+        <w:t xml:space="preserve"> Bath are also guaranteed for 12 months excluding heating elements, as</w:t>
       </w:r>
       <w:r>
         <w:rPr>
@@ -5282,11 +5487,19 @@
         </w:rPr>
         <w:t xml:space="preserve"> </w:t>
       </w:r>
+      <w:proofErr w:type="gramStart"/>
       <w:r>
         <w:rPr>
           <w:sz w:val="16"/>
         </w:rPr>
-        <w:t>However our customers are assured of rigorous tests of these parts.</w:t>
+        <w:t>However</w:t>
+      </w:r>
+      <w:proofErr w:type="gramEnd"/>
+      <w:r>
+        <w:rPr>
+          <w:sz w:val="16"/>
+        </w:rPr>
+        <w:t xml:space="preserve"> our customers are assured of rigorous tests of these parts.</w:t>
       </w:r>
     </w:p>
     <w:p>
@@ -5305,6 +5518,7 @@
           <w:sz w:val="16"/>
         </w:rPr>
       </w:pPr>
+      <w:proofErr w:type="gramStart"/>
       <w:r>
         <w:rPr>
           <w:sz w:val="16"/>
@@ -5324,6 +5538,7 @@
         </w:rPr>
         <w:t>:</w:t>
       </w:r>
+      <w:proofErr w:type="gramEnd"/>
       <w:r>
         <w:rPr>
           <w:spacing w:val="-3"/>
@@ -5474,6 +5689,7 @@
         </w:rPr>
         <w:t xml:space="preserve"> </w:t>
       </w:r>
+      <w:proofErr w:type="gramStart"/>
       <w:r>
         <w:rPr>
           <w:sz w:val="16"/>
@@ -5492,7 +5708,15 @@
           <w:spacing w:val="-5"/>
           <w:sz w:val="16"/>
         </w:rPr>
-        <w:t>:-</w:t>
+        <w:t>:</w:t>
+      </w:r>
+      <w:proofErr w:type="gramEnd"/>
+      <w:r>
+        <w:rPr>
+          <w:spacing w:val="-5"/>
+          <w:sz w:val="16"/>
+        </w:rPr>
+        <w:t>-</w:t>
       </w:r>
     </w:p>
     <w:p>
@@ -5609,9 +5833,11 @@
         </w:rPr>
         <w:t xml:space="preserve"> </w:t>
       </w:r>
+      <w:proofErr w:type="gramStart"/>
       <w:r>
         <w:t>users</w:t>
       </w:r>
+      <w:proofErr w:type="gramEnd"/>
       <w:r>
         <w:rPr>
           <w:spacing w:val="-1"/>
@@ -5720,7 +5946,15 @@
         <w:t xml:space="preserve"> </w:t>
       </w:r>
       <w:r>
-        <w:t>Inner mould of</w:t>
+        <w:t xml:space="preserve">Inner </w:t>
+      </w:r>
+      <w:proofErr w:type="spellStart"/>
+      <w:r>
+        <w:t>mould</w:t>
+      </w:r>
+      <w:proofErr w:type="spellEnd"/>
+      <w:r>
+        <w:t xml:space="preserve"> of</w:t>
       </w:r>
       <w:r>
         <w:rPr>
@@ -5845,8 +6079,13 @@
         </w:rPr>
         <w:t xml:space="preserve"> </w:t>
       </w:r>
-      <w:r>
-        <w:t>filled we</w:t>
+      <w:proofErr w:type="gramStart"/>
+      <w:r>
+        <w:t>filled</w:t>
+      </w:r>
+      <w:proofErr w:type="gramEnd"/>
+      <w:r>
+        <w:t xml:space="preserve"> we</w:t>
       </w:r>
       <w:r>
         <w:rPr>
@@ -5918,7 +6157,15 @@
         <w:t xml:space="preserve"> </w:t>
       </w:r>
       <w:r>
-        <w:t>cracks. If customer requires our service engineer then visit charges will be EXTRA</w:t>
+        <w:t xml:space="preserve">cracks. If customer requires our service </w:t>
+      </w:r>
+      <w:proofErr w:type="gramStart"/>
+      <w:r>
+        <w:t>engineer</w:t>
+      </w:r>
+      <w:proofErr w:type="gramEnd"/>
+      <w:r>
+        <w:t xml:space="preserve"> then visit charges will be EXTRA</w:t>
       </w:r>
     </w:p>
     <w:p>
@@ -6159,8 +6406,42 @@
           <w:szCs w:val="24"/>
           <w:highlight w:val="cyan"/>
         </w:rPr>
-        <w:t>{sales_user_name}(</w:t>
-      </w:r>
+        <w:t>{</w:t>
+      </w:r>
+      <w:proofErr w:type="spellStart"/>
+      <w:r>
+        <w:rPr>
+          <w:b/>
+          <w:color w:val="000000"/>
+          <w:sz w:val="24"/>
+          <w:szCs w:val="24"/>
+          <w:highlight w:val="cyan"/>
+        </w:rPr>
+        <w:t>sales_user_</w:t>
+      </w:r>
+      <w:proofErr w:type="gramStart"/>
+      <w:r>
+        <w:rPr>
+          <w:b/>
+          <w:color w:val="000000"/>
+          <w:sz w:val="24"/>
+          <w:szCs w:val="24"/>
+          <w:highlight w:val="cyan"/>
+        </w:rPr>
+        <w:t>name</w:t>
+      </w:r>
+      <w:proofErr w:type="spellEnd"/>
+      <w:r>
+        <w:rPr>
+          <w:b/>
+          <w:color w:val="000000"/>
+          <w:sz w:val="24"/>
+          <w:szCs w:val="24"/>
+          <w:highlight w:val="cyan"/>
+        </w:rPr>
+        <w:t>}(</w:t>
+      </w:r>
+      <w:proofErr w:type="gramEnd"/>
       <w:r>
         <w:rPr>
           <w:rFonts w:ascii="Webdings" w:eastAsia="Webdings" w:hAnsi="Webdings" w:cs="Webdings"/>
@@ -6191,6 +6472,7 @@
         </w:rPr>
         <w:t>{</w:t>
       </w:r>
+      <w:proofErr w:type="spellStart"/>
       <w:r>
         <w:rPr>
           <w:b/>
@@ -6201,6 +6483,7 @@
         </w:rPr>
         <w:t>business_phone</w:t>
       </w:r>
+      <w:proofErr w:type="spellEnd"/>
       <w:r>
         <w:rPr>
           <w:rFonts w:ascii="Arial" w:eastAsia="Arial" w:hAnsi="Arial" w:cs="Arial"/>
@@ -6247,6 +6530,7 @@
                 <w:sz w:val="20"/>
               </w:rPr>
             </w:pPr>
+            <w:proofErr w:type="gramStart"/>
             <w:r>
               <w:rPr>
                 <w:b/>
@@ -6273,6 +6557,7 @@
               </w:rPr>
               <w:t>:</w:t>
             </w:r>
+            <w:proofErr w:type="gramEnd"/>
           </w:p>
           <w:p>
             <w:pPr>
@@ -6413,7 +6698,29 @@
                 <w:sz w:val="20"/>
                 <w:szCs w:val="20"/>
               </w:rPr>
-              <w:t xml:space="preserve">{business_phone} </w:t>
+              <w:t>{</w:t>
+            </w:r>
+            <w:proofErr w:type="spellStart"/>
+            <w:r>
+              <w:rPr>
+                <w:b/>
+                <w:color w:val="000000"/>
+                <w:spacing w:val="-2"/>
+                <w:sz w:val="20"/>
+                <w:szCs w:val="20"/>
+              </w:rPr>
+              <w:t>business_phone</w:t>
+            </w:r>
+            <w:proofErr w:type="spellEnd"/>
+            <w:r>
+              <w:rPr>
+                <w:b/>
+                <w:color w:val="000000"/>
+                <w:spacing w:val="-2"/>
+                <w:sz w:val="20"/>
+                <w:szCs w:val="20"/>
+              </w:rPr>
+              <w:t xml:space="preserve">} </w:t>
             </w:r>
             <w:r>
               <w:rPr>
@@ -6476,6 +6783,7 @@
               </w:rPr>
               <w:t xml:space="preserve">to </w:t>
             </w:r>
+            <w:proofErr w:type="gramStart"/>
             <w:r>
               <w:rPr>
                 <w:rFonts w:ascii="Wingdings" w:eastAsia="Wingdings" w:hAnsi="Wingdings" w:cs="Wingdings"/>
@@ -6491,6 +6799,7 @@
             <w:r>
               <w:t>:</w:t>
             </w:r>
+            <w:proofErr w:type="gramEnd"/>
             <w:r>
               <w:rPr>
                 <w:spacing w:val="56"/>
@@ -6502,14 +6811,30 @@
                 <w:b/>
                 <w:spacing w:val="-2"/>
               </w:rPr>
-              <w:t>{sa</w:t>
-            </w:r>
+              <w:t>{</w:t>
+            </w:r>
+            <w:proofErr w:type="spellStart"/>
             <w:r>
               <w:rPr>
                 <w:b/>
                 <w:spacing w:val="-2"/>
               </w:rPr>
-              <w:t>les_user_email}</w:t>
+              <w:t>sa</w:t>
+            </w:r>
+            <w:r>
+              <w:rPr>
+                <w:b/>
+                <w:spacing w:val="-2"/>
+              </w:rPr>
+              <w:t>les_user_email</w:t>
+            </w:r>
+            <w:proofErr w:type="spellEnd"/>
+            <w:r>
+              <w:rPr>
+                <w:b/>
+                <w:spacing w:val="-2"/>
+              </w:rPr>
+              <w:t>}</w:t>
             </w:r>
           </w:p>
         </w:tc>
@@ -6645,7 +6970,7 @@
         </mc:Choice>
         <mc:Fallback>
           <w:pict>
-            <v:shape w14:anchorId="446D1C07" id="Graphic 1" o:spid="_x0000_s1026" style="position:absolute;margin-left:55.2pt;margin-top:764.4pt;width:507.6pt;height:.5pt;z-index:-15938560;visibility:visible;mso-wrap-style:square;mso-wrap-distance-left:0;mso-wrap-distance-top:0;mso-wrap-distance-right:0;mso-wrap-distance-bottom:0;mso-position-horizontal:absolute;mso-position-horizontal-relative:page;mso-position-vertical:absolute;mso-position-vertical-relative:page;v-text-anchor:top" coordsize="6446520,6350" o:gfxdata="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" path="m6446266,l,,,6095r6446266,l6446266,xe" fillcolor="black" stroked="f">
+            <v:shape w14:anchorId="087E2AED" id="Graphic 1" o:spid="_x0000_s1026" style="position:absolute;margin-left:55.2pt;margin-top:764.4pt;width:507.6pt;height:.5pt;z-index:-15938560;visibility:visible;mso-wrap-style:square;mso-wrap-distance-left:0;mso-wrap-distance-top:0;mso-wrap-distance-right:0;mso-wrap-distance-bottom:0;mso-position-horizontal:absolute;mso-position-horizontal-relative:page;mso-position-vertical:absolute;mso-position-vertical-relative:page;v-text-anchor:top" coordsize="6446520,6350" o:gfxdata="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" path="m6446266,l,,,6095r6446266,l6446266,xe" fillcolor="black" stroked="f">
               <v:path arrowok="t"/>
               <w10:wrap anchorx="page" anchory="page"/>
             </v:shape>
@@ -6720,6 +7045,7 @@
                             </w:rPr>
                             <w:t xml:space="preserve"> </w:t>
                           </w:r>
+                          <w:proofErr w:type="gramStart"/>
                           <w:r>
                             <w:rPr>
                               <w:rFonts w:ascii="Arial" w:hAnsi="Arial"/>
@@ -6744,6 +7070,7 @@
                             </w:rPr>
                             <w:t>:</w:t>
                           </w:r>
+                          <w:proofErr w:type="gramEnd"/>
                           <w:r>
                             <w:rPr>
                               <w:rFonts w:ascii="Arial MT" w:hAnsi="Arial MT"/>
@@ -7024,6 +7351,7 @@
                       </w:rPr>
                       <w:t xml:space="preserve"> </w:t>
                     </w:r>
+                    <w:proofErr w:type="gramStart"/>
                     <w:r>
                       <w:rPr>
                         <w:rFonts w:ascii="Arial" w:hAnsi="Arial"/>
@@ -7048,6 +7376,7 @@
                       </w:rPr>
                       <w:t>:</w:t>
                     </w:r>
+                    <w:proofErr w:type="gramEnd"/>
                     <w:r>
                       <w:rPr>
                         <w:rFonts w:ascii="Arial MT" w:hAnsi="Arial MT"/>
